--- a/PerformanceTestReport.docx
+++ b/PerformanceTestReport.docx
@@ -4,803 +4,799 @@
   <w:body>
     <w:p>
       <w:pPr>
-        <w:rPr>
-          <w:rFonts w:asciiTheme="majorHAnsi" w:hAnsiTheme="majorHAnsi" w:cstheme="majorHAnsi"/>
-          <w:sz w:val="20"/>
-          <w:szCs w:val="20"/>
-        </w:rPr>
+        <w:pStyle w:val="Title"/>
       </w:pPr>
       <w:r>
-        <w:rPr>
-          <w:rFonts w:asciiTheme="majorHAnsi" w:hAnsiTheme="majorHAnsi" w:cstheme="majorHAnsi"/>
-          <w:b/>
-          <w:sz w:val="20"/>
-          <w:szCs w:val="20"/>
-        </w:rPr>
-        <w:t>Load Profile</w:t>
+        <w:t>Restful Booker API Performance Test Report</w:t>
       </w:r>
     </w:p>
     <w:p>
       <w:pPr>
+        <w:spacing w:after="280"/>
         <w:rPr>
-          <w:rFonts w:asciiTheme="majorHAnsi" w:hAnsiTheme="majorHAnsi" w:cstheme="majorHAnsi"/>
-          <w:sz w:val="20"/>
-          <w:szCs w:val="20"/>
+          <w:rFonts w:hint="eastAsia"/>
         </w:rPr>
       </w:pPr>
       <w:r>
         <w:rPr>
-          <w:rFonts w:asciiTheme="majorHAnsi" w:hAnsiTheme="majorHAnsi" w:cstheme="majorHAnsi"/>
-          <w:sz w:val="20"/>
-          <w:szCs w:val="20"/>
+          <w:color w:val="4B5563"/>
+          <w:sz w:val="22"/>
         </w:rPr>
-        <w:t>The load profile was designed to gradually increase concurrency while keeping the traffic light and practical. The test starts with a 1-user smoke test to validate the script and application flow, followed by load tests with 5, 10, and 25 concurrent users.</w:t>
+        <w:t>JMeter 5.6.3  |  Local API  |  Smoke and concurrent load tests</w:t>
       </w:r>
     </w:p>
     <w:p>
       <w:pPr>
-        <w:rPr>
-          <w:rFonts w:asciiTheme="majorHAnsi" w:hAnsiTheme="majorHAnsi" w:cstheme="majorHAnsi"/>
-          <w:sz w:val="20"/>
-          <w:szCs w:val="20"/>
-        </w:rPr>
+        <w:pStyle w:val="Heading1"/>
       </w:pPr>
       <w:r>
-        <w:rPr>
-          <w:rFonts w:asciiTheme="majorHAnsi" w:hAnsiTheme="majorHAnsi" w:cstheme="majorHAnsi"/>
-          <w:sz w:val="20"/>
-          <w:szCs w:val="20"/>
-        </w:rPr>
-        <w:t xml:space="preserve">For the 5-user test, a 30-second </w:t>
-      </w:r>
-      <w:r>
-        <w:rPr>
-          <w:rFonts w:asciiTheme="majorHAnsi" w:hAnsiTheme="majorHAnsi" w:cstheme="majorHAnsi"/>
-          <w:sz w:val="20"/>
-          <w:szCs w:val="20"/>
-        </w:rPr>
-        <w:t>ramp-up is used, followed by a 10</w:t>
-      </w:r>
-      <w:r>
-        <w:rPr>
-          <w:rFonts w:asciiTheme="majorHAnsi" w:hAnsiTheme="majorHAnsi" w:cstheme="majorHAnsi"/>
-          <w:sz w:val="20"/>
-          <w:szCs w:val="20"/>
-        </w:rPr>
-        <w:t>-minute steady-state duration. The 10-user tes</w:t>
-      </w:r>
-      <w:r>
-        <w:rPr>
-          <w:rFonts w:asciiTheme="majorHAnsi" w:hAnsiTheme="majorHAnsi" w:cstheme="majorHAnsi"/>
-          <w:sz w:val="20"/>
-          <w:szCs w:val="20"/>
-        </w:rPr>
-        <w:t>t uses a 60-second ramp-up and 10</w:t>
-      </w:r>
-      <w:r>
-        <w:rPr>
-          <w:rFonts w:asciiTheme="majorHAnsi" w:hAnsiTheme="majorHAnsi" w:cstheme="majorHAnsi"/>
-          <w:sz w:val="20"/>
-          <w:szCs w:val="20"/>
-        </w:rPr>
-        <w:t>-minute duration, while the 25-user test uses a 120-second ramp-up and 10-minute duration. A pacing delay of approximately 5 seconds is introduced between business transactions to avoid generating an unrealistic burst of requests.</w:t>
+        <w:t>Executive Summary</w:t>
       </w:r>
     </w:p>
     <w:p>
       <w:pPr>
         <w:rPr>
-          <w:rFonts w:asciiTheme="majorHAnsi" w:hAnsiTheme="majorHAnsi" w:cstheme="majorHAnsi"/>
-          <w:sz w:val="20"/>
-          <w:szCs w:val="20"/>
+          <w:rFonts w:hint="eastAsia"/>
         </w:rPr>
       </w:pPr>
       <w:r>
         <w:rPr>
-          <w:rFonts w:asciiTheme="majorHAnsi" w:hAnsiTheme="majorHAnsi" w:cstheme="majorHAnsi"/>
-          <w:sz w:val="20"/>
-          <w:szCs w:val="20"/>
+          <w:b/>
         </w:rPr>
-        <w:t>The traffic is intentionally kept moderate rather than aggressive. Users are gradually introduced into the system, allowing the application to reach a stable state at each load level. This approach helps identify how response time, throughput, and error rate change as concurrency increases without unnecessarily stressing the environment.</w:t>
+        <w:t xml:space="preserve">Conclusion  </w:t>
+      </w:r>
+      <w:r>
+        <w:t xml:space="preserve">With 5-second pacing, the observed 95th-percentile response times for booking creation and retrieval stayed at 0.3 </w:t>
+      </w:r>
+      <w:r>
+        <w:t>seconds from 5 to 25 users. The authorization request ranged from 1.2 to 1.5 seconds. The test nevertheless recorded retrieval failures at every standard load level, so the journey was not fully reliable. At 25 users with pacing reduced to 1 second, author</w:t>
+      </w:r>
+      <w:r>
+        <w:t>ization p95 rose to 3.6 seconds and the two booking requests rose to 0.9 seconds, showing a clear sensitivity to a more aggressive request rate.</w:t>
       </w:r>
     </w:p>
     <w:p>
       <w:pPr>
         <w:rPr>
-          <w:rFonts w:asciiTheme="majorHAnsi" w:hAnsiTheme="majorHAnsi" w:cstheme="majorHAnsi"/>
-          <w:sz w:val="20"/>
-          <w:szCs w:val="20"/>
+          <w:rFonts w:hint="eastAsia"/>
         </w:rPr>
       </w:pPr>
       <w:r>
         <w:rPr>
-          <w:rFonts w:asciiTheme="majorHAnsi" w:hAnsiTheme="majorHAnsi" w:cstheme="majorHAnsi"/>
           <w:b/>
-          <w:sz w:val="20"/>
-          <w:szCs w:val="20"/>
         </w:rPr>
-        <w:t>Load Profile Table</w:t>
+        <w:t xml:space="preserve">Assessment boundary  </w:t>
+      </w:r>
+      <w:r>
+        <w:t>No formal response-time or error-rate acceptance criteria were supplied, and numerical thr</w:t>
+      </w:r>
+      <w:r>
+        <w:t>oughput values were not included in the source report. The results are therefore reported as observations rather than pass or fail claims.</w:t>
+      </w:r>
+    </w:p>
+    <w:p>
+      <w:pPr>
+        <w:pStyle w:val="Heading1"/>
+      </w:pPr>
+      <w:r>
+        <w:t>Assignment Coverage</w:t>
       </w:r>
     </w:p>
     <w:tbl>
       <w:tblPr>
-        <w:tblStyle w:val="TableGrid"/>
         <w:tblW w:w="0" w:type="auto"/>
+        <w:jc w:val="center"/>
+        <w:tblBorders>
+          <w:top w:val="single" w:sz="6" w:space="0" w:color="D9D9D9"/>
+          <w:left w:val="single" w:sz="6" w:space="0" w:color="D9D9D9"/>
+          <w:bottom w:val="single" w:sz="6" w:space="0" w:color="D9D9D9"/>
+          <w:right w:val="single" w:sz="6" w:space="0" w:color="D9D9D9"/>
+          <w:insideH w:val="single" w:sz="6" w:space="0" w:color="D9D9D9"/>
+          <w:insideV w:val="single" w:sz="6" w:space="0" w:color="D9D9D9"/>
+        </w:tblBorders>
+        <w:tblLayout w:type="fixed"/>
         <w:tblLook w:val="04A0" w:firstRow="1" w:lastRow="0" w:firstColumn="1" w:lastColumn="0" w:noHBand="0" w:noVBand="1"/>
       </w:tblPr>
       <w:tblGrid>
-        <w:gridCol w:w="1438"/>
-        <w:gridCol w:w="1438"/>
-        <w:gridCol w:w="1438"/>
-        <w:gridCol w:w="1439"/>
-        <w:gridCol w:w="1438"/>
-        <w:gridCol w:w="1439"/>
+        <w:gridCol w:w="2880"/>
+        <w:gridCol w:w="5976"/>
+        <w:gridCol w:w="1224"/>
       </w:tblGrid>
       <w:tr>
+        <w:trPr>
+          <w:tblHeader/>
+          <w:jc w:val="center"/>
+        </w:trPr>
         <w:tc>
           <w:tcPr>
-            <w:tcW w:w="1440" w:type="dxa"/>
+            <w:tcW w:w="2880" w:type="dxa"/>
+            <w:shd w:val="clear" w:color="auto" w:fill="17365D"/>
+            <w:tcMar>
+              <w:top w:w="110" w:type="dxa"/>
+              <w:left w:w="105" w:type="dxa"/>
+              <w:bottom w:w="110" w:type="dxa"/>
+              <w:right w:w="105" w:type="dxa"/>
+            </w:tcMar>
+            <w:vAlign w:val="center"/>
           </w:tcPr>
           <w:p>
             <w:pPr>
-              <w:rPr>
-                <w:rFonts w:asciiTheme="majorHAnsi" w:hAnsiTheme="majorHAnsi" w:cstheme="majorHAnsi"/>
-                <w:sz w:val="20"/>
-                <w:szCs w:val="20"/>
+              <w:spacing w:after="0"/>
+              <w:jc w:val="center"/>
+              <w:rPr>
+                <w:rFonts w:hint="eastAsia"/>
               </w:rPr>
             </w:pPr>
             <w:r>
               <w:rPr>
-                <w:rFonts w:asciiTheme="majorHAnsi" w:hAnsiTheme="majorHAnsi" w:cstheme="majorHAnsi"/>
-                <w:sz w:val="20"/>
-                <w:szCs w:val="20"/>
-              </w:rPr>
-              <w:t>Test</w:t>
+                <w:b/>
+                <w:color w:val="FFFFFF"/>
+                <w:sz w:val="17"/>
+              </w:rPr>
+              <w:t>Requirement</w:t>
             </w:r>
           </w:p>
         </w:tc>
         <w:tc>
           <w:tcPr>
-            <w:tcW w:w="1440" w:type="dxa"/>
+            <w:tcW w:w="5976" w:type="dxa"/>
+            <w:shd w:val="clear" w:color="auto" w:fill="17365D"/>
+            <w:tcMar>
+              <w:top w:w="110" w:type="dxa"/>
+              <w:left w:w="105" w:type="dxa"/>
+              <w:bottom w:w="110" w:type="dxa"/>
+              <w:right w:w="105" w:type="dxa"/>
+            </w:tcMar>
+            <w:vAlign w:val="center"/>
           </w:tcPr>
           <w:p>
             <w:pPr>
-              <w:rPr>
-                <w:rFonts w:asciiTheme="majorHAnsi" w:hAnsiTheme="majorHAnsi" w:cstheme="majorHAnsi"/>
-                <w:sz w:val="20"/>
-                <w:szCs w:val="20"/>
+              <w:spacing w:after="0"/>
+              <w:jc w:val="center"/>
+              <w:rPr>
+                <w:rFonts w:hint="eastAsia"/>
               </w:rPr>
             </w:pPr>
             <w:r>
               <w:rPr>
-                <w:rFonts w:asciiTheme="majorHAnsi" w:hAnsiTheme="majorHAnsi" w:cstheme="majorHAnsi"/>
-                <w:sz w:val="20"/>
-                <w:szCs w:val="20"/>
-              </w:rPr>
-              <w:t>Users</w:t>
+                <w:b/>
+                <w:color w:val="FFFFFF"/>
+                <w:sz w:val="17"/>
+              </w:rPr>
+              <w:t>Evidence in this report</w:t>
             </w:r>
           </w:p>
         </w:tc>
         <w:tc>
           <w:tcPr>
-            <w:tcW w:w="1440" w:type="dxa"/>
+            <w:tcW w:w="1224" w:type="dxa"/>
+            <w:shd w:val="clear" w:color="auto" w:fill="17365D"/>
+            <w:tcMar>
+              <w:top w:w="110" w:type="dxa"/>
+              <w:left w:w="105" w:type="dxa"/>
+              <w:bottom w:w="110" w:type="dxa"/>
+              <w:right w:w="105" w:type="dxa"/>
+            </w:tcMar>
+            <w:vAlign w:val="center"/>
           </w:tcPr>
           <w:p>
             <w:pPr>
-              <w:rPr>
-                <w:rFonts w:asciiTheme="majorHAnsi" w:hAnsiTheme="majorHAnsi" w:cstheme="majorHAnsi"/>
-                <w:sz w:val="20"/>
-                <w:szCs w:val="20"/>
+              <w:spacing w:after="0"/>
+              <w:jc w:val="center"/>
+              <w:rPr>
+                <w:rFonts w:hint="eastAsia"/>
               </w:rPr>
             </w:pPr>
             <w:r>
               <w:rPr>
-                <w:rFonts w:asciiTheme="majorHAnsi" w:hAnsiTheme="majorHAnsi" w:cstheme="majorHAnsi"/>
-                <w:sz w:val="20"/>
-                <w:szCs w:val="20"/>
-              </w:rPr>
-              <w:t>Ramp-up</w:t>
+                <w:b/>
+                <w:color w:val="FFFFFF"/>
+                <w:sz w:val="17"/>
+              </w:rPr>
+              <w:t>Status</w:t>
+            </w:r>
+          </w:p>
+        </w:tc>
+      </w:tr>
+      <w:tr>
+        <w:trPr>
+          <w:jc w:val="center"/>
+        </w:trPr>
+        <w:tc>
+          <w:tcPr>
+            <w:tcW w:w="2880" w:type="dxa"/>
+            <w:tcMar>
+              <w:top w:w="105" w:type="dxa"/>
+              <w:left w:w="105" w:type="dxa"/>
+              <w:bottom w:w="105" w:type="dxa"/>
+              <w:right w:w="105" w:type="dxa"/>
+            </w:tcMar>
+            <w:vAlign w:val="center"/>
+          </w:tcPr>
+          <w:p>
+            <w:pPr>
+              <w:spacing w:after="0" w:line="252" w:lineRule="auto"/>
+              <w:rPr>
+                <w:rFonts w:hint="eastAsia"/>
+              </w:rPr>
+            </w:pPr>
+            <w:r>
+              <w:rPr>
+                <w:sz w:val="17"/>
+              </w:rPr>
+              <w:t>Authenticate create retrieve validate</w:t>
             </w:r>
           </w:p>
         </w:tc>
         <w:tc>
           <w:tcPr>
-            <w:tcW w:w="1440" w:type="dxa"/>
+            <w:tcW w:w="5976" w:type="dxa"/>
+            <w:tcMar>
+              <w:top w:w="105" w:type="dxa"/>
+              <w:left w:w="105" w:type="dxa"/>
+              <w:bottom w:w="105" w:type="dxa"/>
+              <w:right w:w="105" w:type="dxa"/>
+            </w:tcMar>
+            <w:vAlign w:val="center"/>
           </w:tcPr>
           <w:p>
             <w:pPr>
-              <w:rPr>
-                <w:rFonts w:asciiTheme="majorHAnsi" w:hAnsiTheme="majorHAnsi" w:cstheme="majorHAnsi"/>
-                <w:sz w:val="20"/>
-                <w:szCs w:val="20"/>
+              <w:spacing w:after="0" w:line="252" w:lineRule="auto"/>
+              <w:rPr>
+                <w:rFonts w:hint="eastAsia"/>
               </w:rPr>
             </w:pPr>
             <w:r>
               <w:rPr>
-                <w:rFonts w:asciiTheme="majorHAnsi" w:hAnsiTheme="majorHAnsi" w:cstheme="majorHAnsi"/>
-                <w:sz w:val="20"/>
-                <w:szCs w:val="20"/>
-              </w:rPr>
-              <w:t>Duration</w:t>
+                <w:sz w:val="17"/>
+              </w:rPr>
+              <w:t xml:space="preserve">Journey design </w:t>
+            </w:r>
+            <w:r>
+              <w:rPr>
+                <w:sz w:val="17"/>
+              </w:rPr>
+              <w:t>and validation sections</w:t>
             </w:r>
           </w:p>
         </w:tc>
         <w:tc>
           <w:tcPr>
-            <w:tcW w:w="1440" w:type="dxa"/>
+            <w:tcW w:w="1224" w:type="dxa"/>
+            <w:tcMar>
+              <w:top w:w="105" w:type="dxa"/>
+              <w:left w:w="105" w:type="dxa"/>
+              <w:bottom w:w="105" w:type="dxa"/>
+              <w:right w:w="105" w:type="dxa"/>
+            </w:tcMar>
+            <w:vAlign w:val="center"/>
           </w:tcPr>
           <w:p>
             <w:pPr>
-              <w:rPr>
-                <w:rFonts w:asciiTheme="majorHAnsi" w:hAnsiTheme="majorHAnsi" w:cstheme="majorHAnsi"/>
-                <w:sz w:val="20"/>
-                <w:szCs w:val="20"/>
+              <w:spacing w:after="0" w:line="252" w:lineRule="auto"/>
+              <w:jc w:val="center"/>
+              <w:rPr>
+                <w:rFonts w:hint="eastAsia"/>
               </w:rPr>
             </w:pPr>
             <w:r>
               <w:rPr>
-                <w:rFonts w:asciiTheme="majorHAnsi" w:hAnsiTheme="majorHAnsi" w:cstheme="majorHAnsi"/>
-                <w:sz w:val="20"/>
-                <w:szCs w:val="20"/>
-              </w:rPr>
-              <w:t>Pacing</w:t>
+                <w:sz w:val="17"/>
+              </w:rPr>
+              <w:t>Covered</w:t>
+            </w:r>
+          </w:p>
+        </w:tc>
+      </w:tr>
+      <w:tr>
+        <w:trPr>
+          <w:jc w:val="center"/>
+        </w:trPr>
+        <w:tc>
+          <w:tcPr>
+            <w:tcW w:w="2880" w:type="dxa"/>
+            <w:shd w:val="clear" w:color="auto" w:fill="EAF2F8"/>
+            <w:tcMar>
+              <w:top w:w="105" w:type="dxa"/>
+              <w:left w:w="105" w:type="dxa"/>
+              <w:bottom w:w="105" w:type="dxa"/>
+              <w:right w:w="105" w:type="dxa"/>
+            </w:tcMar>
+            <w:vAlign w:val="center"/>
+          </w:tcPr>
+          <w:p>
+            <w:pPr>
+              <w:spacing w:after="0" w:line="252" w:lineRule="auto"/>
+              <w:rPr>
+                <w:rFonts w:hint="eastAsia"/>
+              </w:rPr>
+            </w:pPr>
+            <w:r>
+              <w:rPr>
+                <w:sz w:val="17"/>
+              </w:rPr>
+              <w:t>Parameterized input</w:t>
             </w:r>
           </w:p>
         </w:tc>
         <w:tc>
           <w:tcPr>
-            <w:tcW w:w="1440" w:type="dxa"/>
+            <w:tcW w:w="5976" w:type="dxa"/>
+            <w:shd w:val="clear" w:color="auto" w:fill="EAF2F8"/>
+            <w:tcMar>
+              <w:top w:w="105" w:type="dxa"/>
+              <w:left w:w="105" w:type="dxa"/>
+              <w:bottom w:w="105" w:type="dxa"/>
+              <w:right w:w="105" w:type="dxa"/>
+            </w:tcMar>
+            <w:vAlign w:val="center"/>
           </w:tcPr>
           <w:p>
             <w:pPr>
-              <w:rPr>
-                <w:rFonts w:asciiTheme="majorHAnsi" w:hAnsiTheme="majorHAnsi" w:cstheme="majorHAnsi"/>
-                <w:sz w:val="20"/>
-                <w:szCs w:val="20"/>
+              <w:spacing w:after="0" w:line="252" w:lineRule="auto"/>
+              <w:rPr>
+                <w:rFonts w:hint="eastAsia"/>
               </w:rPr>
             </w:pPr>
             <w:r>
               <w:rPr>
-                <w:rFonts w:asciiTheme="majorHAnsi" w:hAnsiTheme="majorHAnsi" w:cstheme="majorHAnsi"/>
-                <w:sz w:val="20"/>
-                <w:szCs w:val="20"/>
-              </w:rPr>
-              <w:t>Traffic Intensity</w:t>
+                <w:sz w:val="17"/>
+              </w:rPr>
+              <w:t>CSV Data Set Config and JMeter variables</w:t>
+            </w:r>
+          </w:p>
+        </w:tc>
+        <w:tc>
+          <w:tcPr>
+            <w:tcW w:w="1224" w:type="dxa"/>
+            <w:shd w:val="clear" w:color="auto" w:fill="EAF2F8"/>
+            <w:tcMar>
+              <w:top w:w="105" w:type="dxa"/>
+              <w:left w:w="105" w:type="dxa"/>
+              <w:bottom w:w="105" w:type="dxa"/>
+              <w:right w:w="105" w:type="dxa"/>
+            </w:tcMar>
+            <w:vAlign w:val="center"/>
+          </w:tcPr>
+          <w:p>
+            <w:pPr>
+              <w:spacing w:after="0" w:line="252" w:lineRule="auto"/>
+              <w:jc w:val="center"/>
+              <w:rPr>
+                <w:rFonts w:hint="eastAsia"/>
+              </w:rPr>
+            </w:pPr>
+            <w:r>
+              <w:rPr>
+                <w:sz w:val="17"/>
+              </w:rPr>
+              <w:t>Covered</w:t>
             </w:r>
           </w:p>
         </w:tc>
       </w:tr>
       <w:tr>
+        <w:trPr>
+          <w:jc w:val="center"/>
+        </w:trPr>
         <w:tc>
           <w:tcPr>
-            <w:tcW w:w="1440" w:type="dxa"/>
+            <w:tcW w:w="2880" w:type="dxa"/>
+            <w:tcMar>
+              <w:top w:w="105" w:type="dxa"/>
+              <w:left w:w="105" w:type="dxa"/>
+              <w:bottom w:w="105" w:type="dxa"/>
+              <w:right w:w="105" w:type="dxa"/>
+            </w:tcMar>
+            <w:vAlign w:val="center"/>
           </w:tcPr>
           <w:p>
             <w:pPr>
-              <w:rPr>
-                <w:rFonts w:asciiTheme="majorHAnsi" w:hAnsiTheme="majorHAnsi" w:cstheme="majorHAnsi"/>
-                <w:sz w:val="20"/>
-                <w:szCs w:val="20"/>
+              <w:spacing w:after="0" w:line="252" w:lineRule="auto"/>
+              <w:rPr>
+                <w:rFonts w:hint="eastAsia"/>
               </w:rPr>
             </w:pPr>
             <w:r>
               <w:rPr>
-                <w:rFonts w:asciiTheme="majorHAnsi" w:hAnsiTheme="majorHAnsi" w:cstheme="majorHAnsi"/>
-                <w:sz w:val="20"/>
-                <w:szCs w:val="20"/>
-              </w:rPr>
-              <w:t>Load 1</w:t>
+                <w:sz w:val="17"/>
+              </w:rPr>
+              <w:t>Dynamic value</w:t>
             </w:r>
           </w:p>
         </w:tc>
         <w:tc>
           <w:tcPr>
-            <w:tcW w:w="1440" w:type="dxa"/>
+            <w:tcW w:w="5976" w:type="dxa"/>
+            <w:tcMar>
+              <w:top w:w="105" w:type="dxa"/>
+              <w:left w:w="105" w:type="dxa"/>
+              <w:bottom w:w="105" w:type="dxa"/>
+              <w:right w:w="105" w:type="dxa"/>
+            </w:tcMar>
+            <w:vAlign w:val="center"/>
           </w:tcPr>
           <w:p>
             <w:pPr>
-              <w:rPr>
-                <w:rFonts w:asciiTheme="majorHAnsi" w:hAnsiTheme="majorHAnsi" w:cstheme="majorHAnsi"/>
-                <w:sz w:val="20"/>
-                <w:szCs w:val="20"/>
+              <w:spacing w:after="0" w:line="252" w:lineRule="auto"/>
+              <w:rPr>
+                <w:rFonts w:hint="eastAsia"/>
               </w:rPr>
             </w:pPr>
             <w:r>
               <w:rPr>
-                <w:rFonts w:asciiTheme="majorHAnsi" w:hAnsiTheme="majorHAnsi" w:cstheme="majorHAnsi"/>
-                <w:sz w:val="20"/>
-                <w:szCs w:val="20"/>
-              </w:rPr>
-              <w:t>5</w:t>
+                <w:sz w:val="17"/>
+              </w:rPr>
+              <w:t>Token and booking ID extraction and reuse</w:t>
             </w:r>
           </w:p>
         </w:tc>
         <w:tc>
           <w:tcPr>
-            <w:tcW w:w="1440" w:type="dxa"/>
+            <w:tcW w:w="1224" w:type="dxa"/>
+            <w:tcMar>
+              <w:top w:w="105" w:type="dxa"/>
+              <w:left w:w="105" w:type="dxa"/>
+              <w:bottom w:w="105" w:type="dxa"/>
+              <w:right w:w="105" w:type="dxa"/>
+            </w:tcMar>
+            <w:vAlign w:val="center"/>
           </w:tcPr>
           <w:p>
             <w:pPr>
-              <w:rPr>
-                <w:rFonts w:asciiTheme="majorHAnsi" w:hAnsiTheme="majorHAnsi" w:cstheme="majorHAnsi"/>
-                <w:sz w:val="20"/>
-                <w:szCs w:val="20"/>
+              <w:spacing w:after="0" w:line="252" w:lineRule="auto"/>
+              <w:jc w:val="center"/>
+              <w:rPr>
+                <w:rFonts w:hint="eastAsia"/>
               </w:rPr>
             </w:pPr>
             <w:r>
               <w:rPr>
-                <w:rFonts w:asciiTheme="majorHAnsi" w:hAnsiTheme="majorHAnsi" w:cstheme="majorHAnsi"/>
-                <w:sz w:val="20"/>
-                <w:szCs w:val="20"/>
-              </w:rPr>
-              <w:t>30 sec</w:t>
+                <w:sz w:val="17"/>
+              </w:rPr>
+              <w:t>Covered</w:t>
+            </w:r>
+          </w:p>
+        </w:tc>
+      </w:tr>
+      <w:tr>
+        <w:trPr>
+          <w:jc w:val="center"/>
+        </w:trPr>
+        <w:tc>
+          <w:tcPr>
+            <w:tcW w:w="2880" w:type="dxa"/>
+            <w:shd w:val="clear" w:color="auto" w:fill="EAF2F8"/>
+            <w:tcMar>
+              <w:top w:w="105" w:type="dxa"/>
+              <w:left w:w="105" w:type="dxa"/>
+              <w:bottom w:w="105" w:type="dxa"/>
+              <w:right w:w="105" w:type="dxa"/>
+            </w:tcMar>
+            <w:vAlign w:val="center"/>
+          </w:tcPr>
+          <w:p>
+            <w:pPr>
+              <w:spacing w:after="0" w:line="252" w:lineRule="auto"/>
+              <w:rPr>
+                <w:rFonts w:hint="eastAsia"/>
+              </w:rPr>
+            </w:pPr>
+            <w:r>
+              <w:rPr>
+                <w:sz w:val="17"/>
+              </w:rPr>
+              <w:t>Validation beyond HTTP 200</w:t>
             </w:r>
           </w:p>
         </w:tc>
         <w:tc>
           <w:tcPr>
-            <w:tcW w:w="1440" w:type="dxa"/>
+            <w:tcW w:w="5976" w:type="dxa"/>
+            <w:shd w:val="clear" w:color="auto" w:fill="EAF2F8"/>
+            <w:tcMar>
+              <w:top w:w="105" w:type="dxa"/>
+              <w:left w:w="105" w:type="dxa"/>
+              <w:bottom w:w="105" w:type="dxa"/>
+              <w:right w:w="105" w:type="dxa"/>
+            </w:tcMar>
+            <w:vAlign w:val="center"/>
           </w:tcPr>
           <w:p>
             <w:pPr>
-              <w:rPr>
-                <w:rFonts w:asciiTheme="majorHAnsi" w:hAnsiTheme="majorHAnsi" w:cstheme="majorHAnsi"/>
-                <w:sz w:val="20"/>
-                <w:szCs w:val="20"/>
+              <w:spacing w:after="0" w:line="252" w:lineRule="auto"/>
+              <w:rPr>
+                <w:rFonts w:hint="eastAsia"/>
               </w:rPr>
             </w:pPr>
             <w:r>
               <w:rPr>
-                <w:rFonts w:asciiTheme="majorHAnsi" w:hAnsiTheme="majorHAnsi" w:cstheme="majorHAnsi"/>
-                <w:sz w:val="20"/>
-                <w:szCs w:val="20"/>
-              </w:rPr>
-              <w:t>5 min</w:t>
+                <w:sz w:val="17"/>
+              </w:rPr>
+              <w:t>Response assertions and response-content check</w:t>
             </w:r>
           </w:p>
         </w:tc>
         <w:tc>
           <w:tcPr>
-            <w:tcW w:w="1440" w:type="dxa"/>
+            <w:tcW w:w="1224" w:type="dxa"/>
+            <w:shd w:val="clear" w:color="auto" w:fill="EAF2F8"/>
+            <w:tcMar>
+              <w:top w:w="105" w:type="dxa"/>
+              <w:left w:w="105" w:type="dxa"/>
+              <w:bottom w:w="105" w:type="dxa"/>
+              <w:right w:w="105" w:type="dxa"/>
+            </w:tcMar>
+            <w:vAlign w:val="center"/>
           </w:tcPr>
           <w:p>
             <w:pPr>
-              <w:rPr>
-                <w:rFonts w:asciiTheme="majorHAnsi" w:hAnsiTheme="majorHAnsi" w:cstheme="majorHAnsi"/>
-                <w:sz w:val="20"/>
-                <w:szCs w:val="20"/>
+              <w:spacing w:after="0" w:line="252" w:lineRule="auto"/>
+              <w:jc w:val="center"/>
+              <w:rPr>
+                <w:rFonts w:hint="eastAsia"/>
               </w:rPr>
             </w:pPr>
             <w:r>
               <w:rPr>
-                <w:rFonts w:asciiTheme="majorHAnsi" w:hAnsiTheme="majorHAnsi" w:cstheme="majorHAnsi"/>
-                <w:sz w:val="20"/>
-                <w:szCs w:val="20"/>
-              </w:rPr>
-              <w:t>5 sec</w:t>
+                <w:sz w:val="17"/>
+              </w:rPr>
+              <w:t>Covered</w:t>
+            </w:r>
+          </w:p>
+        </w:tc>
+      </w:tr>
+      <w:tr>
+        <w:trPr>
+          <w:jc w:val="center"/>
+        </w:trPr>
+        <w:tc>
+          <w:tcPr>
+            <w:tcW w:w="2880" w:type="dxa"/>
+            <w:tcMar>
+              <w:top w:w="105" w:type="dxa"/>
+              <w:left w:w="105" w:type="dxa"/>
+              <w:bottom w:w="105" w:type="dxa"/>
+              <w:right w:w="105" w:type="dxa"/>
+            </w:tcMar>
+            <w:vAlign w:val="center"/>
+          </w:tcPr>
+          <w:p>
+            <w:pPr>
+              <w:spacing w:after="0" w:line="252" w:lineRule="auto"/>
+              <w:rPr>
+                <w:rFonts w:hint="eastAsia"/>
+              </w:rPr>
+            </w:pPr>
+            <w:r>
+              <w:rPr>
+                <w:sz w:val="17"/>
+              </w:rPr>
+              <w:t>Multiple users</w:t>
             </w:r>
           </w:p>
         </w:tc>
         <w:tc>
           <w:tcPr>
-            <w:tcW w:w="1440" w:type="dxa"/>
+            <w:tcW w:w="5976" w:type="dxa"/>
+            <w:tcMar>
+              <w:top w:w="105" w:type="dxa"/>
+              <w:left w:w="105" w:type="dxa"/>
+              <w:bottom w:w="105" w:type="dxa"/>
+              <w:right w:w="105" w:type="dxa"/>
+            </w:tcMar>
+            <w:vAlign w:val="center"/>
           </w:tcPr>
           <w:p>
             <w:pPr>
-              <w:rPr>
-                <w:rFonts w:asciiTheme="majorHAnsi" w:hAnsiTheme="majorHAnsi" w:cstheme="majorHAnsi"/>
-                <w:sz w:val="20"/>
-                <w:szCs w:val="20"/>
+              <w:spacing w:after="0" w:line="252" w:lineRule="auto"/>
+              <w:rPr>
+                <w:rFonts w:hint="eastAsia"/>
               </w:rPr>
             </w:pPr>
             <w:r>
               <w:rPr>
-                <w:rFonts w:asciiTheme="majorHAnsi" w:hAnsiTheme="majorHAnsi" w:cstheme="majorHAnsi"/>
-                <w:sz w:val="20"/>
-                <w:szCs w:val="20"/>
-              </w:rPr>
-              <w:t>Low</w:t>
+                <w:sz w:val="17"/>
+              </w:rPr>
+              <w:t>5 10 and 25 user tests plus an aggressive 25 user run</w:t>
+            </w:r>
+          </w:p>
+        </w:tc>
+        <w:tc>
+          <w:tcPr>
+            <w:tcW w:w="1224" w:type="dxa"/>
+            <w:tcMar>
+              <w:top w:w="105" w:type="dxa"/>
+              <w:left w:w="105" w:type="dxa"/>
+              <w:bottom w:w="105" w:type="dxa"/>
+              <w:right w:w="105" w:type="dxa"/>
+            </w:tcMar>
+            <w:vAlign w:val="center"/>
+          </w:tcPr>
+          <w:p>
+            <w:pPr>
+              <w:spacing w:after="0" w:line="252" w:lineRule="auto"/>
+              <w:jc w:val="center"/>
+              <w:rPr>
+                <w:rFonts w:hint="eastAsia"/>
+              </w:rPr>
+            </w:pPr>
+            <w:r>
+              <w:rPr>
+                <w:sz w:val="17"/>
+              </w:rPr>
+              <w:t>Covered</w:t>
             </w:r>
           </w:p>
         </w:tc>
       </w:tr>
       <w:tr>
+        <w:trPr>
+          <w:jc w:val="center"/>
+        </w:trPr>
         <w:tc>
           <w:tcPr>
-            <w:tcW w:w="1440" w:type="dxa"/>
+            <w:tcW w:w="2880" w:type="dxa"/>
+            <w:shd w:val="clear" w:color="auto" w:fill="EAF2F8"/>
+            <w:tcMar>
+              <w:top w:w="105" w:type="dxa"/>
+              <w:left w:w="105" w:type="dxa"/>
+              <w:bottom w:w="105" w:type="dxa"/>
+              <w:right w:w="105" w:type="dxa"/>
+            </w:tcMar>
+            <w:vAlign w:val="center"/>
           </w:tcPr>
           <w:p>
             <w:pPr>
-              <w:rPr>
-                <w:rFonts w:asciiTheme="majorHAnsi" w:hAnsiTheme="majorHAnsi" w:cstheme="majorHAnsi"/>
-                <w:sz w:val="20"/>
-                <w:szCs w:val="20"/>
+              <w:spacing w:after="0" w:line="252" w:lineRule="auto"/>
+              <w:rPr>
+                <w:rFonts w:hint="eastAsia"/>
               </w:rPr>
             </w:pPr>
             <w:r>
               <w:rPr>
-                <w:rFonts w:asciiTheme="majorHAnsi" w:hAnsiTheme="majorHAnsi" w:cstheme="majorHAnsi"/>
-                <w:sz w:val="20"/>
-                <w:szCs w:val="20"/>
-              </w:rPr>
-              <w:t>Load 2</w:t>
+                <w:sz w:val="17"/>
+              </w:rPr>
+              <w:t>Setup and run notes</w:t>
             </w:r>
           </w:p>
         </w:tc>
         <w:tc>
           <w:tcPr>
-            <w:tcW w:w="1440" w:type="dxa"/>
+            <w:tcW w:w="5976" w:type="dxa"/>
+            <w:shd w:val="clear" w:color="auto" w:fill="EAF2F8"/>
+            <w:tcMar>
+              <w:top w:w="105" w:type="dxa"/>
+              <w:left w:w="105" w:type="dxa"/>
+              <w:bottom w:w="105" w:type="dxa"/>
+              <w:right w:w="105" w:type="dxa"/>
+            </w:tcMar>
+            <w:vAlign w:val="center"/>
           </w:tcPr>
           <w:p>
             <w:pPr>
-              <w:rPr>
-                <w:rFonts w:asciiTheme="majorHAnsi" w:hAnsiTheme="majorHAnsi" w:cstheme="majorHAnsi"/>
-                <w:sz w:val="20"/>
-                <w:szCs w:val="20"/>
+              <w:spacing w:after="0" w:line="252" w:lineRule="auto"/>
+              <w:rPr>
+                <w:rFonts w:hint="eastAsia"/>
               </w:rPr>
             </w:pPr>
             <w:r>
               <w:rPr>
-                <w:rFonts w:asciiTheme="majorHAnsi" w:hAnsiTheme="majorHAnsi" w:cstheme="majorHAnsi"/>
-                <w:sz w:val="20"/>
-                <w:szCs w:val="20"/>
-              </w:rPr>
-              <w:t>10</w:t>
+                <w:sz w:val="17"/>
+              </w:rPr>
+              <w:t>Local deployment and JMeter execution steps</w:t>
             </w:r>
           </w:p>
         </w:tc>
         <w:tc>
           <w:tcPr>
-            <w:tcW w:w="1440" w:type="dxa"/>
+            <w:tcW w:w="1224" w:type="dxa"/>
+            <w:shd w:val="clear" w:color="auto" w:fill="EAF2F8"/>
+            <w:tcMar>
+              <w:top w:w="105" w:type="dxa"/>
+              <w:left w:w="105" w:type="dxa"/>
+              <w:bottom w:w="105" w:type="dxa"/>
+              <w:right w:w="105" w:type="dxa"/>
+            </w:tcMar>
+            <w:vAlign w:val="center"/>
           </w:tcPr>
           <w:p>
             <w:pPr>
-              <w:rPr>
-                <w:rFonts w:asciiTheme="majorHAnsi" w:hAnsiTheme="majorHAnsi" w:cstheme="majorHAnsi"/>
-                <w:sz w:val="20"/>
-                <w:szCs w:val="20"/>
+              <w:spacing w:after="0" w:line="252" w:lineRule="auto"/>
+              <w:jc w:val="center"/>
+              <w:rPr>
+                <w:rFonts w:hint="eastAsia"/>
               </w:rPr>
             </w:pPr>
             <w:r>
               <w:rPr>
-                <w:rFonts w:asciiTheme="majorHAnsi" w:hAnsiTheme="majorHAnsi" w:cstheme="majorHAnsi"/>
-                <w:sz w:val="20"/>
-                <w:szCs w:val="20"/>
-              </w:rPr>
-              <w:t>60 sec</w:t>
+                <w:sz w:val="17"/>
+              </w:rPr>
+              <w:t>Covered</w:t>
+            </w:r>
+          </w:p>
+        </w:tc>
+      </w:tr>
+      <w:tr>
+        <w:trPr>
+          <w:jc w:val="center"/>
+        </w:trPr>
+        <w:tc>
+          <w:tcPr>
+            <w:tcW w:w="2880" w:type="dxa"/>
+            <w:tcMar>
+              <w:top w:w="105" w:type="dxa"/>
+              <w:left w:w="105" w:type="dxa"/>
+              <w:bottom w:w="105" w:type="dxa"/>
+              <w:right w:w="105" w:type="dxa"/>
+            </w:tcMar>
+            <w:vAlign w:val="center"/>
+          </w:tcPr>
+          <w:p>
+            <w:pPr>
+              <w:spacing w:after="0" w:line="252" w:lineRule="auto"/>
+              <w:rPr>
+                <w:rFonts w:hint="eastAsia"/>
+              </w:rPr>
+            </w:pPr>
+            <w:r>
+              <w:rPr>
+                <w:sz w:val="17"/>
+              </w:rPr>
+              <w:t>Script and README in private GitHub repository</w:t>
             </w:r>
           </w:p>
         </w:tc>
         <w:tc>
           <w:tcPr>
-            <w:tcW w:w="1440" w:type="dxa"/>
+            <w:tcW w:w="5976" w:type="dxa"/>
+            <w:tcMar>
+              <w:top w:w="105" w:type="dxa"/>
+              <w:left w:w="105" w:type="dxa"/>
+              <w:bottom w:w="105" w:type="dxa"/>
+              <w:right w:w="105" w:type="dxa"/>
+            </w:tcMar>
+            <w:vAlign w:val="center"/>
           </w:tcPr>
           <w:p>
             <w:pPr>
-              <w:rPr>
-                <w:rFonts w:asciiTheme="majorHAnsi" w:hAnsiTheme="majorHAnsi" w:cstheme="majorHAnsi"/>
-                <w:sz w:val="20"/>
-                <w:szCs w:val="20"/>
+              <w:spacing w:after="0" w:line="252" w:lineRule="auto"/>
+              <w:rPr>
+                <w:rFonts w:hint="eastAsia"/>
               </w:rPr>
             </w:pPr>
             <w:r>
               <w:rPr>
-                <w:rFonts w:asciiTheme="majorHAnsi" w:hAnsiTheme="majorHAnsi" w:cstheme="majorHAnsi"/>
-                <w:sz w:val="20"/>
-                <w:szCs w:val="20"/>
-              </w:rPr>
-              <w:t>5 min</w:t>
+                <w:sz w:val="17"/>
+              </w:rPr>
+              <w:t>Repository submission action remains outside this report</w:t>
             </w:r>
           </w:p>
         </w:tc>
         <w:tc>
           <w:tcPr>
-            <w:tcW w:w="1440" w:type="dxa"/>
+            <w:tcW w:w="1224" w:type="dxa"/>
+            <w:tcMar>
+              <w:top w:w="105" w:type="dxa"/>
+              <w:left w:w="105" w:type="dxa"/>
+              <w:bottom w:w="105" w:type="dxa"/>
+              <w:right w:w="105" w:type="dxa"/>
+            </w:tcMar>
+            <w:vAlign w:val="center"/>
           </w:tcPr>
           <w:p>
             <w:pPr>
-              <w:rPr>
-                <w:rFonts w:asciiTheme="majorHAnsi" w:hAnsiTheme="majorHAnsi" w:cstheme="majorHAnsi"/>
-                <w:sz w:val="20"/>
-                <w:szCs w:val="20"/>
+              <w:spacing w:after="0" w:line="252" w:lineRule="auto"/>
+              <w:jc w:val="center"/>
+              <w:rPr>
+                <w:rFonts w:hint="eastAsia"/>
               </w:rPr>
             </w:pPr>
             <w:r>
               <w:rPr>
-                <w:rFonts w:asciiTheme="majorHAnsi" w:hAnsiTheme="majorHAnsi" w:cstheme="majorHAnsi"/>
-                <w:sz w:val="20"/>
-                <w:szCs w:val="20"/>
-              </w:rPr>
-              <w:t>5 sec</w:t>
-            </w:r>
-          </w:p>
-        </w:tc>
-        <w:tc>
-          <w:tcPr>
-            <w:tcW w:w="1440" w:type="dxa"/>
-          </w:tcPr>
-          <w:p>
-            <w:pPr>
-              <w:rPr>
-                <w:rFonts w:asciiTheme="majorHAnsi" w:hAnsiTheme="majorHAnsi" w:cstheme="majorHAnsi"/>
-                <w:sz w:val="20"/>
-                <w:szCs w:val="20"/>
-              </w:rPr>
-            </w:pPr>
-            <w:r>
-              <w:rPr>
-                <w:rFonts w:asciiTheme="majorHAnsi" w:hAnsiTheme="majorHAnsi" w:cstheme="majorHAnsi"/>
-                <w:sz w:val="20"/>
-                <w:szCs w:val="20"/>
-              </w:rPr>
-              <w:t>Moderate</w:t>
-            </w:r>
-          </w:p>
-        </w:tc>
-      </w:tr>
-      <w:tr>
-        <w:tc>
-          <w:tcPr>
-            <w:tcW w:w="1440" w:type="dxa"/>
-          </w:tcPr>
-          <w:p>
-            <w:pPr>
-              <w:rPr>
-                <w:rFonts w:asciiTheme="majorHAnsi" w:hAnsiTheme="majorHAnsi" w:cstheme="majorHAnsi"/>
-                <w:sz w:val="20"/>
-                <w:szCs w:val="20"/>
-              </w:rPr>
-            </w:pPr>
-            <w:r>
-              <w:rPr>
-                <w:rFonts w:asciiTheme="majorHAnsi" w:hAnsiTheme="majorHAnsi" w:cstheme="majorHAnsi"/>
-                <w:sz w:val="20"/>
-                <w:szCs w:val="20"/>
-              </w:rPr>
-              <w:t>Load 3</w:t>
-            </w:r>
-          </w:p>
-        </w:tc>
-        <w:tc>
-          <w:tcPr>
-            <w:tcW w:w="1440" w:type="dxa"/>
-          </w:tcPr>
-          <w:p>
-            <w:pPr>
-              <w:rPr>
-                <w:rFonts w:asciiTheme="majorHAnsi" w:hAnsiTheme="majorHAnsi" w:cstheme="majorHAnsi"/>
-                <w:sz w:val="20"/>
-                <w:szCs w:val="20"/>
-              </w:rPr>
-            </w:pPr>
-            <w:r>
-              <w:rPr>
-                <w:rFonts w:asciiTheme="majorHAnsi" w:hAnsiTheme="majorHAnsi" w:cstheme="majorHAnsi"/>
-                <w:sz w:val="20"/>
-                <w:szCs w:val="20"/>
-              </w:rPr>
-              <w:t>25</w:t>
-            </w:r>
-          </w:p>
-        </w:tc>
-        <w:tc>
-          <w:tcPr>
-            <w:tcW w:w="1440" w:type="dxa"/>
-          </w:tcPr>
-          <w:p>
-            <w:pPr>
-              <w:rPr>
-                <w:rFonts w:asciiTheme="majorHAnsi" w:hAnsiTheme="majorHAnsi" w:cstheme="majorHAnsi"/>
-                <w:sz w:val="20"/>
-                <w:szCs w:val="20"/>
-              </w:rPr>
-            </w:pPr>
-            <w:r>
-              <w:rPr>
-                <w:rFonts w:asciiTheme="majorHAnsi" w:hAnsiTheme="majorHAnsi" w:cstheme="majorHAnsi"/>
-                <w:sz w:val="20"/>
-                <w:szCs w:val="20"/>
-              </w:rPr>
-              <w:t>120 sec</w:t>
-            </w:r>
-          </w:p>
-        </w:tc>
-        <w:tc>
-          <w:tcPr>
-            <w:tcW w:w="1440" w:type="dxa"/>
-          </w:tcPr>
-          <w:p>
-            <w:pPr>
-              <w:rPr>
-                <w:rFonts w:asciiTheme="majorHAnsi" w:hAnsiTheme="majorHAnsi" w:cstheme="majorHAnsi"/>
-                <w:sz w:val="20"/>
-                <w:szCs w:val="20"/>
-              </w:rPr>
-            </w:pPr>
-            <w:r>
-              <w:rPr>
-                <w:rFonts w:asciiTheme="majorHAnsi" w:hAnsiTheme="majorHAnsi" w:cstheme="majorHAnsi"/>
-                <w:sz w:val="20"/>
-                <w:szCs w:val="20"/>
-              </w:rPr>
-              <w:t>10 min</w:t>
-            </w:r>
-          </w:p>
-        </w:tc>
-        <w:tc>
-          <w:tcPr>
-            <w:tcW w:w="1440" w:type="dxa"/>
-          </w:tcPr>
-          <w:p>
-            <w:pPr>
-              <w:rPr>
-                <w:rFonts w:asciiTheme="majorHAnsi" w:hAnsiTheme="majorHAnsi" w:cstheme="majorHAnsi"/>
-                <w:sz w:val="20"/>
-                <w:szCs w:val="20"/>
-              </w:rPr>
-            </w:pPr>
-            <w:r>
-              <w:rPr>
-                <w:rFonts w:asciiTheme="majorHAnsi" w:hAnsiTheme="majorHAnsi" w:cstheme="majorHAnsi"/>
-                <w:sz w:val="20"/>
-                <w:szCs w:val="20"/>
-              </w:rPr>
-              <w:t>5 sec</w:t>
-            </w:r>
-          </w:p>
-        </w:tc>
-        <w:tc>
-          <w:tcPr>
-            <w:tcW w:w="1440" w:type="dxa"/>
-          </w:tcPr>
-          <w:p>
-            <w:pPr>
-              <w:rPr>
-                <w:rFonts w:asciiTheme="majorHAnsi" w:hAnsiTheme="majorHAnsi" w:cstheme="majorHAnsi"/>
-                <w:sz w:val="20"/>
-                <w:szCs w:val="20"/>
-              </w:rPr>
-            </w:pPr>
-            <w:r>
-              <w:rPr>
-                <w:rFonts w:asciiTheme="majorHAnsi" w:hAnsiTheme="majorHAnsi" w:cstheme="majorHAnsi"/>
-                <w:sz w:val="20"/>
-                <w:szCs w:val="20"/>
-              </w:rPr>
-              <w:t>Moderate</w:t>
-            </w:r>
-          </w:p>
-        </w:tc>
-      </w:tr>
-      <w:tr>
-        <w:tc>
-          <w:tcPr>
-            <w:tcW w:w="1440" w:type="dxa"/>
-          </w:tcPr>
-          <w:p>
-            <w:pPr>
-              <w:rPr>
-                <w:rFonts w:asciiTheme="majorHAnsi" w:hAnsiTheme="majorHAnsi" w:cstheme="majorHAnsi"/>
-                <w:sz w:val="20"/>
-                <w:szCs w:val="20"/>
-              </w:rPr>
-            </w:pPr>
-            <w:r>
-              <w:rPr>
-                <w:rFonts w:asciiTheme="majorHAnsi" w:hAnsiTheme="majorHAnsi" w:cstheme="majorHAnsi"/>
-                <w:sz w:val="20"/>
-                <w:szCs w:val="20"/>
-              </w:rPr>
-              <w:t>Load 4</w:t>
-            </w:r>
-          </w:p>
-        </w:tc>
-        <w:tc>
-          <w:tcPr>
-            <w:tcW w:w="1440" w:type="dxa"/>
-          </w:tcPr>
-          <w:p>
-            <w:pPr>
-              <w:rPr>
-                <w:rFonts w:asciiTheme="majorHAnsi" w:hAnsiTheme="majorHAnsi" w:cstheme="majorHAnsi"/>
-                <w:sz w:val="20"/>
-                <w:szCs w:val="20"/>
-              </w:rPr>
-            </w:pPr>
-            <w:r>
-              <w:rPr>
-                <w:rFonts w:asciiTheme="majorHAnsi" w:hAnsiTheme="majorHAnsi" w:cstheme="majorHAnsi"/>
-                <w:sz w:val="20"/>
-                <w:szCs w:val="20"/>
-              </w:rPr>
-              <w:t>25</w:t>
-            </w:r>
-          </w:p>
-        </w:tc>
-        <w:tc>
-          <w:tcPr>
-            <w:tcW w:w="1440" w:type="dxa"/>
-          </w:tcPr>
-          <w:p>
-            <w:pPr>
-              <w:rPr>
-                <w:rFonts w:asciiTheme="majorHAnsi" w:hAnsiTheme="majorHAnsi" w:cstheme="majorHAnsi"/>
-                <w:sz w:val="20"/>
-                <w:szCs w:val="20"/>
-              </w:rPr>
-            </w:pPr>
-            <w:r>
-              <w:rPr>
-                <w:rFonts w:asciiTheme="majorHAnsi" w:hAnsiTheme="majorHAnsi" w:cstheme="majorHAnsi"/>
-                <w:sz w:val="20"/>
-                <w:szCs w:val="20"/>
-              </w:rPr>
-              <w:t>120 sec</w:t>
-            </w:r>
-          </w:p>
-        </w:tc>
-        <w:tc>
-          <w:tcPr>
-            <w:tcW w:w="1440" w:type="dxa"/>
-          </w:tcPr>
-          <w:p>
-            <w:pPr>
-              <w:rPr>
-                <w:rFonts w:asciiTheme="majorHAnsi" w:hAnsiTheme="majorHAnsi" w:cstheme="majorHAnsi"/>
-                <w:sz w:val="20"/>
-                <w:szCs w:val="20"/>
-              </w:rPr>
-            </w:pPr>
-            <w:r>
-              <w:rPr>
-                <w:rFonts w:asciiTheme="majorHAnsi" w:hAnsiTheme="majorHAnsi" w:cstheme="majorHAnsi"/>
-                <w:sz w:val="20"/>
-                <w:szCs w:val="20"/>
-              </w:rPr>
-              <w:t>10 min</w:t>
-            </w:r>
-          </w:p>
-        </w:tc>
-        <w:tc>
-          <w:tcPr>
-            <w:tcW w:w="1440" w:type="dxa"/>
-          </w:tcPr>
-          <w:p>
-            <w:pPr>
-              <w:rPr>
-                <w:rFonts w:asciiTheme="majorHAnsi" w:hAnsiTheme="majorHAnsi" w:cstheme="majorHAnsi"/>
-                <w:sz w:val="20"/>
-                <w:szCs w:val="20"/>
-              </w:rPr>
-            </w:pPr>
-            <w:r>
-              <w:rPr>
-                <w:rFonts w:asciiTheme="majorHAnsi" w:hAnsiTheme="majorHAnsi" w:cstheme="majorHAnsi"/>
-                <w:sz w:val="20"/>
-                <w:szCs w:val="20"/>
-              </w:rPr>
-              <w:t>1 sec</w:t>
-            </w:r>
-          </w:p>
-        </w:tc>
-        <w:tc>
-          <w:tcPr>
-            <w:tcW w:w="1440" w:type="dxa"/>
-          </w:tcPr>
-          <w:p>
-            <w:pPr>
-              <w:rPr>
-                <w:rFonts w:asciiTheme="majorHAnsi" w:hAnsiTheme="majorHAnsi" w:cstheme="majorHAnsi"/>
-                <w:sz w:val="20"/>
-                <w:szCs w:val="20"/>
-              </w:rPr>
-            </w:pPr>
-            <w:r>
-              <w:rPr>
-                <w:rFonts w:asciiTheme="majorHAnsi" w:hAnsiTheme="majorHAnsi" w:cstheme="majorHAnsi"/>
-                <w:sz w:val="20"/>
-                <w:szCs w:val="20"/>
-              </w:rPr>
-              <w:t>Moderate</w:t>
+                <w:sz w:val="17"/>
+              </w:rPr>
+              <w:t>Submit separately</w:t>
             </w:r>
           </w:p>
         </w:tc>
@@ -808,47 +804,425 @@
     </w:tbl>
     <w:p>
       <w:pPr>
+        <w:spacing w:after="0"/>
         <w:rPr>
-          <w:rFonts w:asciiTheme="majorHAnsi" w:hAnsiTheme="majorHAnsi" w:cstheme="majorHAnsi"/>
-          <w:sz w:val="20"/>
-          <w:szCs w:val="20"/>
+          <w:rFonts w:hint="eastAsia"/>
         </w:rPr>
       </w:pPr>
     </w:p>
     <w:p>
       <w:pPr>
         <w:rPr>
-          <w:rFonts w:asciiTheme="majorHAnsi" w:hAnsiTheme="majorHAnsi" w:cstheme="majorHAnsi"/>
-          <w:sz w:val="20"/>
-          <w:szCs w:val="20"/>
+          <w:rFonts w:hint="eastAsia"/>
+        </w:rPr>
+      </w:pPr>
+      <w:r>
+        <w:br w:type="page"/>
+      </w:r>
+    </w:p>
+    <w:p>
+      <w:pPr>
+        <w:pStyle w:val="Heading1"/>
+      </w:pPr>
+      <w:r>
+        <w:lastRenderedPageBreak/>
+        <w:t>System and Test Setup</w:t>
+      </w:r>
+    </w:p>
+    <w:p>
+      <w:pPr>
+        <w:pStyle w:val="Heading2"/>
+      </w:pPr>
+      <w:r>
+        <w:t>Target System</w:t>
+      </w:r>
+    </w:p>
+    <w:p>
+      <w:pPr>
+        <w:rPr>
+          <w:rFonts w:hint="eastAsia"/>
         </w:rPr>
       </w:pPr>
       <w:r>
         <w:rPr>
-          <w:rFonts w:asciiTheme="majorHAnsi" w:hAnsiTheme="majorHAnsi" w:cstheme="majorHAnsi"/>
-          <w:sz w:val="20"/>
-          <w:szCs w:val="20"/>
+          <w:b/>
         </w:rPr>
-        <w:t>Scenario setup:</w:t>
+        <w:t xml:space="preserve">Application  </w:t>
+      </w:r>
+      <w:r>
+        <w:t>Restful Booker, a Node.js REST API used for API testing practice.</w:t>
+      </w:r>
+    </w:p>
+    <w:p>
+      <w:pPr>
+        <w:rPr>
+          <w:rFonts w:hint="eastAsia"/>
+          <w:color w:val="00B0F0"/>
+          <w:u w:val="single"/>
+        </w:rPr>
+      </w:pPr>
+      <w:r>
+        <w:rPr>
+          <w:b/>
+        </w:rPr>
+        <w:t xml:space="preserve">Repository  </w:t>
       </w:r>
       <w:r>
         <w:rPr>
-          <w:rFonts w:asciiTheme="majorHAnsi" w:hAnsiTheme="majorHAnsi" w:cstheme="majorHAnsi"/>
-          <w:sz w:val="20"/>
-          <w:szCs w:val="20"/>
+          <w:rFonts w:hint="eastAsia"/>
+          <w:color w:val="00B0F0"/>
+          <w:u w:val="single"/>
         </w:rPr>
-        <w:br/>
+        <w:t>https://github.com/Ratna102/restful-booker-performance-test/</w:t>
+      </w:r>
+    </w:p>
+    <w:p>
+      <w:pPr>
+        <w:rPr>
+          <w:rFonts w:hint="eastAsia"/>
+        </w:rPr>
+      </w:pPr>
+      <w:r>
+        <w:rPr>
+          <w:b/>
+        </w:rPr>
+        <w:t xml:space="preserve">Local endpoint  </w:t>
       </w:r>
       <w:r>
+        <w:t>http://localhost:3001</w:t>
+      </w:r>
+    </w:p>
+    <w:p>
+      <w:pPr>
+        <w:pStyle w:val="Heading2"/>
+      </w:pPr>
+      <w:r>
+        <w:t>Local Deployment</w:t>
+      </w:r>
+    </w:p>
+    <w:p>
+      <w:pPr>
+        <w:numPr>
+          <w:ilvl w:val="0"/>
+          <w:numId w:val="10"/>
+        </w:numPr>
+        <w:shd w:val="clear" w:color="auto" w:fill="FFFFFF"/>
+        <w:spacing w:beforeAutospacing="1" w:after="0" w:afterAutospacing="1" w:line="240" w:lineRule="auto"/>
+      </w:pPr>
+      <w:r>
+        <w:t>Ensure mongo is up and running by executing mongod in your terminal</w:t>
+      </w:r>
+    </w:p>
+    <w:p>
+      <w:pPr>
+        <w:numPr>
+          <w:ilvl w:val="0"/>
+          <w:numId w:val="10"/>
+        </w:numPr>
+        <w:shd w:val="clear" w:color="auto" w:fill="FFFFFF"/>
+        <w:spacing w:beforeAutospacing="1" w:after="0" w:afterAutospacing="1" w:line="240" w:lineRule="auto"/>
+      </w:pPr>
+      <w:r>
+        <w:t>Clone the repo (</w:t>
+      </w:r>
+      <w:r>
+        <w:t xml:space="preserve">git clone </w:t>
+      </w:r>
+      <w:hyperlink r:id="rId8" w:history="1">
+        <w:r>
+          <w:rPr>
+            <w:rStyle w:val="Hyperlink"/>
+          </w:rPr>
+          <w:t>https://github.com/mwinteringham/restful-booker.git</w:t>
+        </w:r>
+      </w:hyperlink>
+      <w:r>
+        <w:t>)</w:t>
+      </w:r>
+    </w:p>
+    <w:p>
+      <w:pPr>
+        <w:numPr>
+          <w:ilvl w:val="0"/>
+          <w:numId w:val="10"/>
+        </w:numPr>
+        <w:shd w:val="clear" w:color="auto" w:fill="FFFFFF"/>
+        <w:spacing w:beforeAutospacing="1" w:after="0" w:afterAutospacing="1" w:line="240" w:lineRule="auto"/>
+      </w:pPr>
+      <w:r>
+        <w:t>Navigate into the restful-booker root folder</w:t>
+      </w:r>
+    </w:p>
+    <w:p>
+      <w:pPr>
+        <w:numPr>
+          <w:ilvl w:val="0"/>
+          <w:numId w:val="10"/>
+        </w:numPr>
+        <w:shd w:val="clear" w:color="auto" w:fill="FFFFFF"/>
+        <w:spacing w:after="0" w:afterAutospacing="1" w:line="240" w:lineRule="auto"/>
+      </w:pPr>
+      <w:r>
+        <w:t>Run npm install</w:t>
+      </w:r>
+    </w:p>
+    <w:p>
+      <w:pPr>
+        <w:numPr>
+          <w:ilvl w:val="0"/>
+          <w:numId w:val="10"/>
+        </w:numPr>
+        <w:shd w:val="clear" w:color="auto" w:fill="FFFFFF"/>
+        <w:spacing w:after="0" w:afterAutospacing="1" w:line="240" w:lineRule="auto"/>
+      </w:pPr>
+      <w:r>
+        <w:t>Run npm start</w:t>
+      </w:r>
+    </w:p>
+    <w:p>
+      <w:pPr>
+        <w:pStyle w:val="Heading2"/>
+      </w:pPr>
+      <w:bookmarkStart w:id="0" w:name="_GoBack"/>
+      <w:bookmarkEnd w:id="0"/>
+      <w:r>
+        <w:t>Tooling</w:t>
+      </w:r>
+    </w:p>
+    <w:p>
+      <w:pPr>
+        <w:pStyle w:val="ListBullet"/>
+        <w:spacing w:after="60"/>
         <w:rPr>
-          <w:rFonts w:asciiTheme="majorHAnsi" w:hAnsiTheme="majorHAnsi" w:cstheme="majorHAnsi"/>
-          <w:sz w:val="20"/>
-          <w:szCs w:val="20"/>
+          <w:rFonts w:hint="eastAsia"/>
+        </w:rPr>
+      </w:pPr>
+      <w:r>
+        <w:t>Apache JMeter 5.6.3</w:t>
+      </w:r>
+    </w:p>
+    <w:p>
+      <w:pPr>
+        <w:pStyle w:val="ListBullet"/>
+        <w:spacing w:after="60"/>
+        <w:rPr>
+          <w:rFonts w:hint="eastAsia"/>
+        </w:rPr>
+      </w:pPr>
+      <w:r>
+        <w:t>CSV Data Set Config for external test data</w:t>
+      </w:r>
+    </w:p>
+    <w:p>
+      <w:pPr>
+        <w:pStyle w:val="ListBullet"/>
+        <w:spacing w:after="60"/>
+        <w:rPr>
+          <w:rFonts w:hint="eastAsia"/>
+        </w:rPr>
+      </w:pPr>
+      <w:r>
+        <w:t>Regular Expression Extractors for correlation</w:t>
+      </w:r>
+    </w:p>
+    <w:p>
+      <w:pPr>
+        <w:pStyle w:val="ListBullet"/>
+        <w:spacing w:after="60"/>
+        <w:rPr>
+          <w:rFonts w:hint="eastAsia"/>
+        </w:rPr>
+      </w:pPr>
+      <w:r>
+        <w:t>Response assertions and a response-content assertion</w:t>
+      </w:r>
+    </w:p>
+    <w:p>
+      <w:pPr>
+        <w:pStyle w:val="ListBullet"/>
+        <w:spacing w:after="60"/>
+        <w:rPr>
+          <w:rFonts w:hint="eastAsia"/>
+        </w:rPr>
+      </w:pPr>
+      <w:r>
+        <w:t>Aggregate Report and response-code and transaction-rate listeners for analysis</w:t>
+      </w:r>
+    </w:p>
+    <w:p>
+      <w:pPr>
+        <w:pStyle w:val="Heading1"/>
+      </w:pPr>
+      <w:r>
+        <w:t>Test Journey</w:t>
+      </w:r>
+    </w:p>
+    <w:p>
+      <w:pPr>
+        <w:spacing w:after="60"/>
+        <w:ind w:left="403" w:hanging="317"/>
+        <w:rPr>
+          <w:rFonts w:hint="eastAsia"/>
+        </w:rPr>
+      </w:pPr>
+      <w:r>
+        <w:rPr>
+          <w:b/>
+        </w:rPr>
+        <w:t xml:space="preserve">1. </w:t>
+      </w:r>
+      <w:r>
+        <w:t>Authenticate and capture the token from the response.</w:t>
+      </w:r>
+    </w:p>
+    <w:p>
+      <w:pPr>
+        <w:spacing w:after="60"/>
+        <w:ind w:left="403" w:hanging="317"/>
+        <w:rPr>
+          <w:rFonts w:hint="eastAsia"/>
+        </w:rPr>
+      </w:pPr>
+      <w:r>
+        <w:rPr>
+          <w:b/>
+        </w:rPr>
+        <w:t xml:space="preserve">2. </w:t>
+      </w:r>
+      <w:r>
+        <w:t>Create a booking with parameterized test data and capture bookingid.</w:t>
+      </w:r>
+    </w:p>
+    <w:p>
+      <w:pPr>
+        <w:spacing w:after="60"/>
+        <w:ind w:left="403" w:hanging="317"/>
+        <w:rPr>
+          <w:rFonts w:hint="eastAsia"/>
+        </w:rPr>
+      </w:pPr>
+      <w:r>
+        <w:rPr>
+          <w:b/>
+        </w:rPr>
+        <w:t xml:space="preserve">3. </w:t>
+      </w:r>
+      <w:r>
+        <w:t>Retrieve the new booking by pass</w:t>
+      </w:r>
+      <w:r>
+        <w:t>ing the captured booking ID.</w:t>
+      </w:r>
+    </w:p>
+    <w:p>
+      <w:pPr>
+        <w:spacing w:after="60"/>
+        <w:ind w:left="403" w:hanging="317"/>
+        <w:rPr>
+          <w:rFonts w:hint="eastAsia"/>
+        </w:rPr>
+      </w:pPr>
+      <w:r>
+        <w:rPr>
+          <w:b/>
+        </w:rPr>
+        <w:t xml:space="preserve">4. </w:t>
+      </w:r>
+      <w:r>
+        <w:t>Validate response status and response content; mark the sample failed when an assertion fails.</w:t>
+      </w:r>
+    </w:p>
+    <w:p>
+      <w:pPr>
+        <w:pStyle w:val="Heading2"/>
+      </w:pPr>
+      <w:r>
+        <w:t>Parameterization Correlation and Validation</w:t>
+      </w:r>
+    </w:p>
+    <w:p>
+      <w:pPr>
+        <w:rPr>
+          <w:rFonts w:hint="eastAsia"/>
+        </w:rPr>
+      </w:pPr>
+      <w:r>
+        <w:rPr>
+          <w:b/>
+        </w:rPr>
+        <w:t xml:space="preserve">Parameterization  </w:t>
+      </w:r>
+      <w:r>
+        <w:t>Input data is externalized through CSV Data Set Config and referenc</w:t>
+      </w:r>
+      <w:r>
+        <w:t>ed through JMeter variables. This avoids embedding every credential or booking value directly in the request samplers and supports distinct data across virtual users.</w:t>
+      </w:r>
+    </w:p>
+    <w:p>
+      <w:pPr>
+        <w:rPr>
+          <w:rFonts w:hint="eastAsia"/>
+        </w:rPr>
+      </w:pPr>
+      <w:r>
+        <w:rPr>
+          <w:b/>
+        </w:rPr>
+        <w:t xml:space="preserve">Dynamic values  </w:t>
+      </w:r>
+      <w:r>
+        <w:t>The authorization token is extracted after authentication. The create-boo</w:t>
+      </w:r>
+      <w:r>
+        <w:t>king response is then parsed for bookingid and stored as c_BookingID, which the retrieval request reuses.</w:t>
+      </w:r>
+    </w:p>
+    <w:p>
+      <w:pPr>
+        <w:rPr>
+          <w:rFonts w:hint="eastAsia"/>
+        </w:rPr>
+      </w:pPr>
+      <w:r>
+        <w:rPr>
+          <w:b/>
+        </w:rPr>
+        <w:t xml:space="preserve">Validation  </w:t>
+      </w:r>
+      <w:r>
+        <w:t>The plan includes response-code assertions and a retrieval response-content assertion named TextvalidationForAnyData. The booking ID extra</w:t>
+      </w:r>
+      <w:r>
+        <w:t>ctor also uses an explicit failure default. For the repository submission, the content assertion should verify a concrete expected field from the CSV row, such as firstname, rather than only checking that the body is non-empty.</w:t>
+      </w:r>
+    </w:p>
+    <w:p>
+      <w:pPr>
+        <w:pStyle w:val="Heading2"/>
+      </w:pPr>
+      <w:r>
+        <w:lastRenderedPageBreak/>
+        <w:t>Script Structure</w:t>
+      </w:r>
+    </w:p>
+    <w:p>
+      <w:pPr>
+        <w:keepNext/>
+        <w:jc w:val="center"/>
+        <w:rPr>
+          <w:rFonts w:hint="eastAsia"/>
+        </w:rPr>
+      </w:pPr>
+      <w:r>
+        <w:rPr>
+          <w:noProof/>
+          <w:lang w:val="en-SG" w:eastAsia="en-SG"/>
         </w:rPr>
         <w:drawing>
-          <wp:inline distT="0" distB="0" distL="0" distR="0" wp14:anchorId="60973A40" wp14:editId="6AB0C65E">
-            <wp:extent cx="5486400" cy="2924810"/>
-            <wp:effectExtent l="0" t="0" r="0" b="8890"/>
+          <wp:inline distT="0" distB="0" distL="0" distR="0">
+            <wp:extent cx="6172200" cy="3290552"/>
+            <wp:effectExtent l="0" t="0" r="0" b="0"/>
             <wp:docPr id="1" name="Picture 1"/>
             <wp:cNvGraphicFramePr>
               <a:graphicFrameLocks xmlns:a="http://schemas.openxmlformats.org/drawingml/2006/main" noChangeAspect="1"/>
@@ -857,11 +1231,11 @@
               <a:graphicData uri="http://schemas.openxmlformats.org/drawingml/2006/picture">
                 <pic:pic xmlns:pic="http://schemas.openxmlformats.org/drawingml/2006/picture">
                   <pic:nvPicPr>
-                    <pic:cNvPr id="1" name=""/>
+                    <pic:cNvPr id="0" name="image1.png"/>
                     <pic:cNvPicPr/>
                   </pic:nvPicPr>
                   <pic:blipFill>
-                    <a:blip r:embed="rId6"/>
+                    <a:blip r:embed="rId9"/>
                     <a:stretch>
                       <a:fillRect/>
                     </a:stretch>
@@ -869,7 +1243,7 @@
                   <pic:spPr>
                     <a:xfrm>
                       <a:off x="0" y="0"/>
-                      <a:ext cx="5486400" cy="2924810"/>
+                      <a:ext cx="6172200" cy="3290552"/>
                     </a:xfrm>
                     <a:prstGeom prst="rect">
                       <a:avLst/>
@@ -881,1309 +1255,2596 @@
           </wp:inline>
         </w:drawing>
       </w:r>
+    </w:p>
+    <w:p>
+      <w:pPr>
+        <w:spacing w:before="40" w:after="80"/>
+        <w:jc w:val="center"/>
+        <w:rPr>
+          <w:rFonts w:hint="eastAsia"/>
+        </w:rPr>
+      </w:pPr>
       <w:r>
         <w:rPr>
-          <w:rFonts w:asciiTheme="majorHAnsi" w:hAnsiTheme="majorHAnsi" w:cstheme="majorHAnsi"/>
-          <w:sz w:val="20"/>
-          <w:szCs w:val="20"/>
+          <w:i/>
+          <w:color w:val="4B5563"/>
+          <w:sz w:val="17"/>
         </w:rPr>
-        <w:br/>
+        <w:t xml:space="preserve">Figure 1 </w:t>
       </w:r>
       <w:r>
         <w:rPr>
-          <w:rFonts w:asciiTheme="majorHAnsi" w:hAnsiTheme="majorHAnsi" w:cstheme="majorHAnsi"/>
-          <w:sz w:val="20"/>
-          <w:szCs w:val="20"/>
+          <w:i/>
+          <w:color w:val="4B5563"/>
+          <w:sz w:val="17"/>
         </w:rPr>
-        <w:br/>
+        <w:t xml:space="preserve"> JMeter plan showing the journey, CSV input, extractors, assertions, timers, and listeners</w:t>
       </w:r>
-      <w:bookmarkStart w:id="0" w:name="_GoBack"/>
-      <w:bookmarkEnd w:id="0"/>
     </w:p>
     <w:p>
       <w:pPr>
         <w:rPr>
-          <w:rFonts w:asciiTheme="majorHAnsi" w:hAnsiTheme="majorHAnsi" w:cstheme="majorHAnsi"/>
-          <w:b/>
-          <w:sz w:val="20"/>
-          <w:szCs w:val="20"/>
+          <w:rFonts w:hint="eastAsia"/>
+        </w:rPr>
+      </w:pPr>
+      <w:r>
+        <w:br w:type="page"/>
+      </w:r>
+    </w:p>
+    <w:p>
+      <w:pPr>
+        <w:pStyle w:val="Heading1"/>
+      </w:pPr>
+      <w:r>
+        <w:lastRenderedPageBreak/>
+        <w:t>Load Profile and Execution</w:t>
+      </w:r>
+    </w:p>
+    <w:p>
+      <w:pPr>
+        <w:rPr>
+          <w:rFonts w:hint="eastAsia"/>
+        </w:rPr>
+      </w:pPr>
+      <w:r>
+        <w:t xml:space="preserve">The test begins with a one-user smoke test, then increases concurrency to 5, 10, and 25 users. A final 25-user test reduces pacing from </w:t>
+      </w:r>
+      <w:r>
+        <w:t>5 seconds to 1 second to increase request pressure without increasing concurrency.</w:t>
+      </w:r>
+    </w:p>
+    <w:tbl>
+      <w:tblPr>
+        <w:tblW w:w="0" w:type="auto"/>
+        <w:jc w:val="center"/>
+        <w:tblBorders>
+          <w:top w:val="single" w:sz="6" w:space="0" w:color="D9D9D9"/>
+          <w:left w:val="single" w:sz="6" w:space="0" w:color="D9D9D9"/>
+          <w:bottom w:val="single" w:sz="6" w:space="0" w:color="D9D9D9"/>
+          <w:right w:val="single" w:sz="6" w:space="0" w:color="D9D9D9"/>
+          <w:insideH w:val="single" w:sz="6" w:space="0" w:color="D9D9D9"/>
+          <w:insideV w:val="single" w:sz="6" w:space="0" w:color="D9D9D9"/>
+        </w:tblBorders>
+        <w:tblLayout w:type="fixed"/>
+        <w:tblLook w:val="04A0" w:firstRow="1" w:lastRow="0" w:firstColumn="1" w:lastColumn="0" w:noHBand="0" w:noVBand="1"/>
+      </w:tblPr>
+      <w:tblGrid>
+        <w:gridCol w:w="1180"/>
+        <w:gridCol w:w="806"/>
+        <w:gridCol w:w="1324"/>
+        <w:gridCol w:w="1584"/>
+        <w:gridCol w:w="1065"/>
+        <w:gridCol w:w="3024"/>
+      </w:tblGrid>
+      <w:tr>
+        <w:trPr>
+          <w:tblHeader/>
+          <w:jc w:val="center"/>
+        </w:trPr>
+        <w:tc>
+          <w:tcPr>
+            <w:tcW w:w="1180" w:type="dxa"/>
+            <w:shd w:val="clear" w:color="auto" w:fill="17365D"/>
+            <w:tcMar>
+              <w:top w:w="110" w:type="dxa"/>
+              <w:left w:w="105" w:type="dxa"/>
+              <w:bottom w:w="110" w:type="dxa"/>
+              <w:right w:w="105" w:type="dxa"/>
+            </w:tcMar>
+            <w:vAlign w:val="center"/>
+          </w:tcPr>
+          <w:p>
+            <w:pPr>
+              <w:spacing w:after="0"/>
+              <w:jc w:val="center"/>
+              <w:rPr>
+                <w:rFonts w:hint="eastAsia"/>
+              </w:rPr>
+            </w:pPr>
+            <w:r>
+              <w:rPr>
+                <w:b/>
+                <w:color w:val="FFFFFF"/>
+                <w:sz w:val="17"/>
+              </w:rPr>
+              <w:t>Run</w:t>
+            </w:r>
+          </w:p>
+        </w:tc>
+        <w:tc>
+          <w:tcPr>
+            <w:tcW w:w="806" w:type="dxa"/>
+            <w:shd w:val="clear" w:color="auto" w:fill="17365D"/>
+            <w:tcMar>
+              <w:top w:w="110" w:type="dxa"/>
+              <w:left w:w="105" w:type="dxa"/>
+              <w:bottom w:w="110" w:type="dxa"/>
+              <w:right w:w="105" w:type="dxa"/>
+            </w:tcMar>
+            <w:vAlign w:val="center"/>
+          </w:tcPr>
+          <w:p>
+            <w:pPr>
+              <w:spacing w:after="0"/>
+              <w:jc w:val="center"/>
+              <w:rPr>
+                <w:rFonts w:hint="eastAsia"/>
+              </w:rPr>
+            </w:pPr>
+            <w:r>
+              <w:rPr>
+                <w:b/>
+                <w:color w:val="FFFFFF"/>
+                <w:sz w:val="17"/>
+              </w:rPr>
+              <w:t>Users</w:t>
+            </w:r>
+          </w:p>
+        </w:tc>
+        <w:tc>
+          <w:tcPr>
+            <w:tcW w:w="1324" w:type="dxa"/>
+            <w:shd w:val="clear" w:color="auto" w:fill="17365D"/>
+            <w:tcMar>
+              <w:top w:w="110" w:type="dxa"/>
+              <w:left w:w="105" w:type="dxa"/>
+              <w:bottom w:w="110" w:type="dxa"/>
+              <w:right w:w="105" w:type="dxa"/>
+            </w:tcMar>
+            <w:vAlign w:val="center"/>
+          </w:tcPr>
+          <w:p>
+            <w:pPr>
+              <w:spacing w:after="0"/>
+              <w:jc w:val="center"/>
+              <w:rPr>
+                <w:rFonts w:hint="eastAsia"/>
+              </w:rPr>
+            </w:pPr>
+            <w:r>
+              <w:rPr>
+                <w:b/>
+                <w:color w:val="FFFFFF"/>
+                <w:sz w:val="17"/>
+              </w:rPr>
+              <w:t>Ramp up</w:t>
+            </w:r>
+          </w:p>
+        </w:tc>
+        <w:tc>
+          <w:tcPr>
+            <w:tcW w:w="1584" w:type="dxa"/>
+            <w:shd w:val="clear" w:color="auto" w:fill="17365D"/>
+            <w:tcMar>
+              <w:top w:w="110" w:type="dxa"/>
+              <w:left w:w="105" w:type="dxa"/>
+              <w:bottom w:w="110" w:type="dxa"/>
+              <w:right w:w="105" w:type="dxa"/>
+            </w:tcMar>
+            <w:vAlign w:val="center"/>
+          </w:tcPr>
+          <w:p>
+            <w:pPr>
+              <w:spacing w:after="0"/>
+              <w:jc w:val="center"/>
+              <w:rPr>
+                <w:rFonts w:hint="eastAsia"/>
+              </w:rPr>
+            </w:pPr>
+            <w:r>
+              <w:rPr>
+                <w:b/>
+                <w:color w:val="FFFFFF"/>
+                <w:sz w:val="17"/>
+              </w:rPr>
+              <w:t>Steady state</w:t>
+            </w:r>
+          </w:p>
+        </w:tc>
+        <w:tc>
+          <w:tcPr>
+            <w:tcW w:w="1065" w:type="dxa"/>
+            <w:shd w:val="clear" w:color="auto" w:fill="17365D"/>
+            <w:tcMar>
+              <w:top w:w="110" w:type="dxa"/>
+              <w:left w:w="105" w:type="dxa"/>
+              <w:bottom w:w="110" w:type="dxa"/>
+              <w:right w:w="105" w:type="dxa"/>
+            </w:tcMar>
+            <w:vAlign w:val="center"/>
+          </w:tcPr>
+          <w:p>
+            <w:pPr>
+              <w:spacing w:after="0"/>
+              <w:jc w:val="center"/>
+              <w:rPr>
+                <w:rFonts w:hint="eastAsia"/>
+              </w:rPr>
+            </w:pPr>
+            <w:r>
+              <w:rPr>
+                <w:b/>
+                <w:color w:val="FFFFFF"/>
+                <w:sz w:val="17"/>
+              </w:rPr>
+              <w:t>Pacing</w:t>
+            </w:r>
+          </w:p>
+        </w:tc>
+        <w:tc>
+          <w:tcPr>
+            <w:tcW w:w="3024" w:type="dxa"/>
+            <w:shd w:val="clear" w:color="auto" w:fill="17365D"/>
+            <w:tcMar>
+              <w:top w:w="110" w:type="dxa"/>
+              <w:left w:w="105" w:type="dxa"/>
+              <w:bottom w:w="110" w:type="dxa"/>
+              <w:right w:w="105" w:type="dxa"/>
+            </w:tcMar>
+            <w:vAlign w:val="center"/>
+          </w:tcPr>
+          <w:p>
+            <w:pPr>
+              <w:spacing w:after="0"/>
+              <w:jc w:val="center"/>
+              <w:rPr>
+                <w:rFonts w:hint="eastAsia"/>
+              </w:rPr>
+            </w:pPr>
+            <w:r>
+              <w:rPr>
+                <w:b/>
+                <w:color w:val="FFFFFF"/>
+                <w:sz w:val="17"/>
+              </w:rPr>
+              <w:t>Traffic intent</w:t>
+            </w:r>
+          </w:p>
+        </w:tc>
+      </w:tr>
+      <w:tr>
+        <w:trPr>
+          <w:jc w:val="center"/>
+        </w:trPr>
+        <w:tc>
+          <w:tcPr>
+            <w:tcW w:w="1180" w:type="dxa"/>
+            <w:tcMar>
+              <w:top w:w="105" w:type="dxa"/>
+              <w:left w:w="105" w:type="dxa"/>
+              <w:bottom w:w="105" w:type="dxa"/>
+              <w:right w:w="105" w:type="dxa"/>
+            </w:tcMar>
+            <w:vAlign w:val="center"/>
+          </w:tcPr>
+          <w:p>
+            <w:pPr>
+              <w:spacing w:after="0" w:line="252" w:lineRule="auto"/>
+              <w:rPr>
+                <w:rFonts w:hint="eastAsia"/>
+              </w:rPr>
+            </w:pPr>
+            <w:r>
+              <w:rPr>
+                <w:sz w:val="17"/>
+              </w:rPr>
+              <w:t>Smoke</w:t>
+            </w:r>
+          </w:p>
+        </w:tc>
+        <w:tc>
+          <w:tcPr>
+            <w:tcW w:w="806" w:type="dxa"/>
+            <w:tcMar>
+              <w:top w:w="105" w:type="dxa"/>
+              <w:left w:w="105" w:type="dxa"/>
+              <w:bottom w:w="105" w:type="dxa"/>
+              <w:right w:w="105" w:type="dxa"/>
+            </w:tcMar>
+            <w:vAlign w:val="center"/>
+          </w:tcPr>
+          <w:p>
+            <w:pPr>
+              <w:spacing w:after="0" w:line="252" w:lineRule="auto"/>
+              <w:jc w:val="center"/>
+              <w:rPr>
+                <w:rFonts w:hint="eastAsia"/>
+              </w:rPr>
+            </w:pPr>
+            <w:r>
+              <w:rPr>
+                <w:sz w:val="17"/>
+              </w:rPr>
+              <w:t>1</w:t>
+            </w:r>
+          </w:p>
+        </w:tc>
+        <w:tc>
+          <w:tcPr>
+            <w:tcW w:w="1324" w:type="dxa"/>
+            <w:tcMar>
+              <w:top w:w="105" w:type="dxa"/>
+              <w:left w:w="105" w:type="dxa"/>
+              <w:bottom w:w="105" w:type="dxa"/>
+              <w:right w:w="105" w:type="dxa"/>
+            </w:tcMar>
+            <w:vAlign w:val="center"/>
+          </w:tcPr>
+          <w:p>
+            <w:pPr>
+              <w:spacing w:after="0" w:line="252" w:lineRule="auto"/>
+              <w:jc w:val="center"/>
+              <w:rPr>
+                <w:rFonts w:hint="eastAsia"/>
+              </w:rPr>
+            </w:pPr>
+            <w:r>
+              <w:rPr>
+                <w:sz w:val="17"/>
+              </w:rPr>
+              <w:t>Not recorded</w:t>
+            </w:r>
+          </w:p>
+        </w:tc>
+        <w:tc>
+          <w:tcPr>
+            <w:tcW w:w="1584" w:type="dxa"/>
+            <w:tcMar>
+              <w:top w:w="105" w:type="dxa"/>
+              <w:left w:w="105" w:type="dxa"/>
+              <w:bottom w:w="105" w:type="dxa"/>
+              <w:right w:w="105" w:type="dxa"/>
+            </w:tcMar>
+            <w:vAlign w:val="center"/>
+          </w:tcPr>
+          <w:p>
+            <w:pPr>
+              <w:spacing w:after="0" w:line="252" w:lineRule="auto"/>
+              <w:jc w:val="center"/>
+              <w:rPr>
+                <w:rFonts w:hint="eastAsia"/>
+              </w:rPr>
+            </w:pPr>
+            <w:r>
+              <w:rPr>
+                <w:sz w:val="17"/>
+              </w:rPr>
+              <w:t>Functional check</w:t>
+            </w:r>
+          </w:p>
+        </w:tc>
+        <w:tc>
+          <w:tcPr>
+            <w:tcW w:w="1065" w:type="dxa"/>
+            <w:tcMar>
+              <w:top w:w="105" w:type="dxa"/>
+              <w:left w:w="105" w:type="dxa"/>
+              <w:bottom w:w="105" w:type="dxa"/>
+              <w:right w:w="105" w:type="dxa"/>
+            </w:tcMar>
+            <w:vAlign w:val="center"/>
+          </w:tcPr>
+          <w:p>
+            <w:pPr>
+              <w:spacing w:after="0" w:line="252" w:lineRule="auto"/>
+              <w:jc w:val="center"/>
+              <w:rPr>
+                <w:rFonts w:hint="eastAsia"/>
+              </w:rPr>
+            </w:pPr>
+            <w:r>
+              <w:rPr>
+                <w:sz w:val="17"/>
+              </w:rPr>
+              <w:t>5 sec</w:t>
+            </w:r>
+          </w:p>
+        </w:tc>
+        <w:tc>
+          <w:tcPr>
+            <w:tcW w:w="3024" w:type="dxa"/>
+            <w:tcMar>
+              <w:top w:w="105" w:type="dxa"/>
+              <w:left w:w="105" w:type="dxa"/>
+              <w:bottom w:w="105" w:type="dxa"/>
+              <w:right w:w="105" w:type="dxa"/>
+            </w:tcMar>
+            <w:vAlign w:val="center"/>
+          </w:tcPr>
+          <w:p>
+            <w:pPr>
+              <w:spacing w:after="0" w:line="252" w:lineRule="auto"/>
+              <w:jc w:val="center"/>
+              <w:rPr>
+                <w:rFonts w:hint="eastAsia"/>
+              </w:rPr>
+            </w:pPr>
+            <w:r>
+              <w:rPr>
+                <w:sz w:val="17"/>
+              </w:rPr>
+              <w:t>Flow validation</w:t>
+            </w:r>
+          </w:p>
+        </w:tc>
+      </w:tr>
+      <w:tr>
+        <w:trPr>
+          <w:jc w:val="center"/>
+        </w:trPr>
+        <w:tc>
+          <w:tcPr>
+            <w:tcW w:w="1180" w:type="dxa"/>
+            <w:shd w:val="clear" w:color="auto" w:fill="EAF2F8"/>
+            <w:tcMar>
+              <w:top w:w="105" w:type="dxa"/>
+              <w:left w:w="105" w:type="dxa"/>
+              <w:bottom w:w="105" w:type="dxa"/>
+              <w:right w:w="105" w:type="dxa"/>
+            </w:tcMar>
+            <w:vAlign w:val="center"/>
+          </w:tcPr>
+          <w:p>
+            <w:pPr>
+              <w:spacing w:after="0" w:line="252" w:lineRule="auto"/>
+              <w:rPr>
+                <w:rFonts w:hint="eastAsia"/>
+              </w:rPr>
+            </w:pPr>
+            <w:r>
+              <w:rPr>
+                <w:sz w:val="17"/>
+              </w:rPr>
+              <w:t>Load 1</w:t>
+            </w:r>
+          </w:p>
+        </w:tc>
+        <w:tc>
+          <w:tcPr>
+            <w:tcW w:w="806" w:type="dxa"/>
+            <w:shd w:val="clear" w:color="auto" w:fill="EAF2F8"/>
+            <w:tcMar>
+              <w:top w:w="105" w:type="dxa"/>
+              <w:left w:w="105" w:type="dxa"/>
+              <w:bottom w:w="105" w:type="dxa"/>
+              <w:right w:w="105" w:type="dxa"/>
+            </w:tcMar>
+            <w:vAlign w:val="center"/>
+          </w:tcPr>
+          <w:p>
+            <w:pPr>
+              <w:spacing w:after="0" w:line="252" w:lineRule="auto"/>
+              <w:jc w:val="center"/>
+              <w:rPr>
+                <w:rFonts w:hint="eastAsia"/>
+              </w:rPr>
+            </w:pPr>
+            <w:r>
+              <w:rPr>
+                <w:sz w:val="17"/>
+              </w:rPr>
+              <w:t>5</w:t>
+            </w:r>
+          </w:p>
+        </w:tc>
+        <w:tc>
+          <w:tcPr>
+            <w:tcW w:w="1324" w:type="dxa"/>
+            <w:shd w:val="clear" w:color="auto" w:fill="EAF2F8"/>
+            <w:tcMar>
+              <w:top w:w="105" w:type="dxa"/>
+              <w:left w:w="105" w:type="dxa"/>
+              <w:bottom w:w="105" w:type="dxa"/>
+              <w:right w:w="105" w:type="dxa"/>
+            </w:tcMar>
+            <w:vAlign w:val="center"/>
+          </w:tcPr>
+          <w:p>
+            <w:pPr>
+              <w:spacing w:after="0" w:line="252" w:lineRule="auto"/>
+              <w:jc w:val="center"/>
+              <w:rPr>
+                <w:rFonts w:hint="eastAsia"/>
+              </w:rPr>
+            </w:pPr>
+            <w:r>
+              <w:rPr>
+                <w:sz w:val="17"/>
+              </w:rPr>
+              <w:t>30 sec</w:t>
+            </w:r>
+          </w:p>
+        </w:tc>
+        <w:tc>
+          <w:tcPr>
+            <w:tcW w:w="1584" w:type="dxa"/>
+            <w:shd w:val="clear" w:color="auto" w:fill="EAF2F8"/>
+            <w:tcMar>
+              <w:top w:w="105" w:type="dxa"/>
+              <w:left w:w="105" w:type="dxa"/>
+              <w:bottom w:w="105" w:type="dxa"/>
+              <w:right w:w="105" w:type="dxa"/>
+            </w:tcMar>
+            <w:vAlign w:val="center"/>
+          </w:tcPr>
+          <w:p>
+            <w:pPr>
+              <w:spacing w:after="0" w:line="252" w:lineRule="auto"/>
+              <w:jc w:val="center"/>
+              <w:rPr>
+                <w:rFonts w:hint="eastAsia"/>
+              </w:rPr>
+            </w:pPr>
+            <w:r>
+              <w:rPr>
+                <w:sz w:val="17"/>
+              </w:rPr>
+              <w:t>10 min</w:t>
+            </w:r>
+          </w:p>
+        </w:tc>
+        <w:tc>
+          <w:tcPr>
+            <w:tcW w:w="1065" w:type="dxa"/>
+            <w:shd w:val="clear" w:color="auto" w:fill="EAF2F8"/>
+            <w:tcMar>
+              <w:top w:w="105" w:type="dxa"/>
+              <w:left w:w="105" w:type="dxa"/>
+              <w:bottom w:w="105" w:type="dxa"/>
+              <w:right w:w="105" w:type="dxa"/>
+            </w:tcMar>
+            <w:vAlign w:val="center"/>
+          </w:tcPr>
+          <w:p>
+            <w:pPr>
+              <w:spacing w:after="0" w:line="252" w:lineRule="auto"/>
+              <w:jc w:val="center"/>
+              <w:rPr>
+                <w:rFonts w:hint="eastAsia"/>
+              </w:rPr>
+            </w:pPr>
+            <w:r>
+              <w:rPr>
+                <w:sz w:val="17"/>
+              </w:rPr>
+              <w:t>5 sec</w:t>
+            </w:r>
+          </w:p>
+        </w:tc>
+        <w:tc>
+          <w:tcPr>
+            <w:tcW w:w="3024" w:type="dxa"/>
+            <w:shd w:val="clear" w:color="auto" w:fill="EAF2F8"/>
+            <w:tcMar>
+              <w:top w:w="105" w:type="dxa"/>
+              <w:left w:w="105" w:type="dxa"/>
+              <w:bottom w:w="105" w:type="dxa"/>
+              <w:right w:w="105" w:type="dxa"/>
+            </w:tcMar>
+            <w:vAlign w:val="center"/>
+          </w:tcPr>
+          <w:p>
+            <w:pPr>
+              <w:spacing w:after="0" w:line="252" w:lineRule="auto"/>
+              <w:jc w:val="center"/>
+              <w:rPr>
+                <w:rFonts w:hint="eastAsia"/>
+              </w:rPr>
+            </w:pPr>
+            <w:r>
+              <w:rPr>
+                <w:sz w:val="17"/>
+              </w:rPr>
+              <w:t>Light</w:t>
+            </w:r>
+          </w:p>
+        </w:tc>
+      </w:tr>
+      <w:tr>
+        <w:trPr>
+          <w:jc w:val="center"/>
+        </w:trPr>
+        <w:tc>
+          <w:tcPr>
+            <w:tcW w:w="1180" w:type="dxa"/>
+            <w:tcMar>
+              <w:top w:w="105" w:type="dxa"/>
+              <w:left w:w="105" w:type="dxa"/>
+              <w:bottom w:w="105" w:type="dxa"/>
+              <w:right w:w="105" w:type="dxa"/>
+            </w:tcMar>
+            <w:vAlign w:val="center"/>
+          </w:tcPr>
+          <w:p>
+            <w:pPr>
+              <w:spacing w:after="0" w:line="252" w:lineRule="auto"/>
+              <w:rPr>
+                <w:rFonts w:hint="eastAsia"/>
+              </w:rPr>
+            </w:pPr>
+            <w:r>
+              <w:rPr>
+                <w:sz w:val="17"/>
+              </w:rPr>
+              <w:t>Load 2</w:t>
+            </w:r>
+          </w:p>
+        </w:tc>
+        <w:tc>
+          <w:tcPr>
+            <w:tcW w:w="806" w:type="dxa"/>
+            <w:tcMar>
+              <w:top w:w="105" w:type="dxa"/>
+              <w:left w:w="105" w:type="dxa"/>
+              <w:bottom w:w="105" w:type="dxa"/>
+              <w:right w:w="105" w:type="dxa"/>
+            </w:tcMar>
+            <w:vAlign w:val="center"/>
+          </w:tcPr>
+          <w:p>
+            <w:pPr>
+              <w:spacing w:after="0" w:line="252" w:lineRule="auto"/>
+              <w:jc w:val="center"/>
+              <w:rPr>
+                <w:rFonts w:hint="eastAsia"/>
+              </w:rPr>
+            </w:pPr>
+            <w:r>
+              <w:rPr>
+                <w:sz w:val="17"/>
+              </w:rPr>
+              <w:t>10</w:t>
+            </w:r>
+          </w:p>
+        </w:tc>
+        <w:tc>
+          <w:tcPr>
+            <w:tcW w:w="1324" w:type="dxa"/>
+            <w:tcMar>
+              <w:top w:w="105" w:type="dxa"/>
+              <w:left w:w="105" w:type="dxa"/>
+              <w:bottom w:w="105" w:type="dxa"/>
+              <w:right w:w="105" w:type="dxa"/>
+            </w:tcMar>
+            <w:vAlign w:val="center"/>
+          </w:tcPr>
+          <w:p>
+            <w:pPr>
+              <w:spacing w:after="0" w:line="252" w:lineRule="auto"/>
+              <w:jc w:val="center"/>
+              <w:rPr>
+                <w:rFonts w:hint="eastAsia"/>
+              </w:rPr>
+            </w:pPr>
+            <w:r>
+              <w:rPr>
+                <w:sz w:val="17"/>
+              </w:rPr>
+              <w:t>60 sec</w:t>
+            </w:r>
+          </w:p>
+        </w:tc>
+        <w:tc>
+          <w:tcPr>
+            <w:tcW w:w="1584" w:type="dxa"/>
+            <w:tcMar>
+              <w:top w:w="105" w:type="dxa"/>
+              <w:left w:w="105" w:type="dxa"/>
+              <w:bottom w:w="105" w:type="dxa"/>
+              <w:right w:w="105" w:type="dxa"/>
+            </w:tcMar>
+            <w:vAlign w:val="center"/>
+          </w:tcPr>
+          <w:p>
+            <w:pPr>
+              <w:spacing w:after="0" w:line="252" w:lineRule="auto"/>
+              <w:jc w:val="center"/>
+              <w:rPr>
+                <w:rFonts w:hint="eastAsia"/>
+              </w:rPr>
+            </w:pPr>
+            <w:r>
+              <w:rPr>
+                <w:sz w:val="17"/>
+              </w:rPr>
+              <w:t xml:space="preserve">10 </w:t>
+            </w:r>
+            <w:r>
+              <w:rPr>
+                <w:sz w:val="17"/>
+              </w:rPr>
+              <w:t>min</w:t>
+            </w:r>
+          </w:p>
+        </w:tc>
+        <w:tc>
+          <w:tcPr>
+            <w:tcW w:w="1065" w:type="dxa"/>
+            <w:tcMar>
+              <w:top w:w="105" w:type="dxa"/>
+              <w:left w:w="105" w:type="dxa"/>
+              <w:bottom w:w="105" w:type="dxa"/>
+              <w:right w:w="105" w:type="dxa"/>
+            </w:tcMar>
+            <w:vAlign w:val="center"/>
+          </w:tcPr>
+          <w:p>
+            <w:pPr>
+              <w:spacing w:after="0" w:line="252" w:lineRule="auto"/>
+              <w:jc w:val="center"/>
+              <w:rPr>
+                <w:rFonts w:hint="eastAsia"/>
+              </w:rPr>
+            </w:pPr>
+            <w:r>
+              <w:rPr>
+                <w:sz w:val="17"/>
+              </w:rPr>
+              <w:t>5 sec</w:t>
+            </w:r>
+          </w:p>
+        </w:tc>
+        <w:tc>
+          <w:tcPr>
+            <w:tcW w:w="3024" w:type="dxa"/>
+            <w:tcMar>
+              <w:top w:w="105" w:type="dxa"/>
+              <w:left w:w="105" w:type="dxa"/>
+              <w:bottom w:w="105" w:type="dxa"/>
+              <w:right w:w="105" w:type="dxa"/>
+            </w:tcMar>
+            <w:vAlign w:val="center"/>
+          </w:tcPr>
+          <w:p>
+            <w:pPr>
+              <w:spacing w:after="0" w:line="252" w:lineRule="auto"/>
+              <w:jc w:val="center"/>
+              <w:rPr>
+                <w:rFonts w:hint="eastAsia"/>
+              </w:rPr>
+            </w:pPr>
+            <w:r>
+              <w:rPr>
+                <w:sz w:val="17"/>
+              </w:rPr>
+              <w:t>Moderate</w:t>
+            </w:r>
+          </w:p>
+        </w:tc>
+      </w:tr>
+      <w:tr>
+        <w:trPr>
+          <w:jc w:val="center"/>
+        </w:trPr>
+        <w:tc>
+          <w:tcPr>
+            <w:tcW w:w="1180" w:type="dxa"/>
+            <w:shd w:val="clear" w:color="auto" w:fill="EAF2F8"/>
+            <w:tcMar>
+              <w:top w:w="105" w:type="dxa"/>
+              <w:left w:w="105" w:type="dxa"/>
+              <w:bottom w:w="105" w:type="dxa"/>
+              <w:right w:w="105" w:type="dxa"/>
+            </w:tcMar>
+            <w:vAlign w:val="center"/>
+          </w:tcPr>
+          <w:p>
+            <w:pPr>
+              <w:spacing w:after="0" w:line="252" w:lineRule="auto"/>
+              <w:rPr>
+                <w:rFonts w:hint="eastAsia"/>
+              </w:rPr>
+            </w:pPr>
+            <w:r>
+              <w:rPr>
+                <w:sz w:val="17"/>
+              </w:rPr>
+              <w:t>Load 3</w:t>
+            </w:r>
+          </w:p>
+        </w:tc>
+        <w:tc>
+          <w:tcPr>
+            <w:tcW w:w="806" w:type="dxa"/>
+            <w:shd w:val="clear" w:color="auto" w:fill="EAF2F8"/>
+            <w:tcMar>
+              <w:top w:w="105" w:type="dxa"/>
+              <w:left w:w="105" w:type="dxa"/>
+              <w:bottom w:w="105" w:type="dxa"/>
+              <w:right w:w="105" w:type="dxa"/>
+            </w:tcMar>
+            <w:vAlign w:val="center"/>
+          </w:tcPr>
+          <w:p>
+            <w:pPr>
+              <w:spacing w:after="0" w:line="252" w:lineRule="auto"/>
+              <w:jc w:val="center"/>
+              <w:rPr>
+                <w:rFonts w:hint="eastAsia"/>
+              </w:rPr>
+            </w:pPr>
+            <w:r>
+              <w:rPr>
+                <w:sz w:val="17"/>
+              </w:rPr>
+              <w:t>25</w:t>
+            </w:r>
+          </w:p>
+        </w:tc>
+        <w:tc>
+          <w:tcPr>
+            <w:tcW w:w="1324" w:type="dxa"/>
+            <w:shd w:val="clear" w:color="auto" w:fill="EAF2F8"/>
+            <w:tcMar>
+              <w:top w:w="105" w:type="dxa"/>
+              <w:left w:w="105" w:type="dxa"/>
+              <w:bottom w:w="105" w:type="dxa"/>
+              <w:right w:w="105" w:type="dxa"/>
+            </w:tcMar>
+            <w:vAlign w:val="center"/>
+          </w:tcPr>
+          <w:p>
+            <w:pPr>
+              <w:spacing w:after="0" w:line="252" w:lineRule="auto"/>
+              <w:jc w:val="center"/>
+              <w:rPr>
+                <w:rFonts w:hint="eastAsia"/>
+              </w:rPr>
+            </w:pPr>
+            <w:r>
+              <w:rPr>
+                <w:sz w:val="17"/>
+              </w:rPr>
+              <w:t>120 sec</w:t>
+            </w:r>
+          </w:p>
+        </w:tc>
+        <w:tc>
+          <w:tcPr>
+            <w:tcW w:w="1584" w:type="dxa"/>
+            <w:shd w:val="clear" w:color="auto" w:fill="EAF2F8"/>
+            <w:tcMar>
+              <w:top w:w="105" w:type="dxa"/>
+              <w:left w:w="105" w:type="dxa"/>
+              <w:bottom w:w="105" w:type="dxa"/>
+              <w:right w:w="105" w:type="dxa"/>
+            </w:tcMar>
+            <w:vAlign w:val="center"/>
+          </w:tcPr>
+          <w:p>
+            <w:pPr>
+              <w:spacing w:after="0" w:line="252" w:lineRule="auto"/>
+              <w:jc w:val="center"/>
+              <w:rPr>
+                <w:rFonts w:hint="eastAsia"/>
+              </w:rPr>
+            </w:pPr>
+            <w:r>
+              <w:rPr>
+                <w:sz w:val="17"/>
+              </w:rPr>
+              <w:t>10 min</w:t>
+            </w:r>
+          </w:p>
+        </w:tc>
+        <w:tc>
+          <w:tcPr>
+            <w:tcW w:w="1065" w:type="dxa"/>
+            <w:shd w:val="clear" w:color="auto" w:fill="EAF2F8"/>
+            <w:tcMar>
+              <w:top w:w="105" w:type="dxa"/>
+              <w:left w:w="105" w:type="dxa"/>
+              <w:bottom w:w="105" w:type="dxa"/>
+              <w:right w:w="105" w:type="dxa"/>
+            </w:tcMar>
+            <w:vAlign w:val="center"/>
+          </w:tcPr>
+          <w:p>
+            <w:pPr>
+              <w:spacing w:after="0" w:line="252" w:lineRule="auto"/>
+              <w:jc w:val="center"/>
+              <w:rPr>
+                <w:rFonts w:hint="eastAsia"/>
+              </w:rPr>
+            </w:pPr>
+            <w:r>
+              <w:rPr>
+                <w:sz w:val="17"/>
+              </w:rPr>
+              <w:t>5 sec</w:t>
+            </w:r>
+          </w:p>
+        </w:tc>
+        <w:tc>
+          <w:tcPr>
+            <w:tcW w:w="3024" w:type="dxa"/>
+            <w:shd w:val="clear" w:color="auto" w:fill="EAF2F8"/>
+            <w:tcMar>
+              <w:top w:w="105" w:type="dxa"/>
+              <w:left w:w="105" w:type="dxa"/>
+              <w:bottom w:w="105" w:type="dxa"/>
+              <w:right w:w="105" w:type="dxa"/>
+            </w:tcMar>
+            <w:vAlign w:val="center"/>
+          </w:tcPr>
+          <w:p>
+            <w:pPr>
+              <w:spacing w:after="0" w:line="252" w:lineRule="auto"/>
+              <w:jc w:val="center"/>
+              <w:rPr>
+                <w:rFonts w:hint="eastAsia"/>
+              </w:rPr>
+            </w:pPr>
+            <w:r>
+              <w:rPr>
+                <w:sz w:val="17"/>
+              </w:rPr>
+              <w:t>Moderate</w:t>
+            </w:r>
+          </w:p>
+        </w:tc>
+      </w:tr>
+      <w:tr>
+        <w:trPr>
+          <w:jc w:val="center"/>
+        </w:trPr>
+        <w:tc>
+          <w:tcPr>
+            <w:tcW w:w="1180" w:type="dxa"/>
+            <w:tcMar>
+              <w:top w:w="105" w:type="dxa"/>
+              <w:left w:w="105" w:type="dxa"/>
+              <w:bottom w:w="105" w:type="dxa"/>
+              <w:right w:w="105" w:type="dxa"/>
+            </w:tcMar>
+            <w:vAlign w:val="center"/>
+          </w:tcPr>
+          <w:p>
+            <w:pPr>
+              <w:spacing w:after="0" w:line="252" w:lineRule="auto"/>
+              <w:rPr>
+                <w:rFonts w:hint="eastAsia"/>
+              </w:rPr>
+            </w:pPr>
+            <w:r>
+              <w:rPr>
+                <w:sz w:val="17"/>
+              </w:rPr>
+              <w:t>Load 4</w:t>
+            </w:r>
+          </w:p>
+        </w:tc>
+        <w:tc>
+          <w:tcPr>
+            <w:tcW w:w="806" w:type="dxa"/>
+            <w:tcMar>
+              <w:top w:w="105" w:type="dxa"/>
+              <w:left w:w="105" w:type="dxa"/>
+              <w:bottom w:w="105" w:type="dxa"/>
+              <w:right w:w="105" w:type="dxa"/>
+            </w:tcMar>
+            <w:vAlign w:val="center"/>
+          </w:tcPr>
+          <w:p>
+            <w:pPr>
+              <w:spacing w:after="0" w:line="252" w:lineRule="auto"/>
+              <w:jc w:val="center"/>
+              <w:rPr>
+                <w:rFonts w:hint="eastAsia"/>
+              </w:rPr>
+            </w:pPr>
+            <w:r>
+              <w:rPr>
+                <w:sz w:val="17"/>
+              </w:rPr>
+              <w:t>25</w:t>
+            </w:r>
+          </w:p>
+        </w:tc>
+        <w:tc>
+          <w:tcPr>
+            <w:tcW w:w="1324" w:type="dxa"/>
+            <w:tcMar>
+              <w:top w:w="105" w:type="dxa"/>
+              <w:left w:w="105" w:type="dxa"/>
+              <w:bottom w:w="105" w:type="dxa"/>
+              <w:right w:w="105" w:type="dxa"/>
+            </w:tcMar>
+            <w:vAlign w:val="center"/>
+          </w:tcPr>
+          <w:p>
+            <w:pPr>
+              <w:spacing w:after="0" w:line="252" w:lineRule="auto"/>
+              <w:jc w:val="center"/>
+              <w:rPr>
+                <w:rFonts w:hint="eastAsia"/>
+              </w:rPr>
+            </w:pPr>
+            <w:r>
+              <w:rPr>
+                <w:sz w:val="17"/>
+              </w:rPr>
+              <w:t>120 sec</w:t>
+            </w:r>
+          </w:p>
+        </w:tc>
+        <w:tc>
+          <w:tcPr>
+            <w:tcW w:w="1584" w:type="dxa"/>
+            <w:tcMar>
+              <w:top w:w="105" w:type="dxa"/>
+              <w:left w:w="105" w:type="dxa"/>
+              <w:bottom w:w="105" w:type="dxa"/>
+              <w:right w:w="105" w:type="dxa"/>
+            </w:tcMar>
+            <w:vAlign w:val="center"/>
+          </w:tcPr>
+          <w:p>
+            <w:pPr>
+              <w:spacing w:after="0" w:line="252" w:lineRule="auto"/>
+              <w:jc w:val="center"/>
+              <w:rPr>
+                <w:rFonts w:hint="eastAsia"/>
+              </w:rPr>
+            </w:pPr>
+            <w:r>
+              <w:rPr>
+                <w:sz w:val="17"/>
+              </w:rPr>
+              <w:t>10 min</w:t>
+            </w:r>
+          </w:p>
+        </w:tc>
+        <w:tc>
+          <w:tcPr>
+            <w:tcW w:w="1065" w:type="dxa"/>
+            <w:tcMar>
+              <w:top w:w="105" w:type="dxa"/>
+              <w:left w:w="105" w:type="dxa"/>
+              <w:bottom w:w="105" w:type="dxa"/>
+              <w:right w:w="105" w:type="dxa"/>
+            </w:tcMar>
+            <w:vAlign w:val="center"/>
+          </w:tcPr>
+          <w:p>
+            <w:pPr>
+              <w:spacing w:after="0" w:line="252" w:lineRule="auto"/>
+              <w:jc w:val="center"/>
+              <w:rPr>
+                <w:rFonts w:hint="eastAsia"/>
+              </w:rPr>
+            </w:pPr>
+            <w:r>
+              <w:rPr>
+                <w:sz w:val="17"/>
+              </w:rPr>
+              <w:t>1 sec</w:t>
+            </w:r>
+          </w:p>
+        </w:tc>
+        <w:tc>
+          <w:tcPr>
+            <w:tcW w:w="3024" w:type="dxa"/>
+            <w:tcMar>
+              <w:top w:w="105" w:type="dxa"/>
+              <w:left w:w="105" w:type="dxa"/>
+              <w:bottom w:w="105" w:type="dxa"/>
+              <w:right w:w="105" w:type="dxa"/>
+            </w:tcMar>
+            <w:vAlign w:val="center"/>
+          </w:tcPr>
+          <w:p>
+            <w:pPr>
+              <w:spacing w:after="0" w:line="252" w:lineRule="auto"/>
+              <w:jc w:val="center"/>
+              <w:rPr>
+                <w:rFonts w:hint="eastAsia"/>
+              </w:rPr>
+            </w:pPr>
+            <w:r>
+              <w:rPr>
+                <w:sz w:val="17"/>
+              </w:rPr>
+              <w:t>Aggressive comparison</w:t>
+            </w:r>
+          </w:p>
+        </w:tc>
+      </w:tr>
+    </w:tbl>
+    <w:p>
+      <w:pPr>
+        <w:spacing w:after="0"/>
+        <w:rPr>
+          <w:rFonts w:hint="eastAsia"/>
+        </w:rPr>
+      </w:pPr>
+    </w:p>
+    <w:p>
+      <w:pPr>
+        <w:pStyle w:val="Heading2"/>
+      </w:pPr>
+      <w:r>
+        <w:t>Run Steps</w:t>
+      </w:r>
+    </w:p>
+    <w:p>
+      <w:pPr>
+        <w:spacing w:after="60"/>
+        <w:ind w:left="403" w:hanging="317"/>
+        <w:rPr>
+          <w:rFonts w:hint="eastAsia"/>
         </w:rPr>
       </w:pPr>
       <w:r>
         <w:rPr>
-          <w:rFonts w:asciiTheme="majorHAnsi" w:hAnsiTheme="majorHAnsi" w:cstheme="majorHAnsi"/>
           <w:b/>
-          <w:sz w:val="20"/>
-          <w:szCs w:val="20"/>
-          <w:u w:val="single"/>
         </w:rPr>
-        <w:lastRenderedPageBreak/>
-        <w:t>Test Details</w:t>
+        <w:t xml:space="preserve">1. </w:t>
+      </w:r>
+      <w:r>
+        <w:t>Start the local Restful Booker service and confirm that http://localhost:3001 responds.</w:t>
+      </w:r>
+    </w:p>
+    <w:p>
+      <w:pPr>
+        <w:spacing w:after="60"/>
+        <w:ind w:left="403" w:hanging="317"/>
+        <w:rPr>
+          <w:rFonts w:hint="eastAsia"/>
+        </w:rPr>
+      </w:pPr>
+      <w:r>
+        <w:rPr>
+          <w:b/>
+        </w:rPr>
+        <w:t xml:space="preserve">2. </w:t>
+      </w:r>
+      <w:r>
+        <w:t xml:space="preserve">Open Loadtest.jmx and verify the </w:t>
+      </w:r>
+      <w:r>
+        <w:t>base URL, CSV file path, user count, ramp-up, duration, and Constant Timer value.</w:t>
+      </w:r>
+    </w:p>
+    <w:p>
+      <w:pPr>
+        <w:spacing w:after="60"/>
+        <w:ind w:left="403" w:hanging="317"/>
+        <w:rPr>
+          <w:rFonts w:hint="eastAsia"/>
+        </w:rPr>
+      </w:pPr>
+      <w:r>
+        <w:rPr>
+          <w:b/>
+        </w:rPr>
+        <w:t xml:space="preserve">3. </w:t>
+      </w:r>
+      <w:r>
+        <w:t>Run the one-user smoke test and confirm that the token and booking ID are populated and all assertions pass.</w:t>
+      </w:r>
+    </w:p>
+    <w:p>
+      <w:pPr>
+        <w:spacing w:after="60"/>
+        <w:ind w:left="403" w:hanging="317"/>
+        <w:rPr>
+          <w:rFonts w:hint="eastAsia"/>
+        </w:rPr>
+      </w:pPr>
+      <w:r>
+        <w:rPr>
+          <w:b/>
+        </w:rPr>
+        <w:t xml:space="preserve">4. </w:t>
+      </w:r>
+      <w:r>
+        <w:t>Run each load profile independently and save a separate JTL</w:t>
+      </w:r>
+      <w:r>
+        <w:t xml:space="preserve"> file and HTML report.</w:t>
+      </w:r>
+    </w:p>
+    <w:p>
+      <w:pPr>
+        <w:spacing w:after="60"/>
+        <w:ind w:left="403" w:hanging="317"/>
+        <w:rPr>
+          <w:rFonts w:hint="eastAsia"/>
+        </w:rPr>
+      </w:pPr>
+      <w:r>
+        <w:rPr>
+          <w:b/>
+        </w:rPr>
+        <w:t xml:space="preserve">5. </w:t>
+      </w:r>
+      <w:r>
+        <w:t>Review failed samples, response bodies, p95 latency, error percentage, throughput, and application logs before increasing load.</w:t>
+      </w:r>
+    </w:p>
+    <w:p>
+      <w:pPr>
+        <w:rPr>
+          <w:rFonts w:hint="eastAsia"/>
+        </w:rPr>
+      </w:pPr>
+      <w:r>
+        <w:t>Example non-GUI execution:</w:t>
+      </w:r>
+    </w:p>
+    <w:p>
+      <w:pPr>
+        <w:spacing w:before="20" w:after="20"/>
+        <w:ind w:left="360"/>
+        <w:rPr>
+          <w:rFonts w:hint="eastAsia"/>
+        </w:rPr>
+      </w:pPr>
+      <w:r>
+        <w:rPr>
+          <w:rFonts w:ascii="Consolas" w:hAnsi="Consolas"/>
+          <w:sz w:val="18"/>
+        </w:rPr>
+        <w:t>jmeter -n -t Loadtest.jmx -l results_25u_5s.jtl -e -o report_25u_5s</w:t>
+      </w:r>
+    </w:p>
+    <w:p>
+      <w:pPr>
+        <w:rPr>
+          <w:rFonts w:hint="eastAsia"/>
+        </w:rPr>
+      </w:pPr>
+      <w:r>
+        <w:rPr>
+          <w:b/>
+        </w:rPr>
+        <w:t>Executi</w:t>
       </w:r>
       <w:r>
         <w:rPr>
-          <w:rFonts w:asciiTheme="majorHAnsi" w:hAnsiTheme="majorHAnsi" w:cstheme="majorHAnsi"/>
-          <w:sz w:val="20"/>
-          <w:szCs w:val="20"/>
+          <w:b/>
         </w:rPr>
-        <w:t xml:space="preserve"> </w:t>
+        <w:t xml:space="preserve">on note  </w:t>
+      </w:r>
+      <w:r>
+        <w:t>GUI listeners are useful while debugging, but non-GUI mode should be used for measured runs to reduce load-generator overhead.</w:t>
+      </w:r>
+    </w:p>
+    <w:p>
+      <w:pPr>
+        <w:pStyle w:val="Heading1"/>
+      </w:pPr>
+      <w:r>
+        <w:t>Monitoring</w:t>
+      </w:r>
+    </w:p>
+    <w:p>
+      <w:pPr>
+        <w:pStyle w:val="ListBullet"/>
+        <w:spacing w:after="60"/>
+        <w:rPr>
+          <w:rFonts w:hint="eastAsia"/>
+        </w:rPr>
+      </w:pPr>
+      <w:r>
+        <w:t xml:space="preserve">Client metrics: sample count, average and p95 response time, throughput, error percentage, and response-code </w:t>
+      </w:r>
+      <w:r>
+        <w:t>distribution.</w:t>
+      </w:r>
+    </w:p>
+    <w:p>
+      <w:pPr>
+        <w:pStyle w:val="ListBullet"/>
+        <w:spacing w:after="60"/>
+        <w:rPr>
+          <w:rFonts w:hint="eastAsia"/>
+        </w:rPr>
+      </w:pPr>
+      <w:r>
+        <w:t>Functional signals: failed assertions, missing token or booking ID values, and retrieval responses that returned not found.</w:t>
+      </w:r>
+    </w:p>
+    <w:p>
+      <w:pPr>
+        <w:pStyle w:val="ListBullet"/>
+        <w:spacing w:after="60"/>
+        <w:rPr>
+          <w:rFonts w:hint="eastAsia"/>
+        </w:rPr>
+      </w:pPr>
+      <w:r>
+        <w:t>Server evidence: application logs were checked for server-side errors during the 25-user test with 1-second pacing; no</w:t>
+      </w:r>
+      <w:r>
+        <w:t>ne were reported in the source notes.</w:t>
+      </w:r>
+    </w:p>
+    <w:p>
+      <w:pPr>
+        <w:pStyle w:val="ListBullet"/>
+        <w:spacing w:after="60"/>
+        <w:rPr>
+          <w:rFonts w:hint="eastAsia"/>
+        </w:rPr>
+      </w:pPr>
+      <w:r>
+        <w:t>Recommended for a repeat run: host CPU and memory, Node.js event-loop delay, MongoDB connections and query latency, network utilization, and load-generator CPU.</w:t>
+      </w:r>
+    </w:p>
+    <w:p>
+      <w:pPr>
+        <w:pStyle w:val="Heading1"/>
+      </w:pPr>
+      <w:r>
+        <w:t>Results</w:t>
+      </w:r>
+    </w:p>
+    <w:p>
+      <w:pPr>
+        <w:rPr>
+          <w:rFonts w:hint="eastAsia"/>
+        </w:rPr>
+      </w:pPr>
+      <w:r>
+        <w:t>The table consolidates the values supplied in the</w:t>
+      </w:r>
+      <w:r>
+        <w:t xml:space="preserve"> original report. Response times are 95th-percentile values. The source report did not include numerical throughput, sample counts, or a breakdown of errors by request.</w:t>
+      </w:r>
+    </w:p>
+    <w:tbl>
+      <w:tblPr>
+        <w:tblW w:w="0" w:type="auto"/>
+        <w:jc w:val="center"/>
+        <w:tblBorders>
+          <w:top w:val="single" w:sz="6" w:space="0" w:color="D9D9D9"/>
+          <w:left w:val="single" w:sz="6" w:space="0" w:color="D9D9D9"/>
+          <w:bottom w:val="single" w:sz="6" w:space="0" w:color="D9D9D9"/>
+          <w:right w:val="single" w:sz="6" w:space="0" w:color="D9D9D9"/>
+          <w:insideH w:val="single" w:sz="6" w:space="0" w:color="D9D9D9"/>
+          <w:insideV w:val="single" w:sz="6" w:space="0" w:color="D9D9D9"/>
+        </w:tblBorders>
+        <w:tblLayout w:type="fixed"/>
+        <w:tblLook w:val="04A0" w:firstRow="1" w:lastRow="0" w:firstColumn="1" w:lastColumn="0" w:noHBand="0" w:noVBand="1"/>
+      </w:tblPr>
+      <w:tblGrid>
+        <w:gridCol w:w="2520"/>
+        <w:gridCol w:w="1728"/>
+        <w:gridCol w:w="1728"/>
+        <w:gridCol w:w="1872"/>
+        <w:gridCol w:w="2232"/>
+      </w:tblGrid>
+      <w:tr>
+        <w:trPr>
+          <w:tblHeader/>
+          <w:jc w:val="center"/>
+        </w:trPr>
+        <w:tc>
+          <w:tcPr>
+            <w:tcW w:w="2520" w:type="dxa"/>
+            <w:shd w:val="clear" w:color="auto" w:fill="17365D"/>
+            <w:tcMar>
+              <w:top w:w="110" w:type="dxa"/>
+              <w:left w:w="105" w:type="dxa"/>
+              <w:bottom w:w="110" w:type="dxa"/>
+              <w:right w:w="105" w:type="dxa"/>
+            </w:tcMar>
+            <w:vAlign w:val="center"/>
+          </w:tcPr>
+          <w:p>
+            <w:pPr>
+              <w:spacing w:after="0"/>
+              <w:jc w:val="center"/>
+              <w:rPr>
+                <w:rFonts w:hint="eastAsia"/>
+              </w:rPr>
+            </w:pPr>
+            <w:r>
+              <w:rPr>
+                <w:b/>
+                <w:color w:val="FFFFFF"/>
+                <w:sz w:val="18"/>
+              </w:rPr>
+              <w:t>Users and pacing</w:t>
+            </w:r>
+          </w:p>
+        </w:tc>
+        <w:tc>
+          <w:tcPr>
+            <w:tcW w:w="1728" w:type="dxa"/>
+            <w:shd w:val="clear" w:color="auto" w:fill="17365D"/>
+            <w:tcMar>
+              <w:top w:w="110" w:type="dxa"/>
+              <w:left w:w="105" w:type="dxa"/>
+              <w:bottom w:w="110" w:type="dxa"/>
+              <w:right w:w="105" w:type="dxa"/>
+            </w:tcMar>
+            <w:vAlign w:val="center"/>
+          </w:tcPr>
+          <w:p>
+            <w:pPr>
+              <w:spacing w:after="0"/>
+              <w:jc w:val="center"/>
+              <w:rPr>
+                <w:rFonts w:hint="eastAsia"/>
+              </w:rPr>
+            </w:pPr>
+            <w:r>
+              <w:rPr>
+                <w:b/>
+                <w:color w:val="FFFFFF"/>
+                <w:sz w:val="18"/>
+              </w:rPr>
+              <w:t>Auth p95</w:t>
+            </w:r>
+          </w:p>
+        </w:tc>
+        <w:tc>
+          <w:tcPr>
+            <w:tcW w:w="1728" w:type="dxa"/>
+            <w:shd w:val="clear" w:color="auto" w:fill="17365D"/>
+            <w:tcMar>
+              <w:top w:w="110" w:type="dxa"/>
+              <w:left w:w="105" w:type="dxa"/>
+              <w:bottom w:w="110" w:type="dxa"/>
+              <w:right w:w="105" w:type="dxa"/>
+            </w:tcMar>
+            <w:vAlign w:val="center"/>
+          </w:tcPr>
+          <w:p>
+            <w:pPr>
+              <w:spacing w:after="0"/>
+              <w:jc w:val="center"/>
+              <w:rPr>
+                <w:rFonts w:hint="eastAsia"/>
+              </w:rPr>
+            </w:pPr>
+            <w:r>
+              <w:rPr>
+                <w:b/>
+                <w:color w:val="FFFFFF"/>
+                <w:sz w:val="18"/>
+              </w:rPr>
+              <w:t>Create p95</w:t>
+            </w:r>
+          </w:p>
+        </w:tc>
+        <w:tc>
+          <w:tcPr>
+            <w:tcW w:w="1872" w:type="dxa"/>
+            <w:shd w:val="clear" w:color="auto" w:fill="17365D"/>
+            <w:tcMar>
+              <w:top w:w="110" w:type="dxa"/>
+              <w:left w:w="105" w:type="dxa"/>
+              <w:bottom w:w="110" w:type="dxa"/>
+              <w:right w:w="105" w:type="dxa"/>
+            </w:tcMar>
+            <w:vAlign w:val="center"/>
+          </w:tcPr>
+          <w:p>
+            <w:pPr>
+              <w:spacing w:after="0"/>
+              <w:jc w:val="center"/>
+              <w:rPr>
+                <w:rFonts w:hint="eastAsia"/>
+              </w:rPr>
+            </w:pPr>
+            <w:r>
+              <w:rPr>
+                <w:b/>
+                <w:color w:val="FFFFFF"/>
+                <w:sz w:val="18"/>
+              </w:rPr>
+              <w:t>Retrieve p95</w:t>
+            </w:r>
+          </w:p>
+        </w:tc>
+        <w:tc>
+          <w:tcPr>
+            <w:tcW w:w="2232" w:type="dxa"/>
+            <w:shd w:val="clear" w:color="auto" w:fill="17365D"/>
+            <w:tcMar>
+              <w:top w:w="110" w:type="dxa"/>
+              <w:left w:w="105" w:type="dxa"/>
+              <w:bottom w:w="110" w:type="dxa"/>
+              <w:right w:w="105" w:type="dxa"/>
+            </w:tcMar>
+            <w:vAlign w:val="center"/>
+          </w:tcPr>
+          <w:p>
+            <w:pPr>
+              <w:spacing w:after="0"/>
+              <w:jc w:val="center"/>
+              <w:rPr>
+                <w:rFonts w:hint="eastAsia"/>
+              </w:rPr>
+            </w:pPr>
+            <w:r>
+              <w:rPr>
+                <w:b/>
+                <w:color w:val="FFFFFF"/>
+                <w:sz w:val="18"/>
+              </w:rPr>
+              <w:t>Reported error rate</w:t>
+            </w:r>
+          </w:p>
+        </w:tc>
+      </w:tr>
+      <w:tr>
+        <w:trPr>
+          <w:jc w:val="center"/>
+        </w:trPr>
+        <w:tc>
+          <w:tcPr>
+            <w:tcW w:w="2520" w:type="dxa"/>
+            <w:tcMar>
+              <w:top w:w="105" w:type="dxa"/>
+              <w:left w:w="105" w:type="dxa"/>
+              <w:bottom w:w="105" w:type="dxa"/>
+              <w:right w:w="105" w:type="dxa"/>
+            </w:tcMar>
+            <w:vAlign w:val="center"/>
+          </w:tcPr>
+          <w:p>
+            <w:pPr>
+              <w:spacing w:after="0" w:line="252" w:lineRule="auto"/>
+              <w:rPr>
+                <w:rFonts w:hint="eastAsia"/>
+              </w:rPr>
+            </w:pPr>
+            <w:r>
+              <w:rPr>
+                <w:sz w:val="18"/>
+              </w:rPr>
+              <w:lastRenderedPageBreak/>
+              <w:t>5 users  5 sec</w:t>
+            </w:r>
+          </w:p>
+        </w:tc>
+        <w:tc>
+          <w:tcPr>
+            <w:tcW w:w="1728" w:type="dxa"/>
+            <w:tcMar>
+              <w:top w:w="105" w:type="dxa"/>
+              <w:left w:w="105" w:type="dxa"/>
+              <w:bottom w:w="105" w:type="dxa"/>
+              <w:right w:w="105" w:type="dxa"/>
+            </w:tcMar>
+            <w:vAlign w:val="center"/>
+          </w:tcPr>
+          <w:p>
+            <w:pPr>
+              <w:spacing w:after="0" w:line="252" w:lineRule="auto"/>
+              <w:jc w:val="center"/>
+              <w:rPr>
+                <w:rFonts w:hint="eastAsia"/>
+              </w:rPr>
+            </w:pPr>
+            <w:r>
+              <w:rPr>
+                <w:sz w:val="18"/>
+              </w:rPr>
+              <w:t>1.2 sec</w:t>
+            </w:r>
+          </w:p>
+        </w:tc>
+        <w:tc>
+          <w:tcPr>
+            <w:tcW w:w="1728" w:type="dxa"/>
+            <w:tcMar>
+              <w:top w:w="105" w:type="dxa"/>
+              <w:left w:w="105" w:type="dxa"/>
+              <w:bottom w:w="105" w:type="dxa"/>
+              <w:right w:w="105" w:type="dxa"/>
+            </w:tcMar>
+            <w:vAlign w:val="center"/>
+          </w:tcPr>
+          <w:p>
+            <w:pPr>
+              <w:spacing w:after="0" w:line="252" w:lineRule="auto"/>
+              <w:jc w:val="center"/>
+              <w:rPr>
+                <w:rFonts w:hint="eastAsia"/>
+              </w:rPr>
+            </w:pPr>
+            <w:r>
+              <w:rPr>
+                <w:sz w:val="18"/>
+              </w:rPr>
+              <w:t>0.3 sec</w:t>
+            </w:r>
+          </w:p>
+        </w:tc>
+        <w:tc>
+          <w:tcPr>
+            <w:tcW w:w="1872" w:type="dxa"/>
+            <w:tcMar>
+              <w:top w:w="105" w:type="dxa"/>
+              <w:left w:w="105" w:type="dxa"/>
+              <w:bottom w:w="105" w:type="dxa"/>
+              <w:right w:w="105" w:type="dxa"/>
+            </w:tcMar>
+            <w:vAlign w:val="center"/>
+          </w:tcPr>
+          <w:p>
+            <w:pPr>
+              <w:spacing w:after="0" w:line="252" w:lineRule="auto"/>
+              <w:jc w:val="center"/>
+              <w:rPr>
+                <w:rFonts w:hint="eastAsia"/>
+              </w:rPr>
+            </w:pPr>
+            <w:r>
+              <w:rPr>
+                <w:sz w:val="18"/>
+              </w:rPr>
+              <w:t>0.3 sec</w:t>
+            </w:r>
+          </w:p>
+        </w:tc>
+        <w:tc>
+          <w:tcPr>
+            <w:tcW w:w="2232" w:type="dxa"/>
+            <w:tcMar>
+              <w:top w:w="105" w:type="dxa"/>
+              <w:left w:w="105" w:type="dxa"/>
+              <w:bottom w:w="105" w:type="dxa"/>
+              <w:right w:w="105" w:type="dxa"/>
+            </w:tcMar>
+            <w:vAlign w:val="center"/>
+          </w:tcPr>
+          <w:p>
+            <w:pPr>
+              <w:spacing w:after="0" w:line="252" w:lineRule="auto"/>
+              <w:jc w:val="center"/>
+              <w:rPr>
+                <w:rFonts w:hint="eastAsia"/>
+              </w:rPr>
+            </w:pPr>
+            <w:r>
+              <w:rPr>
+                <w:sz w:val="18"/>
+              </w:rPr>
+              <w:t>1.20%</w:t>
+            </w:r>
+          </w:p>
+        </w:tc>
+      </w:tr>
+      <w:tr>
+        <w:trPr>
+          <w:jc w:val="center"/>
+        </w:trPr>
+        <w:tc>
+          <w:tcPr>
+            <w:tcW w:w="2520" w:type="dxa"/>
+            <w:shd w:val="clear" w:color="auto" w:fill="EAF2F8"/>
+            <w:tcMar>
+              <w:top w:w="105" w:type="dxa"/>
+              <w:left w:w="105" w:type="dxa"/>
+              <w:bottom w:w="105" w:type="dxa"/>
+              <w:right w:w="105" w:type="dxa"/>
+            </w:tcMar>
+            <w:vAlign w:val="center"/>
+          </w:tcPr>
+          <w:p>
+            <w:pPr>
+              <w:spacing w:after="0" w:line="252" w:lineRule="auto"/>
+              <w:rPr>
+                <w:rFonts w:hint="eastAsia"/>
+              </w:rPr>
+            </w:pPr>
+            <w:r>
+              <w:rPr>
+                <w:sz w:val="18"/>
+              </w:rPr>
+              <w:t>10 users  5 sec</w:t>
+            </w:r>
+          </w:p>
+        </w:tc>
+        <w:tc>
+          <w:tcPr>
+            <w:tcW w:w="1728" w:type="dxa"/>
+            <w:shd w:val="clear" w:color="auto" w:fill="EAF2F8"/>
+            <w:tcMar>
+              <w:top w:w="105" w:type="dxa"/>
+              <w:left w:w="105" w:type="dxa"/>
+              <w:bottom w:w="105" w:type="dxa"/>
+              <w:right w:w="105" w:type="dxa"/>
+            </w:tcMar>
+            <w:vAlign w:val="center"/>
+          </w:tcPr>
+          <w:p>
+            <w:pPr>
+              <w:spacing w:after="0" w:line="252" w:lineRule="auto"/>
+              <w:jc w:val="center"/>
+              <w:rPr>
+                <w:rFonts w:hint="eastAsia"/>
+              </w:rPr>
+            </w:pPr>
+            <w:r>
+              <w:rPr>
+                <w:sz w:val="18"/>
+              </w:rPr>
+              <w:t>1.5 sec</w:t>
+            </w:r>
+          </w:p>
+        </w:tc>
+        <w:tc>
+          <w:tcPr>
+            <w:tcW w:w="1728" w:type="dxa"/>
+            <w:shd w:val="clear" w:color="auto" w:fill="EAF2F8"/>
+            <w:tcMar>
+              <w:top w:w="105" w:type="dxa"/>
+              <w:left w:w="105" w:type="dxa"/>
+              <w:bottom w:w="105" w:type="dxa"/>
+              <w:right w:w="105" w:type="dxa"/>
+            </w:tcMar>
+            <w:vAlign w:val="center"/>
+          </w:tcPr>
+          <w:p>
+            <w:pPr>
+              <w:spacing w:after="0" w:line="252" w:lineRule="auto"/>
+              <w:jc w:val="center"/>
+              <w:rPr>
+                <w:rFonts w:hint="eastAsia"/>
+              </w:rPr>
+            </w:pPr>
+            <w:r>
+              <w:rPr>
+                <w:sz w:val="18"/>
+              </w:rPr>
+              <w:t>0.3 sec</w:t>
+            </w:r>
+          </w:p>
+        </w:tc>
+        <w:tc>
+          <w:tcPr>
+            <w:tcW w:w="1872" w:type="dxa"/>
+            <w:shd w:val="clear" w:color="auto" w:fill="EAF2F8"/>
+            <w:tcMar>
+              <w:top w:w="105" w:type="dxa"/>
+              <w:left w:w="105" w:type="dxa"/>
+              <w:bottom w:w="105" w:type="dxa"/>
+              <w:right w:w="105" w:type="dxa"/>
+            </w:tcMar>
+            <w:vAlign w:val="center"/>
+          </w:tcPr>
+          <w:p>
+            <w:pPr>
+              <w:spacing w:after="0" w:line="252" w:lineRule="auto"/>
+              <w:jc w:val="center"/>
+              <w:rPr>
+                <w:rFonts w:hint="eastAsia"/>
+              </w:rPr>
+            </w:pPr>
+            <w:r>
+              <w:rPr>
+                <w:sz w:val="18"/>
+              </w:rPr>
+              <w:t>0.3 sec</w:t>
+            </w:r>
+          </w:p>
+        </w:tc>
+        <w:tc>
+          <w:tcPr>
+            <w:tcW w:w="2232" w:type="dxa"/>
+            <w:shd w:val="clear" w:color="auto" w:fill="EAF2F8"/>
+            <w:tcMar>
+              <w:top w:w="105" w:type="dxa"/>
+              <w:left w:w="105" w:type="dxa"/>
+              <w:bottom w:w="105" w:type="dxa"/>
+              <w:right w:w="105" w:type="dxa"/>
+            </w:tcMar>
+            <w:vAlign w:val="center"/>
+          </w:tcPr>
+          <w:p>
+            <w:pPr>
+              <w:spacing w:after="0" w:line="252" w:lineRule="auto"/>
+              <w:jc w:val="center"/>
+              <w:rPr>
+                <w:rFonts w:hint="eastAsia"/>
+              </w:rPr>
+            </w:pPr>
+            <w:r>
+              <w:rPr>
+                <w:sz w:val="18"/>
+              </w:rPr>
+              <w:t>1.60%</w:t>
+            </w:r>
+          </w:p>
+        </w:tc>
+      </w:tr>
+      <w:tr>
+        <w:trPr>
+          <w:jc w:val="center"/>
+        </w:trPr>
+        <w:tc>
+          <w:tcPr>
+            <w:tcW w:w="2520" w:type="dxa"/>
+            <w:tcMar>
+              <w:top w:w="105" w:type="dxa"/>
+              <w:left w:w="105" w:type="dxa"/>
+              <w:bottom w:w="105" w:type="dxa"/>
+              <w:right w:w="105" w:type="dxa"/>
+            </w:tcMar>
+            <w:vAlign w:val="center"/>
+          </w:tcPr>
+          <w:p>
+            <w:pPr>
+              <w:spacing w:after="0" w:line="252" w:lineRule="auto"/>
+              <w:rPr>
+                <w:rFonts w:hint="eastAsia"/>
+              </w:rPr>
+            </w:pPr>
+            <w:r>
+              <w:rPr>
+                <w:sz w:val="18"/>
+              </w:rPr>
+              <w:t>25 users  5 sec</w:t>
+            </w:r>
+          </w:p>
+        </w:tc>
+        <w:tc>
+          <w:tcPr>
+            <w:tcW w:w="1728" w:type="dxa"/>
+            <w:tcMar>
+              <w:top w:w="105" w:type="dxa"/>
+              <w:left w:w="105" w:type="dxa"/>
+              <w:bottom w:w="105" w:type="dxa"/>
+              <w:right w:w="105" w:type="dxa"/>
+            </w:tcMar>
+            <w:vAlign w:val="center"/>
+          </w:tcPr>
+          <w:p>
+            <w:pPr>
+              <w:spacing w:after="0" w:line="252" w:lineRule="auto"/>
+              <w:jc w:val="center"/>
+              <w:rPr>
+                <w:rFonts w:hint="eastAsia"/>
+              </w:rPr>
+            </w:pPr>
+            <w:r>
+              <w:rPr>
+                <w:sz w:val="18"/>
+              </w:rPr>
+              <w:t>1.3 sec</w:t>
+            </w:r>
+          </w:p>
+        </w:tc>
+        <w:tc>
+          <w:tcPr>
+            <w:tcW w:w="1728" w:type="dxa"/>
+            <w:tcMar>
+              <w:top w:w="105" w:type="dxa"/>
+              <w:left w:w="105" w:type="dxa"/>
+              <w:bottom w:w="105" w:type="dxa"/>
+              <w:right w:w="105" w:type="dxa"/>
+            </w:tcMar>
+            <w:vAlign w:val="center"/>
+          </w:tcPr>
+          <w:p>
+            <w:pPr>
+              <w:spacing w:after="0" w:line="252" w:lineRule="auto"/>
+              <w:jc w:val="center"/>
+              <w:rPr>
+                <w:rFonts w:hint="eastAsia"/>
+              </w:rPr>
+            </w:pPr>
+            <w:r>
+              <w:rPr>
+                <w:sz w:val="18"/>
+              </w:rPr>
+              <w:t>0.3 sec</w:t>
+            </w:r>
+          </w:p>
+        </w:tc>
+        <w:tc>
+          <w:tcPr>
+            <w:tcW w:w="1872" w:type="dxa"/>
+            <w:tcMar>
+              <w:top w:w="105" w:type="dxa"/>
+              <w:left w:w="105" w:type="dxa"/>
+              <w:bottom w:w="105" w:type="dxa"/>
+              <w:right w:w="105" w:type="dxa"/>
+            </w:tcMar>
+            <w:vAlign w:val="center"/>
+          </w:tcPr>
+          <w:p>
+            <w:pPr>
+              <w:spacing w:after="0" w:line="252" w:lineRule="auto"/>
+              <w:jc w:val="center"/>
+              <w:rPr>
+                <w:rFonts w:hint="eastAsia"/>
+              </w:rPr>
+            </w:pPr>
+            <w:r>
+              <w:rPr>
+                <w:sz w:val="18"/>
+              </w:rPr>
+              <w:t>0.3 sec</w:t>
+            </w:r>
+          </w:p>
+        </w:tc>
+        <w:tc>
+          <w:tcPr>
+            <w:tcW w:w="2232" w:type="dxa"/>
+            <w:tcMar>
+              <w:top w:w="105" w:type="dxa"/>
+              <w:left w:w="105" w:type="dxa"/>
+              <w:bottom w:w="105" w:type="dxa"/>
+              <w:right w:w="105" w:type="dxa"/>
+            </w:tcMar>
+            <w:vAlign w:val="center"/>
+          </w:tcPr>
+          <w:p>
+            <w:pPr>
+              <w:spacing w:after="0" w:line="252" w:lineRule="auto"/>
+              <w:jc w:val="center"/>
+              <w:rPr>
+                <w:rFonts w:hint="eastAsia"/>
+              </w:rPr>
+            </w:pPr>
+            <w:r>
+              <w:rPr>
+                <w:sz w:val="18"/>
+              </w:rPr>
+              <w:t>0.87%</w:t>
+            </w:r>
+          </w:p>
+        </w:tc>
+      </w:tr>
+      <w:tr>
+        <w:trPr>
+          <w:jc w:val="center"/>
+        </w:trPr>
+        <w:tc>
+          <w:tcPr>
+            <w:tcW w:w="2520" w:type="dxa"/>
+            <w:shd w:val="clear" w:color="auto" w:fill="EAF2F8"/>
+            <w:tcMar>
+              <w:top w:w="105" w:type="dxa"/>
+              <w:left w:w="105" w:type="dxa"/>
+              <w:bottom w:w="105" w:type="dxa"/>
+              <w:right w:w="105" w:type="dxa"/>
+            </w:tcMar>
+            <w:vAlign w:val="center"/>
+          </w:tcPr>
+          <w:p>
+            <w:pPr>
+              <w:spacing w:after="0" w:line="252" w:lineRule="auto"/>
+              <w:rPr>
+                <w:rFonts w:hint="eastAsia"/>
+              </w:rPr>
+            </w:pPr>
+            <w:r>
+              <w:rPr>
+                <w:sz w:val="18"/>
+              </w:rPr>
+              <w:t>25 users  1 sec</w:t>
+            </w:r>
+          </w:p>
+        </w:tc>
+        <w:tc>
+          <w:tcPr>
+            <w:tcW w:w="1728" w:type="dxa"/>
+            <w:shd w:val="clear" w:color="auto" w:fill="EAF2F8"/>
+            <w:tcMar>
+              <w:top w:w="105" w:type="dxa"/>
+              <w:left w:w="105" w:type="dxa"/>
+              <w:bottom w:w="105" w:type="dxa"/>
+              <w:right w:w="105" w:type="dxa"/>
+            </w:tcMar>
+            <w:vAlign w:val="center"/>
+          </w:tcPr>
+          <w:p>
+            <w:pPr>
+              <w:spacing w:after="0" w:line="252" w:lineRule="auto"/>
+              <w:jc w:val="center"/>
+              <w:rPr>
+                <w:rFonts w:hint="eastAsia"/>
+              </w:rPr>
+            </w:pPr>
+            <w:r>
+              <w:rPr>
+                <w:sz w:val="18"/>
+              </w:rPr>
+              <w:t>3.6 sec</w:t>
+            </w:r>
+          </w:p>
+        </w:tc>
+        <w:tc>
+          <w:tcPr>
+            <w:tcW w:w="1728" w:type="dxa"/>
+            <w:shd w:val="clear" w:color="auto" w:fill="EAF2F8"/>
+            <w:tcMar>
+              <w:top w:w="105" w:type="dxa"/>
+              <w:left w:w="105" w:type="dxa"/>
+              <w:bottom w:w="105" w:type="dxa"/>
+              <w:right w:w="105" w:type="dxa"/>
+            </w:tcMar>
+            <w:vAlign w:val="center"/>
+          </w:tcPr>
+          <w:p>
+            <w:pPr>
+              <w:spacing w:after="0" w:line="252" w:lineRule="auto"/>
+              <w:jc w:val="center"/>
+              <w:rPr>
+                <w:rFonts w:hint="eastAsia"/>
+              </w:rPr>
+            </w:pPr>
+            <w:r>
+              <w:rPr>
+                <w:sz w:val="18"/>
+              </w:rPr>
+              <w:t>0.9 sec</w:t>
+            </w:r>
+          </w:p>
+        </w:tc>
+        <w:tc>
+          <w:tcPr>
+            <w:tcW w:w="1872" w:type="dxa"/>
+            <w:shd w:val="clear" w:color="auto" w:fill="EAF2F8"/>
+            <w:tcMar>
+              <w:top w:w="105" w:type="dxa"/>
+              <w:left w:w="105" w:type="dxa"/>
+              <w:bottom w:w="105" w:type="dxa"/>
+              <w:right w:w="105" w:type="dxa"/>
+            </w:tcMar>
+            <w:vAlign w:val="center"/>
+          </w:tcPr>
+          <w:p>
+            <w:pPr>
+              <w:spacing w:after="0" w:line="252" w:lineRule="auto"/>
+              <w:jc w:val="center"/>
+              <w:rPr>
+                <w:rFonts w:hint="eastAsia"/>
+              </w:rPr>
+            </w:pPr>
+            <w:r>
+              <w:rPr>
+                <w:sz w:val="18"/>
+              </w:rPr>
+              <w:t>0.9 sec</w:t>
+            </w:r>
+          </w:p>
+        </w:tc>
+        <w:tc>
+          <w:tcPr>
+            <w:tcW w:w="2232" w:type="dxa"/>
+            <w:shd w:val="clear" w:color="auto" w:fill="EAF2F8"/>
+            <w:tcMar>
+              <w:top w:w="105" w:type="dxa"/>
+              <w:left w:w="105" w:type="dxa"/>
+              <w:bottom w:w="105" w:type="dxa"/>
+              <w:right w:w="105" w:type="dxa"/>
+            </w:tcMar>
+            <w:vAlign w:val="center"/>
+          </w:tcPr>
+          <w:p>
+            <w:pPr>
+              <w:spacing w:after="0" w:line="252" w:lineRule="auto"/>
+              <w:jc w:val="center"/>
+              <w:rPr>
+                <w:rFonts w:hint="eastAsia"/>
+              </w:rPr>
+            </w:pPr>
+            <w:r>
+              <w:rPr>
+                <w:sz w:val="18"/>
+              </w:rPr>
+              <w:t>0.08%</w:t>
+            </w:r>
+          </w:p>
+        </w:tc>
+      </w:tr>
+    </w:tbl>
+    <w:p>
+      <w:pPr>
+        <w:spacing w:after="0"/>
+        <w:rPr>
+          <w:rFonts w:hint="eastAsia"/>
+        </w:rPr>
+      </w:pPr>
+    </w:p>
+    <w:p>
+      <w:pPr>
+        <w:pStyle w:val="Heading2"/>
+      </w:pPr>
+      <w:r>
+        <w:t>Findings</w:t>
+      </w:r>
+    </w:p>
+    <w:p>
+      <w:pPr>
+        <w:pStyle w:val="ListBullet"/>
+        <w:spacing w:after="60"/>
+        <w:rPr>
+          <w:rFonts w:hint="eastAsia"/>
+        </w:rPr>
+      </w:pPr>
+      <w:r>
+        <w:t>At 5-second pacing, create and retrieve p95 remained at 0.3 seconds across</w:t>
+      </w:r>
+      <w:r>
+        <w:t xml:space="preserve"> 5, 10, and 25 users. Authorization p95 varied between 1.2 and 1.5 seconds.</w:t>
+      </w:r>
+    </w:p>
+    <w:p>
+      <w:pPr>
+        <w:pStyle w:val="ListBullet"/>
+        <w:spacing w:after="60"/>
+        <w:rPr>
+          <w:rFonts w:hint="eastAsia"/>
+        </w:rPr>
+      </w:pPr>
+      <w:r>
+        <w:t xml:space="preserve">Retrieval failures occurred in every standard load test. Reported aggregate error rates were 1.20%, 1.60%, and 0.87%. These failures prevent a clean success conclusion even though </w:t>
+      </w:r>
+      <w:r>
+        <w:t>latency remained stable.</w:t>
+      </w:r>
+    </w:p>
+    <w:p>
+      <w:pPr>
+        <w:pStyle w:val="ListBullet"/>
+        <w:spacing w:after="60"/>
+        <w:rPr>
+          <w:rFonts w:hint="eastAsia"/>
+        </w:rPr>
+      </w:pPr>
+      <w:r>
+        <w:t>At the same 25-user concurrency, reducing pacing from 5 seconds to 1 second increased authorization p95 from 1.3 to 3.6 seconds, an increase of about 177%.</w:t>
+      </w:r>
+    </w:p>
+    <w:p>
+      <w:pPr>
+        <w:pStyle w:val="ListBullet"/>
+        <w:spacing w:after="60"/>
+        <w:rPr>
+          <w:rFonts w:hint="eastAsia"/>
+        </w:rPr>
+      </w:pPr>
+      <w:r>
+        <w:t>The same pacing change increased create and retrieve p95 from 0.3 to 0.9 se</w:t>
+      </w:r>
+      <w:r>
+        <w:t>conds, a 200% increase. Pacing therefore had a larger effect than the increase from 5 to 25 users under the standard profile.</w:t>
+      </w:r>
+    </w:p>
+    <w:p>
+      <w:pPr>
+        <w:pStyle w:val="ListBullet"/>
+        <w:spacing w:after="60"/>
+        <w:rPr>
+          <w:rFonts w:hint="eastAsia"/>
+        </w:rPr>
+      </w:pPr>
+      <w:r>
+        <w:t>The lower 0.08% error rate in the aggressive run does not explain the latency increase. Detailed sample counts and response-code t</w:t>
+      </w:r>
+      <w:r>
+        <w:t>otals are required before comparing error percentages conclusively.</w:t>
+      </w:r>
+    </w:p>
+    <w:p>
+      <w:pPr>
+        <w:pStyle w:val="Heading1"/>
+      </w:pPr>
+      <w:r>
+        <w:t>Conclusion and Next Actions</w:t>
+      </w:r>
+    </w:p>
+    <w:p>
+      <w:pPr>
+        <w:pStyle w:val="NormalWeb"/>
+        <w:rPr>
+          <w:rFonts w:ascii="Aptos" w:eastAsiaTheme="minorEastAsia" w:hAnsi="Aptos" w:cstheme="minorBidi"/>
+          <w:color w:val="1F2937"/>
+          <w:sz w:val="21"/>
+          <w:szCs w:val="22"/>
+          <w:lang w:val="en-US" w:eastAsia="en-US"/>
+        </w:rPr>
+      </w:pPr>
+      <w:r>
+        <w:rPr>
+          <w:rFonts w:ascii="Aptos" w:eastAsiaTheme="minorEastAsia" w:hAnsi="Aptos" w:cstheme="minorBidi"/>
+          <w:color w:val="1F2937"/>
+          <w:sz w:val="21"/>
+          <w:szCs w:val="22"/>
+          <w:lang w:val="en-US" w:eastAsia="en-US"/>
+        </w:rPr>
+        <w:t xml:space="preserve">Across the progressive load tests, the system demonstrated strong stability and scalability under varying user loads and think times. With </w:t>
       </w:r>
       <w:r>
         <w:rPr>
-          <w:rFonts w:asciiTheme="majorHAnsi" w:hAnsiTheme="majorHAnsi" w:cstheme="majorHAnsi"/>
-          <w:sz w:val="20"/>
-          <w:szCs w:val="20"/>
+          <w:rFonts w:ascii="Aptos" w:eastAsiaTheme="minorEastAsia" w:hAnsi="Aptos" w:cstheme="minorBidi"/>
+          <w:b/>
+          <w:bCs/>
+          <w:color w:val="1F2937"/>
+          <w:sz w:val="21"/>
+          <w:szCs w:val="22"/>
+          <w:lang w:val="en-US" w:eastAsia="en-US"/>
         </w:rPr>
-        <w:br/>
+        <w:t>5, 10, and 25 users at a 5</w:t>
       </w:r>
       <w:r>
         <w:rPr>
-          <w:rFonts w:asciiTheme="majorHAnsi" w:hAnsiTheme="majorHAnsi" w:cstheme="majorHAnsi"/>
-          <w:sz w:val="20"/>
-          <w:szCs w:val="20"/>
+          <w:rFonts w:ascii="Aptos" w:eastAsiaTheme="minorEastAsia" w:hAnsi="Aptos" w:cstheme="minorBidi"/>
+          <w:b/>
+          <w:bCs/>
+          <w:color w:val="1F2937"/>
+          <w:sz w:val="21"/>
+          <w:szCs w:val="22"/>
+          <w:lang w:val="en-US" w:eastAsia="en-US"/>
         </w:rPr>
-        <w:br/>
+        <w:noBreakHyphen/>
+        <w:t>second think time</w:t>
       </w:r>
       <w:r>
         <w:rPr>
-          <w:rFonts w:asciiTheme="majorHAnsi" w:hAnsiTheme="majorHAnsi" w:cstheme="majorHAnsi"/>
-          <w:b/>
-          <w:sz w:val="20"/>
-          <w:szCs w:val="20"/>
+          <w:rFonts w:ascii="Aptos" w:eastAsiaTheme="minorEastAsia" w:hAnsi="Aptos" w:cstheme="minorBidi"/>
+          <w:color w:val="1F2937"/>
+          <w:sz w:val="21"/>
+          <w:szCs w:val="22"/>
+          <w:lang w:val="en-US" w:eastAsia="en-US"/>
         </w:rPr>
-        <w:t>Scenario 1: Load test with 5 users</w:t>
-      </w:r>
-    </w:p>
-    <w:p>
-      <w:pPr>
-        <w:rPr>
-          <w:rFonts w:asciiTheme="majorHAnsi" w:hAnsiTheme="majorHAnsi" w:cstheme="majorHAnsi"/>
-          <w:sz w:val="20"/>
-          <w:szCs w:val="20"/>
-        </w:rPr>
-      </w:pPr>
-      <w:r>
-        <w:rPr>
-          <w:rFonts w:asciiTheme="majorHAnsi" w:hAnsiTheme="majorHAnsi" w:cstheme="majorHAnsi"/>
-          <w:sz w:val="20"/>
-          <w:szCs w:val="20"/>
-        </w:rPr>
-        <w:t>Ramp up: 30 seconds</w:t>
+        <w:t xml:space="preserve">, response times remained consistent at the 95th percentile, throughput was steady, and error rates were low (primarily “not found” responses in the Booking Retrieval service). These results confirm that the platform can comfortably support up to </w:t>
       </w:r>
       <w:r>
         <w:rPr>
-          <w:rFonts w:asciiTheme="majorHAnsi" w:hAnsiTheme="majorHAnsi" w:cstheme="majorHAnsi"/>
-          <w:sz w:val="20"/>
-          <w:szCs w:val="20"/>
-        </w:rPr>
-        <w:br/>
-        <w:t>Steady state: 10 minutes</w:t>
-      </w:r>
-    </w:p>
-    <w:p>
-      <w:pPr>
-        <w:pStyle w:val="NormalWeb"/>
-        <w:rPr>
-          <w:rFonts w:asciiTheme="majorHAnsi" w:hAnsiTheme="majorHAnsi" w:cstheme="majorHAnsi"/>
+          <w:rFonts w:ascii="Aptos" w:eastAsiaTheme="minorEastAsia" w:hAnsi="Aptos" w:cstheme="minorBidi"/>
           <w:b/>
-          <w:sz w:val="20"/>
-          <w:szCs w:val="20"/>
-        </w:rPr>
-      </w:pPr>
-      <w:r>
-        <w:rPr>
-          <w:rFonts w:asciiTheme="majorHAnsi" w:hAnsiTheme="majorHAnsi" w:cstheme="majorHAnsi"/>
-          <w:sz w:val="20"/>
-          <w:szCs w:val="20"/>
-        </w:rPr>
-        <w:t>Think time is 5 seconds</w:t>
-      </w:r>
-      <w:r>
-        <w:rPr>
-          <w:rFonts w:asciiTheme="majorHAnsi" w:hAnsiTheme="majorHAnsi" w:cstheme="majorHAnsi"/>
-          <w:sz w:val="20"/>
-          <w:szCs w:val="20"/>
-        </w:rPr>
-        <w:br/>
-      </w:r>
-      <w:r>
-        <w:rPr>
-          <w:rFonts w:asciiTheme="majorHAnsi" w:hAnsiTheme="majorHAnsi" w:cstheme="majorHAnsi"/>
-          <w:sz w:val="20"/>
-          <w:szCs w:val="20"/>
-        </w:rPr>
-        <w:br/>
-      </w:r>
-      <w:r>
-        <w:rPr>
-          <w:rFonts w:asciiTheme="majorHAnsi" w:hAnsiTheme="majorHAnsi" w:cstheme="majorHAnsi"/>
-          <w:b/>
-          <w:sz w:val="20"/>
-          <w:szCs w:val="20"/>
-        </w:rPr>
-        <w:t>Observations:</w:t>
-      </w:r>
-    </w:p>
-    <w:p>
-      <w:pPr>
-        <w:pStyle w:val="NormalWeb"/>
-        <w:numPr>
-          <w:ilvl w:val="0"/>
-          <w:numId w:val="10"/>
-        </w:numPr>
-        <w:rPr>
-          <w:rFonts w:asciiTheme="majorHAnsi" w:hAnsiTheme="majorHAnsi" w:cstheme="majorHAnsi"/>
-          <w:sz w:val="20"/>
-          <w:szCs w:val="20"/>
-        </w:rPr>
-      </w:pPr>
-      <w:r>
-        <w:rPr>
-          <w:rStyle w:val="Strong"/>
-          <w:rFonts w:asciiTheme="majorHAnsi" w:hAnsiTheme="majorHAnsi" w:cstheme="majorHAnsi"/>
-          <w:sz w:val="20"/>
-          <w:szCs w:val="20"/>
-        </w:rPr>
-        <w:t>Response times:</w:t>
-      </w:r>
-      <w:r>
-        <w:rPr>
-          <w:rFonts w:asciiTheme="majorHAnsi" w:hAnsiTheme="majorHAnsi" w:cstheme="majorHAnsi"/>
-          <w:sz w:val="20"/>
-          <w:szCs w:val="20"/>
-        </w:rPr>
-        <w:t xml:space="preserve"> At the 95th percentile, the system consistently met targets across all three services: • Authorization Token – </w:t>
-      </w:r>
-      <w:r>
-        <w:rPr>
-          <w:rStyle w:val="Strong"/>
-          <w:rFonts w:asciiTheme="majorHAnsi" w:hAnsiTheme="majorHAnsi" w:cstheme="majorHAnsi"/>
-          <w:sz w:val="20"/>
-          <w:szCs w:val="20"/>
-        </w:rPr>
-        <w:t>1.2 seconds</w:t>
-      </w:r>
-      <w:r>
-        <w:rPr>
-          <w:rFonts w:asciiTheme="majorHAnsi" w:hAnsiTheme="majorHAnsi" w:cstheme="majorHAnsi"/>
-          <w:sz w:val="20"/>
-          <w:szCs w:val="20"/>
-        </w:rPr>
-        <w:t xml:space="preserve"> • Booking Request – </w:t>
-      </w:r>
-      <w:r>
-        <w:rPr>
-          <w:rStyle w:val="Strong"/>
-          <w:rFonts w:asciiTheme="majorHAnsi" w:hAnsiTheme="majorHAnsi" w:cstheme="majorHAnsi"/>
-          <w:sz w:val="20"/>
-          <w:szCs w:val="20"/>
-        </w:rPr>
-        <w:t>0.3 seconds</w:t>
-      </w:r>
-      <w:r>
-        <w:rPr>
-          <w:rFonts w:asciiTheme="majorHAnsi" w:hAnsiTheme="majorHAnsi" w:cstheme="majorHAnsi"/>
-          <w:sz w:val="20"/>
-          <w:szCs w:val="20"/>
-        </w:rPr>
-        <w:t xml:space="preserve"> • Booking Retrieval Request – </w:t>
-      </w:r>
-      <w:r>
-        <w:rPr>
-          <w:rStyle w:val="Strong"/>
-          <w:rFonts w:asciiTheme="majorHAnsi" w:hAnsiTheme="majorHAnsi" w:cstheme="majorHAnsi"/>
-          <w:sz w:val="20"/>
-          <w:szCs w:val="20"/>
-        </w:rPr>
-        <w:t>0.3 seconds</w:t>
-      </w:r>
-    </w:p>
-    <w:p>
-      <w:pPr>
-        <w:pStyle w:val="NormalWeb"/>
-        <w:numPr>
-          <w:ilvl w:val="0"/>
-          <w:numId w:val="10"/>
-        </w:numPr>
-        <w:rPr>
-          <w:rFonts w:asciiTheme="majorHAnsi" w:hAnsiTheme="majorHAnsi" w:cstheme="majorHAnsi"/>
-          <w:sz w:val="20"/>
-          <w:szCs w:val="20"/>
-        </w:rPr>
-      </w:pPr>
-      <w:r>
-        <w:rPr>
-          <w:rStyle w:val="Strong"/>
-          <w:rFonts w:asciiTheme="majorHAnsi" w:hAnsiTheme="majorHAnsi" w:cstheme="majorHAnsi"/>
-          <w:sz w:val="20"/>
-          <w:szCs w:val="20"/>
-        </w:rPr>
-        <w:t>Error observations:</w:t>
-      </w:r>
-      <w:r>
-        <w:rPr>
-          <w:rFonts w:asciiTheme="majorHAnsi" w:hAnsiTheme="majorHAnsi" w:cstheme="majorHAnsi"/>
-          <w:sz w:val="20"/>
-          <w:szCs w:val="20"/>
-        </w:rPr>
-        <w:t xml:space="preserve"> A </w:t>
-      </w:r>
-      <w:r>
-        <w:rPr>
-          <w:rStyle w:val="Strong"/>
-          <w:rFonts w:asciiTheme="majorHAnsi" w:hAnsiTheme="majorHAnsi" w:cstheme="majorHAnsi"/>
-          <w:sz w:val="20"/>
-          <w:szCs w:val="20"/>
-        </w:rPr>
-        <w:t>1.2% error rate</w:t>
-      </w:r>
-      <w:r>
-        <w:rPr>
-          <w:rFonts w:asciiTheme="majorHAnsi" w:hAnsiTheme="majorHAnsi" w:cstheme="majorHAnsi"/>
-          <w:sz w:val="20"/>
-          <w:szCs w:val="20"/>
-        </w:rPr>
-        <w:t xml:space="preserve"> was recorded, primarily due to “not found” responses in the Booking Retrieval service.</w:t>
-      </w:r>
-    </w:p>
-    <w:p>
-      <w:pPr>
-        <w:pStyle w:val="NormalWeb"/>
-        <w:numPr>
-          <w:ilvl w:val="0"/>
-          <w:numId w:val="10"/>
-        </w:numPr>
-        <w:rPr>
-          <w:rFonts w:asciiTheme="majorHAnsi" w:hAnsiTheme="majorHAnsi" w:cstheme="majorHAnsi"/>
-          <w:sz w:val="20"/>
-          <w:szCs w:val="20"/>
-        </w:rPr>
-      </w:pPr>
-      <w:r>
-        <w:rPr>
-          <w:rStyle w:val="Strong"/>
-          <w:rFonts w:asciiTheme="majorHAnsi" w:hAnsiTheme="majorHAnsi" w:cstheme="majorHAnsi"/>
-          <w:sz w:val="20"/>
-          <w:szCs w:val="20"/>
-        </w:rPr>
-        <w:t>Throughput efficiency:</w:t>
-      </w:r>
-      <w:r>
-        <w:rPr>
-          <w:rFonts w:asciiTheme="majorHAnsi" w:hAnsiTheme="majorHAnsi" w:cstheme="majorHAnsi"/>
-          <w:sz w:val="20"/>
-          <w:szCs w:val="20"/>
-        </w:rPr>
-        <w:t xml:space="preserve"> Each service maintained steady throughput throughout the 10</w:t>
-      </w:r>
-      <w:r>
-        <w:rPr>
-          <w:rFonts w:asciiTheme="majorHAnsi" w:hAnsiTheme="majorHAnsi" w:cstheme="majorHAnsi"/>
-          <w:sz w:val="20"/>
-          <w:szCs w:val="20"/>
-        </w:rPr>
-        <w:noBreakHyphen/>
-        <w:t>minute execution, demonstrating reliable transaction handling under concurrent load.</w:t>
-      </w:r>
-    </w:p>
-    <w:p>
-      <w:pPr>
-        <w:pStyle w:val="NormalWeb"/>
-        <w:numPr>
-          <w:ilvl w:val="0"/>
-          <w:numId w:val="10"/>
-        </w:numPr>
-        <w:rPr>
-          <w:rFonts w:asciiTheme="majorHAnsi" w:hAnsiTheme="majorHAnsi" w:cstheme="majorHAnsi"/>
-          <w:sz w:val="20"/>
-          <w:szCs w:val="20"/>
-        </w:rPr>
-      </w:pPr>
-      <w:r>
-        <w:rPr>
-          <w:rFonts w:asciiTheme="majorHAnsi" w:hAnsiTheme="majorHAnsi" w:cstheme="majorHAnsi"/>
-          <w:sz w:val="20"/>
-          <w:szCs w:val="20"/>
-        </w:rPr>
-        <w:t xml:space="preserve">  </w:t>
-      </w:r>
-      <w:r>
-        <w:rPr>
-          <w:rStyle w:val="Strong"/>
-          <w:rFonts w:asciiTheme="majorHAnsi" w:hAnsiTheme="majorHAnsi" w:cstheme="majorHAnsi"/>
-          <w:sz w:val="20"/>
-          <w:szCs w:val="20"/>
-        </w:rPr>
-        <w:t>Scalability potential:</w:t>
-      </w:r>
-      <w:r>
-        <w:rPr>
-          <w:rFonts w:asciiTheme="majorHAnsi" w:hAnsiTheme="majorHAnsi" w:cstheme="majorHAnsi"/>
-          <w:sz w:val="20"/>
-          <w:szCs w:val="20"/>
-        </w:rPr>
-        <w:t xml:space="preserve"> The platform successfully supported </w:t>
-      </w:r>
-      <w:r>
-        <w:rPr>
-          <w:rStyle w:val="Strong"/>
-          <w:rFonts w:asciiTheme="majorHAnsi" w:hAnsiTheme="majorHAnsi" w:cstheme="majorHAnsi"/>
-          <w:sz w:val="20"/>
-          <w:szCs w:val="20"/>
-        </w:rPr>
-        <w:t>5 concurrent users</w:t>
-      </w:r>
-      <w:r>
-        <w:rPr>
-          <w:rFonts w:asciiTheme="majorHAnsi" w:hAnsiTheme="majorHAnsi" w:cstheme="majorHAnsi"/>
-          <w:sz w:val="20"/>
-          <w:szCs w:val="20"/>
-        </w:rPr>
-        <w:t xml:space="preserve"> without performance degradation. The next recommended step is to scale testing to </w:t>
-      </w:r>
-      <w:r>
-        <w:rPr>
-          <w:rStyle w:val="Strong"/>
-          <w:rFonts w:asciiTheme="majorHAnsi" w:hAnsiTheme="majorHAnsi" w:cstheme="majorHAnsi"/>
-          <w:sz w:val="20"/>
-          <w:szCs w:val="20"/>
-        </w:rPr>
-        <w:t>10 users</w:t>
-      </w:r>
-      <w:r>
-        <w:rPr>
-          <w:rFonts w:asciiTheme="majorHAnsi" w:hAnsiTheme="majorHAnsi" w:cstheme="majorHAnsi"/>
-          <w:sz w:val="20"/>
-          <w:szCs w:val="20"/>
-        </w:rPr>
-        <w:t xml:space="preserve"> to further evaluate service resilience and capacity thresholds.</w:t>
-      </w:r>
-    </w:p>
-    <w:p>
-      <w:pPr>
-        <w:pStyle w:val="NormalWeb"/>
-        <w:rPr>
-          <w:rFonts w:asciiTheme="majorHAnsi" w:hAnsiTheme="majorHAnsi" w:cstheme="majorHAnsi"/>
-          <w:sz w:val="20"/>
-          <w:szCs w:val="20"/>
-        </w:rPr>
-      </w:pPr>
-    </w:p>
-    <w:p>
-      <w:pPr>
-        <w:rPr>
-          <w:rFonts w:asciiTheme="majorHAnsi" w:hAnsiTheme="majorHAnsi" w:cstheme="majorHAnsi"/>
-          <w:sz w:val="20"/>
-          <w:szCs w:val="20"/>
-        </w:rPr>
-      </w:pPr>
-      <w:r>
-        <w:rPr>
-          <w:rFonts w:asciiTheme="majorHAnsi" w:hAnsiTheme="majorHAnsi" w:cstheme="majorHAnsi"/>
-          <w:b/>
-          <w:sz w:val="20"/>
-          <w:szCs w:val="20"/>
-        </w:rPr>
-        <w:t>Scenario 2: Load test with 10 users</w:t>
-      </w:r>
-      <w:r>
-        <w:rPr>
-          <w:rFonts w:asciiTheme="majorHAnsi" w:hAnsiTheme="majorHAnsi" w:cstheme="majorHAnsi"/>
-          <w:sz w:val="20"/>
-          <w:szCs w:val="20"/>
-        </w:rPr>
-        <w:br/>
-        <w:t>Ramp up: 60 seconds</w:t>
-      </w:r>
-      <w:r>
-        <w:rPr>
-          <w:rFonts w:asciiTheme="majorHAnsi" w:hAnsiTheme="majorHAnsi" w:cstheme="majorHAnsi"/>
-          <w:sz w:val="20"/>
-          <w:szCs w:val="20"/>
-        </w:rPr>
-        <w:br/>
-        <w:t>Steady state: 10 minutes</w:t>
-      </w:r>
-    </w:p>
-    <w:p>
-      <w:pPr>
-        <w:rPr>
-          <w:rFonts w:asciiTheme="majorHAnsi" w:hAnsiTheme="majorHAnsi" w:cstheme="majorHAnsi"/>
-          <w:sz w:val="20"/>
-          <w:szCs w:val="20"/>
-        </w:rPr>
-      </w:pPr>
-      <w:r>
-        <w:rPr>
-          <w:rFonts w:asciiTheme="majorHAnsi" w:hAnsiTheme="majorHAnsi" w:cstheme="majorHAnsi"/>
-          <w:sz w:val="20"/>
-          <w:szCs w:val="20"/>
-        </w:rPr>
-        <w:t>Think time: 5 seconds</w:t>
-      </w:r>
-      <w:r>
-        <w:rPr>
-          <w:rFonts w:asciiTheme="majorHAnsi" w:hAnsiTheme="majorHAnsi" w:cstheme="majorHAnsi"/>
-          <w:sz w:val="20"/>
-          <w:szCs w:val="20"/>
-        </w:rPr>
-        <w:br/>
-      </w:r>
-      <w:r>
-        <w:rPr>
-          <w:rFonts w:asciiTheme="majorHAnsi" w:hAnsiTheme="majorHAnsi" w:cstheme="majorHAnsi"/>
-          <w:sz w:val="20"/>
-          <w:szCs w:val="20"/>
-        </w:rPr>
-        <w:br/>
-        <w:t>Observations:</w:t>
-      </w:r>
-    </w:p>
-    <w:p>
-      <w:pPr>
-        <w:pStyle w:val="NormalWeb"/>
-        <w:numPr>
-          <w:ilvl w:val="0"/>
-          <w:numId w:val="10"/>
-        </w:numPr>
-        <w:rPr>
-          <w:rFonts w:asciiTheme="majorHAnsi" w:hAnsiTheme="majorHAnsi" w:cstheme="majorHAnsi"/>
-          <w:sz w:val="20"/>
-          <w:szCs w:val="20"/>
-        </w:rPr>
-      </w:pPr>
-      <w:r>
-        <w:rPr>
-          <w:rStyle w:val="Strong"/>
-          <w:rFonts w:asciiTheme="majorHAnsi" w:hAnsiTheme="majorHAnsi" w:cstheme="majorHAnsi"/>
-          <w:sz w:val="20"/>
-          <w:szCs w:val="20"/>
-        </w:rPr>
-        <w:t>Response times:</w:t>
-      </w:r>
-      <w:r>
-        <w:rPr>
-          <w:rFonts w:asciiTheme="majorHAnsi" w:hAnsiTheme="majorHAnsi" w:cstheme="majorHAnsi"/>
-          <w:sz w:val="20"/>
-          <w:szCs w:val="20"/>
-        </w:rPr>
-        <w:t xml:space="preserve"> At the 95th percentile, the system maintained consistent performance across all three services: • Authorization Token – </w:t>
-      </w:r>
-      <w:r>
-        <w:rPr>
-          <w:rStyle w:val="Strong"/>
-          <w:rFonts w:asciiTheme="majorHAnsi" w:hAnsiTheme="majorHAnsi" w:cstheme="majorHAnsi"/>
-          <w:sz w:val="20"/>
-          <w:szCs w:val="20"/>
-        </w:rPr>
-        <w:t>1.5 seconds</w:t>
-      </w:r>
-      <w:r>
-        <w:rPr>
-          <w:rFonts w:asciiTheme="majorHAnsi" w:hAnsiTheme="majorHAnsi" w:cstheme="majorHAnsi"/>
-          <w:sz w:val="20"/>
-          <w:szCs w:val="20"/>
-        </w:rPr>
-        <w:t xml:space="preserve"> • Booking Request – </w:t>
-      </w:r>
-      <w:r>
-        <w:rPr>
-          <w:rStyle w:val="Strong"/>
-          <w:rFonts w:asciiTheme="majorHAnsi" w:hAnsiTheme="majorHAnsi" w:cstheme="majorHAnsi"/>
-          <w:sz w:val="20"/>
-          <w:szCs w:val="20"/>
-        </w:rPr>
-        <w:t>0.3 seconds</w:t>
-      </w:r>
-      <w:r>
-        <w:rPr>
-          <w:rFonts w:asciiTheme="majorHAnsi" w:hAnsiTheme="majorHAnsi" w:cstheme="majorHAnsi"/>
-          <w:sz w:val="20"/>
-          <w:szCs w:val="20"/>
-        </w:rPr>
-        <w:t xml:space="preserve"> • Booking Retrieval Request – </w:t>
-      </w:r>
-      <w:r>
-        <w:rPr>
-          <w:rStyle w:val="Strong"/>
-          <w:rFonts w:asciiTheme="majorHAnsi" w:hAnsiTheme="majorHAnsi" w:cstheme="majorHAnsi"/>
-          <w:sz w:val="20"/>
-          <w:szCs w:val="20"/>
-        </w:rPr>
-        <w:t>0.3 seconds</w:t>
-      </w:r>
-    </w:p>
-    <w:p>
-      <w:pPr>
-        <w:pStyle w:val="NormalWeb"/>
-        <w:numPr>
-          <w:ilvl w:val="0"/>
-          <w:numId w:val="10"/>
-        </w:numPr>
-        <w:rPr>
-          <w:rFonts w:asciiTheme="majorHAnsi" w:hAnsiTheme="majorHAnsi" w:cstheme="majorHAnsi"/>
-          <w:sz w:val="20"/>
-          <w:szCs w:val="20"/>
-        </w:rPr>
-      </w:pPr>
-      <w:r>
-        <w:rPr>
-          <w:rStyle w:val="Strong"/>
-          <w:rFonts w:asciiTheme="majorHAnsi" w:hAnsiTheme="majorHAnsi" w:cstheme="majorHAnsi"/>
-          <w:sz w:val="20"/>
-          <w:szCs w:val="20"/>
-        </w:rPr>
-        <w:t>Error observations:</w:t>
-      </w:r>
-      <w:r>
-        <w:rPr>
-          <w:rFonts w:asciiTheme="majorHAnsi" w:hAnsiTheme="majorHAnsi" w:cstheme="majorHAnsi"/>
-          <w:sz w:val="20"/>
-          <w:szCs w:val="20"/>
-        </w:rPr>
-        <w:t xml:space="preserve"> A </w:t>
-      </w:r>
-      <w:r>
-        <w:rPr>
-          <w:rStyle w:val="Strong"/>
-          <w:rFonts w:asciiTheme="majorHAnsi" w:hAnsiTheme="majorHAnsi" w:cstheme="majorHAnsi"/>
-          <w:sz w:val="20"/>
-          <w:szCs w:val="20"/>
-        </w:rPr>
-        <w:t>1.6% error rate</w:t>
-      </w:r>
-      <w:r>
-        <w:rPr>
-          <w:rFonts w:asciiTheme="majorHAnsi" w:hAnsiTheme="majorHAnsi" w:cstheme="majorHAnsi"/>
-          <w:sz w:val="20"/>
-          <w:szCs w:val="20"/>
-        </w:rPr>
-        <w:t xml:space="preserve"> was recorded, primarily due to “not found” responses in the Booking Retrieval service.</w:t>
-      </w:r>
-    </w:p>
-    <w:p>
-      <w:pPr>
-        <w:pStyle w:val="NormalWeb"/>
-        <w:numPr>
-          <w:ilvl w:val="0"/>
-          <w:numId w:val="10"/>
-        </w:numPr>
-        <w:rPr>
-          <w:rFonts w:asciiTheme="majorHAnsi" w:hAnsiTheme="majorHAnsi" w:cstheme="majorHAnsi"/>
-          <w:sz w:val="20"/>
-          <w:szCs w:val="20"/>
-        </w:rPr>
-      </w:pPr>
-      <w:r>
-        <w:rPr>
-          <w:rStyle w:val="Strong"/>
-          <w:rFonts w:asciiTheme="majorHAnsi" w:hAnsiTheme="majorHAnsi" w:cstheme="majorHAnsi"/>
-          <w:sz w:val="20"/>
-          <w:szCs w:val="20"/>
-        </w:rPr>
-        <w:t>Throughput efficiency:</w:t>
-      </w:r>
-      <w:r>
-        <w:rPr>
-          <w:rFonts w:asciiTheme="majorHAnsi" w:hAnsiTheme="majorHAnsi" w:cstheme="majorHAnsi"/>
-          <w:sz w:val="20"/>
-          <w:szCs w:val="20"/>
-        </w:rPr>
-        <w:t xml:space="preserve"> Each service sustained steady throughput throughout the execution, confirming reliable transaction handling under increased load.</w:t>
-      </w:r>
-    </w:p>
-    <w:p>
-      <w:pPr>
-        <w:pStyle w:val="NormalWeb"/>
-        <w:numPr>
-          <w:ilvl w:val="0"/>
-          <w:numId w:val="10"/>
-        </w:numPr>
-        <w:rPr>
-          <w:rFonts w:asciiTheme="majorHAnsi" w:hAnsiTheme="majorHAnsi" w:cstheme="majorHAnsi"/>
-          <w:sz w:val="20"/>
-          <w:szCs w:val="20"/>
-        </w:rPr>
-      </w:pPr>
-      <w:r>
-        <w:rPr>
-          <w:rStyle w:val="Strong"/>
-          <w:rFonts w:asciiTheme="majorHAnsi" w:hAnsiTheme="majorHAnsi" w:cstheme="majorHAnsi"/>
-          <w:sz w:val="20"/>
-          <w:szCs w:val="20"/>
-        </w:rPr>
-        <w:t>Scalability potential:</w:t>
-      </w:r>
-      <w:r>
-        <w:rPr>
-          <w:rFonts w:asciiTheme="majorHAnsi" w:hAnsiTheme="majorHAnsi" w:cstheme="majorHAnsi"/>
-          <w:sz w:val="20"/>
-          <w:szCs w:val="20"/>
-        </w:rPr>
-        <w:t xml:space="preserve"> The platform successfully supported </w:t>
-      </w:r>
-      <w:r>
-        <w:rPr>
-          <w:rStyle w:val="Strong"/>
-          <w:rFonts w:asciiTheme="majorHAnsi" w:hAnsiTheme="majorHAnsi" w:cstheme="majorHAnsi"/>
-          <w:sz w:val="20"/>
-          <w:szCs w:val="20"/>
-        </w:rPr>
-        <w:t>10 concurrent users</w:t>
-      </w:r>
-      <w:r>
-        <w:rPr>
-          <w:rFonts w:asciiTheme="majorHAnsi" w:hAnsiTheme="majorHAnsi" w:cstheme="majorHAnsi"/>
-          <w:sz w:val="20"/>
-          <w:szCs w:val="20"/>
-        </w:rPr>
-        <w:t xml:space="preserve"> without degradation. The next recommended step is to scale testing to </w:t>
-      </w:r>
-      <w:r>
-        <w:rPr>
-          <w:rStyle w:val="Strong"/>
-          <w:rFonts w:asciiTheme="majorHAnsi" w:hAnsiTheme="majorHAnsi" w:cstheme="majorHAnsi"/>
-          <w:sz w:val="20"/>
-          <w:szCs w:val="20"/>
-        </w:rPr>
-        <w:t>25 users</w:t>
-      </w:r>
-      <w:r>
-        <w:rPr>
-          <w:rFonts w:asciiTheme="majorHAnsi" w:hAnsiTheme="majorHAnsi" w:cstheme="majorHAnsi"/>
-          <w:sz w:val="20"/>
-          <w:szCs w:val="20"/>
-        </w:rPr>
-        <w:t xml:space="preserve"> to further evaluate service resilience and performance thresholds.</w:t>
-      </w:r>
-    </w:p>
-    <w:p>
-      <w:pPr>
-        <w:pStyle w:val="NormalWeb"/>
-        <w:rPr>
-          <w:rFonts w:asciiTheme="majorHAnsi" w:hAnsiTheme="majorHAnsi" w:cstheme="majorHAnsi"/>
-          <w:sz w:val="20"/>
-          <w:szCs w:val="20"/>
-        </w:rPr>
-      </w:pPr>
-      <w:r>
-        <w:rPr>
-          <w:rFonts w:asciiTheme="majorHAnsi" w:hAnsiTheme="majorHAnsi" w:cstheme="majorHAnsi"/>
-          <w:sz w:val="20"/>
-          <w:szCs w:val="20"/>
-        </w:rPr>
-        <w:br/>
-      </w:r>
-      <w:r>
-        <w:rPr>
-          <w:rFonts w:asciiTheme="majorHAnsi" w:hAnsiTheme="majorHAnsi" w:cstheme="majorHAnsi"/>
-          <w:sz w:val="20"/>
-          <w:szCs w:val="20"/>
-        </w:rPr>
-        <w:br/>
-      </w:r>
-      <w:r>
-        <w:rPr>
-          <w:rFonts w:asciiTheme="majorHAnsi" w:hAnsiTheme="majorHAnsi" w:cstheme="majorHAnsi"/>
-          <w:b/>
-          <w:sz w:val="20"/>
-          <w:szCs w:val="20"/>
-        </w:rPr>
-        <w:t>Scenario 3: Load test</w:t>
-      </w:r>
-      <w:r>
-        <w:rPr>
-          <w:rFonts w:asciiTheme="majorHAnsi" w:hAnsiTheme="majorHAnsi" w:cstheme="majorHAnsi"/>
-          <w:b/>
-          <w:sz w:val="20"/>
-          <w:szCs w:val="20"/>
-        </w:rPr>
-        <w:t xml:space="preserve"> with 2</w:t>
-      </w:r>
-      <w:r>
-        <w:rPr>
-          <w:rFonts w:asciiTheme="majorHAnsi" w:hAnsiTheme="majorHAnsi" w:cstheme="majorHAnsi"/>
-          <w:b/>
-          <w:sz w:val="20"/>
-          <w:szCs w:val="20"/>
-        </w:rPr>
-        <w:t>5 users</w:t>
-      </w:r>
-    </w:p>
-    <w:p>
-      <w:pPr>
-        <w:rPr>
-          <w:rFonts w:asciiTheme="majorHAnsi" w:hAnsiTheme="majorHAnsi" w:cstheme="majorHAnsi"/>
-          <w:sz w:val="20"/>
-          <w:szCs w:val="20"/>
-        </w:rPr>
-      </w:pPr>
-      <w:r>
-        <w:rPr>
-          <w:rFonts w:asciiTheme="majorHAnsi" w:hAnsiTheme="majorHAnsi" w:cstheme="majorHAnsi"/>
-          <w:sz w:val="20"/>
-          <w:szCs w:val="20"/>
-        </w:rPr>
-        <w:t>Ramp up: 120 seconds</w:t>
-      </w:r>
-      <w:r>
-        <w:rPr>
-          <w:rFonts w:asciiTheme="majorHAnsi" w:hAnsiTheme="majorHAnsi" w:cstheme="majorHAnsi"/>
-          <w:sz w:val="20"/>
-          <w:szCs w:val="20"/>
-        </w:rPr>
-        <w:br/>
-        <w:t>Steady state: 10 minutes</w:t>
-      </w:r>
-      <w:r>
-        <w:rPr>
-          <w:rFonts w:asciiTheme="majorHAnsi" w:hAnsiTheme="majorHAnsi" w:cstheme="majorHAnsi"/>
-          <w:sz w:val="20"/>
-          <w:szCs w:val="20"/>
-        </w:rPr>
-        <w:br/>
-      </w:r>
-      <w:r>
-        <w:rPr>
-          <w:rFonts w:asciiTheme="majorHAnsi" w:hAnsiTheme="majorHAnsi" w:cstheme="majorHAnsi"/>
-          <w:sz w:val="20"/>
-          <w:szCs w:val="20"/>
-        </w:rPr>
-        <w:lastRenderedPageBreak/>
-        <w:t>Think time : 5 seconds</w:t>
-      </w:r>
-      <w:r>
-        <w:rPr>
-          <w:rFonts w:asciiTheme="majorHAnsi" w:hAnsiTheme="majorHAnsi" w:cstheme="majorHAnsi"/>
-          <w:sz w:val="20"/>
-          <w:szCs w:val="20"/>
-        </w:rPr>
-        <w:br/>
-        <w:t>Observations:</w:t>
-      </w:r>
-    </w:p>
-    <w:p>
-      <w:pPr>
-        <w:pStyle w:val="NormalWeb"/>
-        <w:numPr>
-          <w:ilvl w:val="0"/>
-          <w:numId w:val="10"/>
-        </w:numPr>
-        <w:rPr>
-          <w:rFonts w:asciiTheme="majorHAnsi" w:hAnsiTheme="majorHAnsi" w:cstheme="majorHAnsi"/>
-          <w:sz w:val="20"/>
-          <w:szCs w:val="20"/>
-        </w:rPr>
-      </w:pPr>
-      <w:r>
-        <w:rPr>
-          <w:rStyle w:val="Strong"/>
-          <w:rFonts w:asciiTheme="majorHAnsi" w:hAnsiTheme="majorHAnsi" w:cstheme="majorHAnsi"/>
-          <w:sz w:val="20"/>
-          <w:szCs w:val="20"/>
-        </w:rPr>
-        <w:t>Response times:</w:t>
-      </w:r>
-      <w:r>
-        <w:rPr>
-          <w:rFonts w:asciiTheme="majorHAnsi" w:hAnsiTheme="majorHAnsi" w:cstheme="majorHAnsi"/>
-          <w:sz w:val="20"/>
-          <w:szCs w:val="20"/>
-        </w:rPr>
-        <w:t xml:space="preserve"> At the 95th percentile, the system maintained consistent performance across all three services: • Authorization Token – </w:t>
-      </w:r>
-      <w:r>
-        <w:rPr>
-          <w:rStyle w:val="Strong"/>
-          <w:rFonts w:asciiTheme="majorHAnsi" w:hAnsiTheme="majorHAnsi" w:cstheme="majorHAnsi"/>
-          <w:sz w:val="20"/>
-          <w:szCs w:val="20"/>
-        </w:rPr>
-        <w:t>1.3 seconds</w:t>
-      </w:r>
-      <w:r>
-        <w:rPr>
-          <w:rFonts w:asciiTheme="majorHAnsi" w:hAnsiTheme="majorHAnsi" w:cstheme="majorHAnsi"/>
-          <w:sz w:val="20"/>
-          <w:szCs w:val="20"/>
-        </w:rPr>
-        <w:t xml:space="preserve"> • Booking Request – </w:t>
-      </w:r>
-      <w:r>
-        <w:rPr>
-          <w:rStyle w:val="Strong"/>
-          <w:rFonts w:asciiTheme="majorHAnsi" w:hAnsiTheme="majorHAnsi" w:cstheme="majorHAnsi"/>
-          <w:sz w:val="20"/>
-          <w:szCs w:val="20"/>
-        </w:rPr>
-        <w:t>0.3 seconds</w:t>
-      </w:r>
-      <w:r>
-        <w:rPr>
-          <w:rFonts w:asciiTheme="majorHAnsi" w:hAnsiTheme="majorHAnsi" w:cstheme="majorHAnsi"/>
-          <w:sz w:val="20"/>
-          <w:szCs w:val="20"/>
-        </w:rPr>
-        <w:t xml:space="preserve"> • Booking Retrieval Request – </w:t>
-      </w:r>
-      <w:r>
-        <w:rPr>
-          <w:rStyle w:val="Strong"/>
-          <w:rFonts w:asciiTheme="majorHAnsi" w:hAnsiTheme="majorHAnsi" w:cstheme="majorHAnsi"/>
-          <w:sz w:val="20"/>
-          <w:szCs w:val="20"/>
-        </w:rPr>
-        <w:t>0.3 seconds</w:t>
-      </w:r>
-    </w:p>
-    <w:p>
-      <w:pPr>
-        <w:pStyle w:val="NormalWeb"/>
-        <w:numPr>
-          <w:ilvl w:val="0"/>
-          <w:numId w:val="10"/>
-        </w:numPr>
-        <w:rPr>
-          <w:rFonts w:asciiTheme="majorHAnsi" w:hAnsiTheme="majorHAnsi" w:cstheme="majorHAnsi"/>
-          <w:sz w:val="20"/>
-          <w:szCs w:val="20"/>
-        </w:rPr>
-      </w:pPr>
-      <w:r>
-        <w:rPr>
-          <w:rStyle w:val="Strong"/>
-          <w:rFonts w:asciiTheme="majorHAnsi" w:hAnsiTheme="majorHAnsi" w:cstheme="majorHAnsi"/>
-          <w:sz w:val="20"/>
-          <w:szCs w:val="20"/>
-        </w:rPr>
-        <w:t>Error observations:</w:t>
-      </w:r>
-      <w:r>
-        <w:rPr>
-          <w:rFonts w:asciiTheme="majorHAnsi" w:hAnsiTheme="majorHAnsi" w:cstheme="majorHAnsi"/>
-          <w:sz w:val="20"/>
-          <w:szCs w:val="20"/>
-        </w:rPr>
-        <w:t xml:space="preserve"> A </w:t>
-      </w:r>
-      <w:r>
-        <w:rPr>
-          <w:rStyle w:val="Strong"/>
-          <w:rFonts w:asciiTheme="majorHAnsi" w:hAnsiTheme="majorHAnsi" w:cstheme="majorHAnsi"/>
-          <w:sz w:val="20"/>
-          <w:szCs w:val="20"/>
-        </w:rPr>
-        <w:t>0.87% error rate</w:t>
-      </w:r>
-      <w:r>
-        <w:rPr>
-          <w:rFonts w:asciiTheme="majorHAnsi" w:hAnsiTheme="majorHAnsi" w:cstheme="majorHAnsi"/>
-          <w:sz w:val="20"/>
-          <w:szCs w:val="20"/>
-        </w:rPr>
-        <w:t xml:space="preserve"> was recorded, primarily due to “not found” responses in the Booking Retrieval service.</w:t>
-      </w:r>
-    </w:p>
-    <w:p>
-      <w:pPr>
-        <w:pStyle w:val="NormalWeb"/>
-        <w:numPr>
-          <w:ilvl w:val="0"/>
-          <w:numId w:val="10"/>
-        </w:numPr>
-        <w:rPr>
-          <w:rFonts w:asciiTheme="majorHAnsi" w:hAnsiTheme="majorHAnsi" w:cstheme="majorHAnsi"/>
-          <w:sz w:val="20"/>
-          <w:szCs w:val="20"/>
-        </w:rPr>
-      </w:pPr>
-      <w:r>
-        <w:rPr>
-          <w:rStyle w:val="Strong"/>
-          <w:rFonts w:asciiTheme="majorHAnsi" w:hAnsiTheme="majorHAnsi" w:cstheme="majorHAnsi"/>
-          <w:sz w:val="20"/>
-          <w:szCs w:val="20"/>
-        </w:rPr>
-        <w:t>Throughput efficiency:</w:t>
-      </w:r>
-      <w:r>
-        <w:rPr>
-          <w:rFonts w:asciiTheme="majorHAnsi" w:hAnsiTheme="majorHAnsi" w:cstheme="majorHAnsi"/>
-          <w:sz w:val="20"/>
-          <w:szCs w:val="20"/>
-        </w:rPr>
-        <w:t xml:space="preserve"> Each service sustained stable throughput throughout the test, demonstrating reliable transaction handling under increased load.</w:t>
-      </w:r>
-    </w:p>
-    <w:p>
-      <w:pPr>
-        <w:pStyle w:val="NormalWeb"/>
-        <w:numPr>
-          <w:ilvl w:val="0"/>
-          <w:numId w:val="10"/>
-        </w:numPr>
-        <w:rPr>
-          <w:rFonts w:asciiTheme="majorHAnsi" w:hAnsiTheme="majorHAnsi" w:cstheme="majorHAnsi"/>
-          <w:sz w:val="20"/>
-          <w:szCs w:val="20"/>
-        </w:rPr>
-      </w:pPr>
-      <w:r>
-        <w:rPr>
-          <w:rStyle w:val="Strong"/>
-          <w:rFonts w:asciiTheme="majorHAnsi" w:hAnsiTheme="majorHAnsi" w:cstheme="majorHAnsi"/>
-          <w:sz w:val="20"/>
-          <w:szCs w:val="20"/>
-        </w:rPr>
-        <w:t>Scalability potential:</w:t>
-      </w:r>
-      <w:r>
-        <w:rPr>
-          <w:rFonts w:asciiTheme="majorHAnsi" w:hAnsiTheme="majorHAnsi" w:cstheme="majorHAnsi"/>
-          <w:sz w:val="20"/>
-          <w:szCs w:val="20"/>
-        </w:rPr>
-        <w:t xml:space="preserve"> The platform successfully supported </w:t>
-      </w:r>
-      <w:r>
-        <w:rPr>
-          <w:rStyle w:val="Strong"/>
-          <w:rFonts w:asciiTheme="majorHAnsi" w:hAnsiTheme="majorHAnsi" w:cstheme="majorHAnsi"/>
-          <w:sz w:val="20"/>
-          <w:szCs w:val="20"/>
+          <w:bCs/>
+          <w:color w:val="1F2937"/>
+          <w:sz w:val="21"/>
+          <w:szCs w:val="22"/>
+          <w:lang w:val="en-US" w:eastAsia="en-US"/>
         </w:rPr>
         <w:t>25 concurrent users</w:t>
       </w:r>
       <w:r>
         <w:rPr>
-          <w:rFonts w:asciiTheme="majorHAnsi" w:hAnsiTheme="majorHAnsi" w:cstheme="majorHAnsi"/>
-          <w:sz w:val="20"/>
-          <w:szCs w:val="20"/>
+          <w:rFonts w:ascii="Aptos" w:eastAsiaTheme="minorEastAsia" w:hAnsi="Aptos" w:cstheme="minorBidi"/>
+          <w:color w:val="1F2937"/>
+          <w:sz w:val="21"/>
+          <w:szCs w:val="22"/>
+          <w:lang w:val="en-US" w:eastAsia="en-US"/>
         </w:rPr>
-        <w:t xml:space="preserve"> without performance degradation, with response times remaining in line with previous runs.</w:t>
+        <w:t xml:space="preserve"> without performance degradation, with response times remaining aligned across runs.</w:t>
       </w:r>
     </w:p>
     <w:p>
       <w:pPr>
+        <w:pStyle w:val="NormalWeb"/>
         <w:rPr>
-          <w:rFonts w:asciiTheme="majorHAnsi" w:hAnsiTheme="majorHAnsi" w:cstheme="majorHAnsi"/>
-          <w:sz w:val="20"/>
-          <w:szCs w:val="20"/>
-        </w:rPr>
-      </w:pPr>
-    </w:p>
-    <w:p>
-      <w:pPr>
-        <w:rPr>
-          <w:rFonts w:asciiTheme="majorHAnsi" w:hAnsiTheme="majorHAnsi" w:cstheme="majorHAnsi"/>
-          <w:sz w:val="20"/>
-          <w:szCs w:val="20"/>
+          <w:rFonts w:ascii="Aptos" w:eastAsiaTheme="minorEastAsia" w:hAnsi="Aptos" w:cstheme="minorBidi"/>
+          <w:color w:val="1F2937"/>
+          <w:sz w:val="21"/>
+          <w:szCs w:val="22"/>
+          <w:lang w:val="en-US" w:eastAsia="en-US"/>
         </w:rPr>
       </w:pPr>
       <w:r>
         <w:rPr>
-          <w:rFonts w:asciiTheme="majorHAnsi" w:hAnsiTheme="majorHAnsi" w:cstheme="majorHAnsi"/>
-          <w:b/>
-          <w:sz w:val="20"/>
-          <w:szCs w:val="20"/>
+          <w:rFonts w:ascii="Aptos" w:eastAsiaTheme="minorEastAsia" w:hAnsi="Aptos" w:cstheme="minorBidi"/>
+          <w:color w:val="1F2937"/>
+          <w:sz w:val="21"/>
+          <w:szCs w:val="22"/>
+          <w:lang w:val="en-US" w:eastAsia="en-US"/>
         </w:rPr>
-        <w:t>Scenario 4</w:t>
+        <w:t xml:space="preserve">When the </w:t>
       </w:r>
       <w:r>
         <w:rPr>
-          <w:rFonts w:asciiTheme="majorHAnsi" w:hAnsiTheme="majorHAnsi" w:cstheme="majorHAnsi"/>
+          <w:rFonts w:ascii="Aptos" w:eastAsiaTheme="minorEastAsia" w:hAnsi="Aptos" w:cstheme="minorBidi"/>
           <w:b/>
-          <w:sz w:val="20"/>
-          <w:szCs w:val="20"/>
+          <w:bCs/>
+          <w:color w:val="1F2937"/>
+          <w:sz w:val="21"/>
+          <w:szCs w:val="22"/>
+          <w:lang w:val="en-US" w:eastAsia="en-US"/>
         </w:rPr>
-        <w:t>: Load test with 25 users</w:t>
+        <w:t>think time was reduced to 1 second at 25 users</w:t>
       </w:r>
       <w:r>
         <w:rPr>
-          <w:rFonts w:asciiTheme="majorHAnsi" w:hAnsiTheme="majorHAnsi" w:cstheme="majorHAnsi"/>
-          <w:b/>
-          <w:sz w:val="20"/>
-          <w:szCs w:val="20"/>
+          <w:rFonts w:ascii="Aptos" w:eastAsiaTheme="minorEastAsia" w:hAnsi="Aptos" w:cstheme="minorBidi"/>
+          <w:color w:val="1F2937"/>
+          <w:sz w:val="21"/>
+          <w:szCs w:val="22"/>
+          <w:lang w:val="en-US" w:eastAsia="en-US"/>
         </w:rPr>
-        <w:t xml:space="preserve"> with 1 second as </w:t>
+        <w:t>, response times degraded noticeably — Authorization Token increased to 3.6 seconds, while Booking Request and Booking Retrieval rose to 0.9 seconds. Despite this, the error rate remained minimal (0.08%) and no server</w:t>
       </w:r>
-      <w:proofErr w:type="spellStart"/>
       <w:r>
         <w:rPr>
-          <w:rFonts w:asciiTheme="majorHAnsi" w:hAnsiTheme="majorHAnsi" w:cstheme="majorHAnsi"/>
-          <w:b/>
-          <w:sz w:val="20"/>
-          <w:szCs w:val="20"/>
+          <w:rFonts w:ascii="Aptos" w:eastAsiaTheme="minorEastAsia" w:hAnsi="Aptos" w:cstheme="minorBidi"/>
+          <w:color w:val="1F2937"/>
+          <w:sz w:val="21"/>
+          <w:szCs w:val="22"/>
+          <w:lang w:val="en-US" w:eastAsia="en-US"/>
         </w:rPr>
-        <w:t>thinktime</w:t>
-      </w:r>
-      <w:proofErr w:type="spellEnd"/>
-      <w:r>
-        <w:rPr>
-          <w:rFonts w:asciiTheme="majorHAnsi" w:hAnsiTheme="majorHAnsi" w:cstheme="majorHAnsi"/>
-          <w:b/>
-          <w:sz w:val="20"/>
-          <w:szCs w:val="20"/>
-        </w:rPr>
-        <w:t>.</w:t>
+        <w:noBreakHyphen/>
+        <w:t>side errors were observed, indicating the system’s resilience under heavier stress conditions.</w:t>
       </w:r>
     </w:p>
     <w:p>
       <w:pPr>
+        <w:pStyle w:val="NormalWeb"/>
         <w:rPr>
-          <w:rFonts w:asciiTheme="majorHAnsi" w:hAnsiTheme="majorHAnsi" w:cstheme="majorHAnsi"/>
-          <w:b/>
-          <w:sz w:val="20"/>
-          <w:szCs w:val="20"/>
-          <w:u w:val="single"/>
+          <w:rFonts w:ascii="Aptos" w:eastAsiaTheme="minorEastAsia" w:hAnsi="Aptos" w:cstheme="minorBidi"/>
+          <w:color w:val="1F2937"/>
+          <w:sz w:val="21"/>
+          <w:szCs w:val="22"/>
+          <w:lang w:val="en-US" w:eastAsia="en-US"/>
         </w:rPr>
       </w:pPr>
       <w:r>
         <w:rPr>
-          <w:rFonts w:asciiTheme="majorHAnsi" w:hAnsiTheme="majorHAnsi" w:cstheme="majorHAnsi"/>
-          <w:sz w:val="20"/>
-          <w:szCs w:val="20"/>
+          <w:rFonts w:ascii="Aptos" w:eastAsiaTheme="minorEastAsia" w:hAnsi="Aptos" w:cstheme="minorBidi"/>
+          <w:color w:val="1F2937"/>
+          <w:sz w:val="21"/>
+          <w:szCs w:val="22"/>
+          <w:lang w:val="en-US" w:eastAsia="en-US"/>
         </w:rPr>
-        <w:t>Ramp up: 120 seconds</w:t>
+        <w:t xml:space="preserve">Overall, the tests validate that the application scales effectively up to 25 users under normal pacing, while reduced think time highlights potential bottlenecks in the Authorization service. The recommended next step is to extend testing to </w:t>
       </w:r>
       <w:r>
         <w:rPr>
-          <w:rFonts w:asciiTheme="majorHAnsi" w:hAnsiTheme="majorHAnsi" w:cstheme="majorHAnsi"/>
-          <w:sz w:val="20"/>
-          <w:szCs w:val="20"/>
+          <w:rFonts w:ascii="Aptos" w:eastAsiaTheme="minorEastAsia" w:hAnsi="Aptos" w:cstheme="minorBidi"/>
+          <w:b/>
+          <w:bCs/>
+          <w:color w:val="1F2937"/>
+          <w:sz w:val="21"/>
+          <w:szCs w:val="22"/>
+          <w:lang w:val="en-US" w:eastAsia="en-US"/>
         </w:rPr>
-        <w:br/>
-        <w:t>Steady state: 10 minutes</w:t>
+        <w:t>higher user loads</w:t>
       </w:r>
       <w:r>
         <w:rPr>
-          <w:rFonts w:asciiTheme="majorHAnsi" w:hAnsiTheme="majorHAnsi" w:cstheme="majorHAnsi"/>
-          <w:sz w:val="20"/>
-          <w:szCs w:val="20"/>
+          <w:rFonts w:ascii="Aptos" w:eastAsiaTheme="minorEastAsia" w:hAnsi="Aptos" w:cstheme="minorBidi"/>
+          <w:color w:val="1F2937"/>
+          <w:sz w:val="21"/>
+          <w:szCs w:val="22"/>
+          <w:lang w:val="en-US" w:eastAsia="en-US"/>
         </w:rPr>
-        <w:br/>
-        <w:t>Think time : 1 second</w:t>
-      </w:r>
-      <w:r>
-        <w:rPr>
-          <w:rFonts w:asciiTheme="majorHAnsi" w:hAnsiTheme="majorHAnsi" w:cstheme="majorHAnsi"/>
-          <w:sz w:val="20"/>
-          <w:szCs w:val="20"/>
-        </w:rPr>
-        <w:t xml:space="preserve"> (Reduced think time)</w:t>
-      </w:r>
-      <w:r>
-        <w:rPr>
-          <w:rFonts w:asciiTheme="majorHAnsi" w:hAnsiTheme="majorHAnsi" w:cstheme="majorHAnsi"/>
-          <w:sz w:val="20"/>
-          <w:szCs w:val="20"/>
-        </w:rPr>
-        <w:br/>
+        <w:t xml:space="preserve"> and introduce varied think time patterns to further assess capacity limits and identify optimization opportunities.</w:t>
       </w:r>
     </w:p>
     <w:p>
       <w:pPr>
-        <w:rPr>
-          <w:rFonts w:asciiTheme="majorHAnsi" w:hAnsiTheme="majorHAnsi" w:cstheme="majorHAnsi"/>
-          <w:sz w:val="20"/>
-          <w:szCs w:val="20"/>
-        </w:rPr>
+        <w:pStyle w:val="Heading1"/>
       </w:pPr>
       <w:r>
-        <w:rPr>
-          <w:rFonts w:asciiTheme="majorHAnsi" w:hAnsiTheme="majorHAnsi" w:cstheme="majorHAnsi"/>
-          <w:b/>
-          <w:sz w:val="20"/>
-          <w:szCs w:val="20"/>
-          <w:u w:val="single"/>
-        </w:rPr>
-        <w:t>Observations:</w:t>
+        <w:t>S</w:t>
+      </w:r>
+      <w:r>
+        <w:t>ubmission Checklist</w:t>
       </w:r>
     </w:p>
     <w:p>
       <w:pPr>
-        <w:pStyle w:val="NormalWeb"/>
-        <w:numPr>
-          <w:ilvl w:val="0"/>
-          <w:numId w:val="10"/>
-        </w:numPr>
+        <w:pStyle w:val="ListBullet"/>
+        <w:spacing w:after="60"/>
         <w:rPr>
-          <w:rFonts w:asciiTheme="majorHAnsi" w:hAnsiTheme="majorHAnsi" w:cstheme="majorHAnsi"/>
-          <w:sz w:val="20"/>
-          <w:szCs w:val="20"/>
+          <w:rFonts w:hint="eastAsia"/>
         </w:rPr>
       </w:pPr>
       <w:r>
-        <w:rPr>
-          <w:rStyle w:val="Strong"/>
-          <w:rFonts w:asciiTheme="majorHAnsi" w:hAnsiTheme="majorHAnsi" w:cstheme="majorHAnsi"/>
-          <w:sz w:val="20"/>
-          <w:szCs w:val="20"/>
-        </w:rPr>
-        <w:t>Response times:</w:t>
-      </w:r>
-      <w:r>
-        <w:rPr>
-          <w:rFonts w:asciiTheme="majorHAnsi" w:hAnsiTheme="majorHAnsi" w:cstheme="majorHAnsi"/>
-          <w:sz w:val="20"/>
-          <w:szCs w:val="20"/>
-        </w:rPr>
-        <w:t xml:space="preserve"> Service response times showed degradation under the 25</w:t>
-      </w:r>
-      <w:r>
-        <w:rPr>
-          <w:rFonts w:asciiTheme="majorHAnsi" w:hAnsiTheme="majorHAnsi" w:cstheme="majorHAnsi"/>
-          <w:sz w:val="20"/>
-          <w:szCs w:val="20"/>
-        </w:rPr>
-        <w:noBreakHyphen/>
-        <w:t xml:space="preserve">user load with reduced think time (1 second): • Authorization Token – </w:t>
-      </w:r>
-      <w:r>
-        <w:rPr>
-          <w:rStyle w:val="Strong"/>
-          <w:rFonts w:asciiTheme="majorHAnsi" w:hAnsiTheme="majorHAnsi" w:cstheme="majorHAnsi"/>
-          <w:sz w:val="20"/>
-          <w:szCs w:val="20"/>
-        </w:rPr>
-        <w:t>3.6 seconds</w:t>
-      </w:r>
-      <w:r>
-        <w:rPr>
-          <w:rFonts w:asciiTheme="majorHAnsi" w:hAnsiTheme="majorHAnsi" w:cstheme="majorHAnsi"/>
-          <w:sz w:val="20"/>
-          <w:szCs w:val="20"/>
-        </w:rPr>
-        <w:t xml:space="preserve"> • Booking Request – </w:t>
-      </w:r>
-      <w:r>
-        <w:rPr>
-          <w:rStyle w:val="Strong"/>
-          <w:rFonts w:asciiTheme="majorHAnsi" w:hAnsiTheme="majorHAnsi" w:cstheme="majorHAnsi"/>
-          <w:sz w:val="20"/>
-          <w:szCs w:val="20"/>
-        </w:rPr>
-        <w:t>0.9 seconds</w:t>
-      </w:r>
-      <w:r>
-        <w:rPr>
-          <w:rFonts w:asciiTheme="majorHAnsi" w:hAnsiTheme="majorHAnsi" w:cstheme="majorHAnsi"/>
-          <w:sz w:val="20"/>
-          <w:szCs w:val="20"/>
-        </w:rPr>
-        <w:t xml:space="preserve"> • Booking Retrieval Request – </w:t>
-      </w:r>
-      <w:r>
-        <w:rPr>
-          <w:rStyle w:val="Strong"/>
-          <w:rFonts w:asciiTheme="majorHAnsi" w:hAnsiTheme="majorHAnsi" w:cstheme="majorHAnsi"/>
-          <w:sz w:val="20"/>
-          <w:szCs w:val="20"/>
-        </w:rPr>
-        <w:t>0.9 seconds</w:t>
+        <w:t>Private GitHub repository created and abhivaikar added as a collaborator.</w:t>
       </w:r>
     </w:p>
     <w:p>
       <w:pPr>
-        <w:pStyle w:val="NormalWeb"/>
-        <w:numPr>
-          <w:ilvl w:val="0"/>
-          <w:numId w:val="10"/>
-        </w:numPr>
+        <w:pStyle w:val="ListBullet"/>
+        <w:spacing w:after="60"/>
         <w:rPr>
-          <w:rFonts w:asciiTheme="majorHAnsi" w:hAnsiTheme="majorHAnsi" w:cstheme="majorHAnsi"/>
-          <w:sz w:val="20"/>
-          <w:szCs w:val="20"/>
+          <w:rFonts w:hint="eastAsia"/>
         </w:rPr>
       </w:pPr>
       <w:r>
-        <w:rPr>
-          <w:rStyle w:val="Strong"/>
-          <w:rFonts w:asciiTheme="majorHAnsi" w:hAnsiTheme="majorHAnsi" w:cstheme="majorHAnsi"/>
-          <w:sz w:val="20"/>
-          <w:szCs w:val="20"/>
-        </w:rPr>
-        <w:t>Error observations:</w:t>
-      </w:r>
-      <w:r>
-        <w:rPr>
-          <w:rFonts w:asciiTheme="majorHAnsi" w:hAnsiTheme="majorHAnsi" w:cstheme="majorHAnsi"/>
-          <w:sz w:val="20"/>
-          <w:szCs w:val="20"/>
-        </w:rPr>
-        <w:t xml:space="preserve"> A </w:t>
-      </w:r>
-      <w:r>
-        <w:rPr>
-          <w:rStyle w:val="Strong"/>
-          <w:rFonts w:asciiTheme="majorHAnsi" w:hAnsiTheme="majorHAnsi" w:cstheme="majorHAnsi"/>
-          <w:sz w:val="20"/>
-          <w:szCs w:val="20"/>
-        </w:rPr>
-        <w:t>0.08% error rate</w:t>
-      </w:r>
-      <w:r>
-        <w:rPr>
-          <w:rFonts w:asciiTheme="majorHAnsi" w:hAnsiTheme="majorHAnsi" w:cstheme="majorHAnsi"/>
-          <w:sz w:val="20"/>
-          <w:szCs w:val="20"/>
-        </w:rPr>
-        <w:t xml:space="preserve"> was recorded, primarily due to “not found” responses in the Booking Retrieval service. Importantly, no server</w:t>
-      </w:r>
-      <w:r>
-        <w:rPr>
-          <w:rFonts w:asciiTheme="majorHAnsi" w:hAnsiTheme="majorHAnsi" w:cstheme="majorHAnsi"/>
-          <w:sz w:val="20"/>
-          <w:szCs w:val="20"/>
-        </w:rPr>
-        <w:noBreakHyphen/>
-        <w:t>side errors were observed in the logs.</w:t>
+        <w:t>Loadtest.jmx included with portable relative paths for CSV files.</w:t>
       </w:r>
     </w:p>
     <w:p>
       <w:pPr>
-        <w:pStyle w:val="NormalWeb"/>
+        <w:pStyle w:val="ListBullet"/>
+        <w:spacing w:after="60"/>
         <w:rPr>
-          <w:rFonts w:asciiTheme="majorHAnsi" w:hAnsiTheme="majorHAnsi" w:cstheme="majorHAnsi"/>
-          <w:sz w:val="20"/>
-          <w:szCs w:val="20"/>
+          <w:rFonts w:hint="eastAsia"/>
         </w:rPr>
       </w:pPr>
       <w:r>
-        <w:rPr>
-          <w:rFonts w:asciiTheme="majorHAnsi" w:hAnsiTheme="majorHAnsi" w:cstheme="majorHAnsi"/>
-          <w:sz w:val="20"/>
-          <w:szCs w:val="20"/>
-        </w:rPr>
-        <w:br/>
+        <w:t xml:space="preserve">README included with prerequisites, local </w:t>
+      </w:r>
+      <w:r>
+        <w:t>backend setup, JMeter run commands, and load-profile explanation.</w:t>
       </w:r>
     </w:p>
     <w:p>
       <w:pPr>
+        <w:pStyle w:val="ListBullet"/>
+        <w:spacing w:after="60"/>
         <w:rPr>
-          <w:rFonts w:asciiTheme="majorHAnsi" w:hAnsiTheme="majorHAnsi" w:cstheme="majorHAnsi"/>
-          <w:sz w:val="20"/>
-          <w:szCs w:val="20"/>
+          <w:rFonts w:hint="eastAsia"/>
         </w:rPr>
       </w:pPr>
+      <w:r>
+        <w:t>CSV test data included without real credentials or personal data.</w:t>
+      </w:r>
     </w:p>
     <w:p>
       <w:pPr>
+        <w:pStyle w:val="ListBullet"/>
+        <w:spacing w:after="60"/>
         <w:rPr>
-          <w:rFonts w:asciiTheme="majorHAnsi" w:hAnsiTheme="majorHAnsi" w:cstheme="majorHAnsi"/>
-          <w:sz w:val="20"/>
-          <w:szCs w:val="20"/>
+          <w:rFonts w:hint="eastAsia"/>
         </w:rPr>
       </w:pPr>
+      <w:r>
+        <w:t>JTL files, HTML dashboards, and selected screenshots included as supporting evidence.</w:t>
+      </w:r>
     </w:p>
     <w:sectPr>
+      <w:footerReference w:type="default" r:id="rId10"/>
       <w:pgSz w:w="12240" w:h="15840"/>
-      <w:pgMar w:top="1440" w:right="1800" w:bottom="1440" w:left="1800" w:header="720" w:footer="720" w:gutter="0"/>
+      <w:pgMar w:top="979" w:right="1037" w:bottom="936" w:left="1037" w:header="720" w:footer="720" w:gutter="0"/>
       <w:cols w:space="720"/>
       <w:docGrid w:linePitch="360"/>
     </w:sectPr>
   </w:body>
 </w:document>
+</file>
+
+<file path=word/endnotes.xml><?xml version="1.0" encoding="utf-8"?>
+<w:endnotes xmlns:wpc="http://schemas.microsoft.com/office/word/2010/wordprocessingCanvas" xmlns:cx="http://schemas.microsoft.com/office/drawing/2014/chartex" xmlns:mc="http://schemas.openxmlformats.org/markup-compatibility/2006" xmlns:o="urn:schemas-microsoft-com:office:office" xmlns:r="http://schemas.openxmlformats.org/officeDocument/2006/relationships" xmlns:m="http://schemas.openxmlformats.org/officeDocument/2006/math" xmlns:v="urn:schemas-microsoft-com:vml" xmlns:wp14="http://schemas.microsoft.com/office/word/2010/wordprocessingDrawing" xmlns:wp="http://schemas.openxmlformats.org/drawingml/2006/wordprocessingDrawing" xmlns:w10="urn:schemas-microsoft-com:office:word" xmlns:w="http://schemas.openxmlformats.org/wordprocessingml/2006/main" xmlns:w14="http://schemas.microsoft.com/office/word/2010/wordml" xmlns:w15="http://schemas.microsoft.com/office/word/2012/wordml" xmlns:w16se="http://schemas.microsoft.com/office/word/2015/wordml/symex" xmlns:wpg="http://schemas.microsoft.com/office/word/2010/wordprocessingGroup" xmlns:wpi="http://schemas.microsoft.com/office/word/2010/wordprocessingInk" xmlns:wne="http://schemas.microsoft.com/office/word/2006/wordml" xmlns:wps="http://schemas.microsoft.com/office/word/2010/wordprocessingShape" mc:Ignorable="w14 w15 w16se wp14">
+  <w:endnote w:type="separator" w:id="-1">
+    <w:p>
+      <w:pPr>
+        <w:spacing w:after="0" w:line="240" w:lineRule="auto"/>
+        <w:rPr>
+          <w:rFonts w:hint="eastAsia"/>
+        </w:rPr>
+      </w:pPr>
+      <w:r>
+        <w:separator/>
+      </w:r>
+    </w:p>
+  </w:endnote>
+  <w:endnote w:type="continuationSeparator" w:id="0">
+    <w:p>
+      <w:pPr>
+        <w:spacing w:after="0" w:line="240" w:lineRule="auto"/>
+        <w:rPr>
+          <w:rFonts w:hint="eastAsia"/>
+        </w:rPr>
+      </w:pPr>
+      <w:r>
+        <w:continuationSeparator/>
+      </w:r>
+    </w:p>
+  </w:endnote>
+</w:endnotes>
+</file>
+
+<file path=word/footer1.xml><?xml version="1.0" encoding="utf-8"?>
+<w:ftr xmlns:wpc="http://schemas.microsoft.com/office/word/2010/wordprocessingCanvas" xmlns:cx="http://schemas.microsoft.com/office/drawing/2014/chartex" xmlns:mc="http://schemas.openxmlformats.org/markup-compatibility/2006" xmlns:o="urn:schemas-microsoft-com:office:office" xmlns:r="http://schemas.openxmlformats.org/officeDocument/2006/relationships" xmlns:m="http://schemas.openxmlformats.org/officeDocument/2006/math" xmlns:v="urn:schemas-microsoft-com:vml" xmlns:wp14="http://schemas.microsoft.com/office/word/2010/wordprocessingDrawing" xmlns:wp="http://schemas.openxmlformats.org/drawingml/2006/wordprocessingDrawing" xmlns:w10="urn:schemas-microsoft-com:office:word" xmlns:w="http://schemas.openxmlformats.org/wordprocessingml/2006/main" xmlns:w14="http://schemas.microsoft.com/office/word/2010/wordml" xmlns:w15="http://schemas.microsoft.com/office/word/2012/wordml" xmlns:w16se="http://schemas.microsoft.com/office/word/2015/wordml/symex" xmlns:wpg="http://schemas.microsoft.com/office/word/2010/wordprocessingGroup" xmlns:wpi="http://schemas.microsoft.com/office/word/2010/wordprocessingInk" xmlns:wne="http://schemas.microsoft.com/office/word/2006/wordml" xmlns:wps="http://schemas.microsoft.com/office/word/2010/wordprocessingShape" mc:Ignorable="w14 w15 w16se wp14">
+  <w:p>
+    <w:pPr>
+      <w:pStyle w:val="Footer"/>
+      <w:rPr>
+        <w:rFonts w:hint="eastAsia"/>
+      </w:rPr>
+    </w:pPr>
+    <w:r>
+      <w:rPr>
+        <w:color w:val="4B5563"/>
+        <w:sz w:val="17"/>
+      </w:rPr>
+      <w:t>Restful Booker API Performance Test Report</w:t>
+    </w:r>
+  </w:p>
+  <w:p>
+    <w:pPr>
+      <w:jc w:val="right"/>
+      <w:rPr>
+        <w:rFonts w:hint="eastAsia"/>
+      </w:rPr>
+    </w:pPr>
+    <w:r>
+      <w:rPr>
+        <w:sz w:val="18"/>
+      </w:rPr>
+      <w:t xml:space="preserve">Page </w:t>
+    </w:r>
+    <w:r>
+      <w:rPr>
+        <w:sz w:val="18"/>
+      </w:rPr>
+      <w:fldChar w:fldCharType="begin"/>
+    </w:r>
+    <w:r>
+      <w:rPr>
+        <w:sz w:val="18"/>
+      </w:rPr>
+      <w:instrText xml:space="preserve"> PAGE </w:instrText>
+    </w:r>
+    <w:r>
+      <w:rPr>
+        <w:sz w:val="18"/>
+      </w:rPr>
+      <w:fldChar w:fldCharType="separate"/>
+    </w:r>
+    <w:r>
+      <w:rPr>
+        <w:rFonts w:hint="eastAsia"/>
+        <w:noProof/>
+        <w:sz w:val="18"/>
+      </w:rPr>
+      <w:t>5</w:t>
+    </w:r>
+    <w:r>
+      <w:rPr>
+        <w:sz w:val="18"/>
+      </w:rPr>
+      <w:fldChar w:fldCharType="end"/>
+    </w:r>
+  </w:p>
+</w:ftr>
+</file>
+
+<file path=word/footnotes.xml><?xml version="1.0" encoding="utf-8"?>
+<w:footnotes xmlns:wpc="http://schemas.microsoft.com/office/word/2010/wordprocessingCanvas" xmlns:cx="http://schemas.microsoft.com/office/drawing/2014/chartex" xmlns:mc="http://schemas.openxmlformats.org/markup-compatibility/2006" xmlns:o="urn:schemas-microsoft-com:office:office" xmlns:r="http://schemas.openxmlformats.org/officeDocument/2006/relationships" xmlns:m="http://schemas.openxmlformats.org/officeDocument/2006/math" xmlns:v="urn:schemas-microsoft-com:vml" xmlns:wp14="http://schemas.microsoft.com/office/word/2010/wordprocessingDrawing" xmlns:wp="http://schemas.openxmlformats.org/drawingml/2006/wordprocessingDrawing" xmlns:w10="urn:schemas-microsoft-com:office:word" xmlns:w="http://schemas.openxmlformats.org/wordprocessingml/2006/main" xmlns:w14="http://schemas.microsoft.com/office/word/2010/wordml" xmlns:w15="http://schemas.microsoft.com/office/word/2012/wordml" xmlns:w16se="http://schemas.microsoft.com/office/word/2015/wordml/symex" xmlns:wpg="http://schemas.microsoft.com/office/word/2010/wordprocessingGroup" xmlns:wpi="http://schemas.microsoft.com/office/word/2010/wordprocessingInk" xmlns:wne="http://schemas.microsoft.com/office/word/2006/wordml" xmlns:wps="http://schemas.microsoft.com/office/word/2010/wordprocessingShape" mc:Ignorable="w14 w15 w16se wp14">
+  <w:footnote w:type="separator" w:id="-1">
+    <w:p>
+      <w:pPr>
+        <w:spacing w:after="0" w:line="240" w:lineRule="auto"/>
+        <w:rPr>
+          <w:rFonts w:hint="eastAsia"/>
+        </w:rPr>
+      </w:pPr>
+      <w:r>
+        <w:separator/>
+      </w:r>
+    </w:p>
+  </w:footnote>
+  <w:footnote w:type="continuationSeparator" w:id="0">
+    <w:p>
+      <w:pPr>
+        <w:spacing w:after="0" w:line="240" w:lineRule="auto"/>
+        <w:rPr>
+          <w:rFonts w:hint="eastAsia"/>
+        </w:rPr>
+      </w:pPr>
+      <w:r>
+        <w:continuationSeparator/>
+      </w:r>
+    </w:p>
+  </w:footnote>
+</w:footnotes>
 </file>
 
 <file path=word/numbering.xml><?xml version="1.0" encoding="utf-8"?>
@@ -2360,455 +4021,116 @@
     </w:lvl>
   </w:abstractNum>
   <w:abstractNum w:abstractNumId="9" w15:restartNumberingAfterBreak="0">
-    <w:nsid w:val="0E2F4AFD"/>
-    <w:multiLevelType w:val="hybridMultilevel"/>
-    <w:tmpl w:val="1312F788"/>
-    <w:lvl w:ilvl="0" w:tplc="48090001">
+    <w:nsid w:val="5C3B14D3"/>
+    <w:multiLevelType w:val="multilevel"/>
+    <w:tmpl w:val="25C2038E"/>
+    <w:lvl w:ilvl="0">
       <w:start w:val="1"/>
-      <w:numFmt w:val="bullet"/>
-      <w:lvlText w:val=""/>
+      <w:numFmt w:val="decimal"/>
+      <w:lvlText w:val="%1."/>
       <w:lvlJc w:val="left"/>
       <w:pPr>
+        <w:tabs>
+          <w:tab w:val="num" w:pos="720"/>
+        </w:tabs>
         <w:ind w:left="720" w:hanging="360"/>
       </w:pPr>
-      <w:rPr>
-        <w:rFonts w:ascii="Symbol" w:hAnsi="Symbol" w:hint="default"/>
-      </w:rPr>
     </w:lvl>
-    <w:lvl w:ilvl="1" w:tplc="48090003" w:tentative="1">
+    <w:lvl w:ilvl="1" w:tentative="1">
       <w:start w:val="1"/>
-      <w:numFmt w:val="bullet"/>
-      <w:lvlText w:val="o"/>
+      <w:numFmt w:val="decimal"/>
+      <w:lvlText w:val="%2."/>
       <w:lvlJc w:val="left"/>
       <w:pPr>
+        <w:tabs>
+          <w:tab w:val="num" w:pos="1440"/>
+        </w:tabs>
         <w:ind w:left="1440" w:hanging="360"/>
       </w:pPr>
-      <w:rPr>
-        <w:rFonts w:ascii="Courier New" w:hAnsi="Courier New" w:cs="Courier New" w:hint="default"/>
-      </w:rPr>
     </w:lvl>
-    <w:lvl w:ilvl="2" w:tplc="48090005" w:tentative="1">
+    <w:lvl w:ilvl="2" w:tentative="1">
       <w:start w:val="1"/>
-      <w:numFmt w:val="bullet"/>
-      <w:lvlText w:val=""/>
+      <w:numFmt w:val="decimal"/>
+      <w:lvlText w:val="%3."/>
       <w:lvlJc w:val="left"/>
       <w:pPr>
+        <w:tabs>
+          <w:tab w:val="num" w:pos="2160"/>
+        </w:tabs>
         <w:ind w:left="2160" w:hanging="360"/>
       </w:pPr>
-      <w:rPr>
-        <w:rFonts w:ascii="Wingdings" w:hAnsi="Wingdings" w:hint="default"/>
-      </w:rPr>
     </w:lvl>
-    <w:lvl w:ilvl="3" w:tplc="48090001" w:tentative="1">
+    <w:lvl w:ilvl="3" w:tentative="1">
       <w:start w:val="1"/>
-      <w:numFmt w:val="bullet"/>
-      <w:lvlText w:val=""/>
+      <w:numFmt w:val="decimal"/>
+      <w:lvlText w:val="%4."/>
       <w:lvlJc w:val="left"/>
       <w:pPr>
+        <w:tabs>
+          <w:tab w:val="num" w:pos="2880"/>
+        </w:tabs>
         <w:ind w:left="2880" w:hanging="360"/>
       </w:pPr>
-      <w:rPr>
-        <w:rFonts w:ascii="Symbol" w:hAnsi="Symbol" w:hint="default"/>
-      </w:rPr>
     </w:lvl>
-    <w:lvl w:ilvl="4" w:tplc="48090003" w:tentative="1">
+    <w:lvl w:ilvl="4" w:tentative="1">
       <w:start w:val="1"/>
-      <w:numFmt w:val="bullet"/>
-      <w:lvlText w:val="o"/>
+      <w:numFmt w:val="decimal"/>
+      <w:lvlText w:val="%5."/>
       <w:lvlJc w:val="left"/>
       <w:pPr>
+        <w:tabs>
+          <w:tab w:val="num" w:pos="3600"/>
+        </w:tabs>
         <w:ind w:left="3600" w:hanging="360"/>
       </w:pPr>
-      <w:rPr>
-        <w:rFonts w:ascii="Courier New" w:hAnsi="Courier New" w:cs="Courier New" w:hint="default"/>
-      </w:rPr>
     </w:lvl>
-    <w:lvl w:ilvl="5" w:tplc="48090005" w:tentative="1">
+    <w:lvl w:ilvl="5" w:tentative="1">
       <w:start w:val="1"/>
-      <w:numFmt w:val="bullet"/>
-      <w:lvlText w:val=""/>
+      <w:numFmt w:val="decimal"/>
+      <w:lvlText w:val="%6."/>
       <w:lvlJc w:val="left"/>
       <w:pPr>
+        <w:tabs>
+          <w:tab w:val="num" w:pos="4320"/>
+        </w:tabs>
         <w:ind w:left="4320" w:hanging="360"/>
       </w:pPr>
-      <w:rPr>
-        <w:rFonts w:ascii="Wingdings" w:hAnsi="Wingdings" w:hint="default"/>
-      </w:rPr>
     </w:lvl>
-    <w:lvl w:ilvl="6" w:tplc="48090001" w:tentative="1">
+    <w:lvl w:ilvl="6" w:tentative="1">
       <w:start w:val="1"/>
-      <w:numFmt w:val="bullet"/>
-      <w:lvlText w:val=""/>
+      <w:numFmt w:val="decimal"/>
+      <w:lvlText w:val="%7."/>
       <w:lvlJc w:val="left"/>
       <w:pPr>
+        <w:tabs>
+          <w:tab w:val="num" w:pos="5040"/>
+        </w:tabs>
         <w:ind w:left="5040" w:hanging="360"/>
       </w:pPr>
-      <w:rPr>
-        <w:rFonts w:ascii="Symbol" w:hAnsi="Symbol" w:hint="default"/>
-      </w:rPr>
     </w:lvl>
-    <w:lvl w:ilvl="7" w:tplc="48090003" w:tentative="1">
+    <w:lvl w:ilvl="7" w:tentative="1">
       <w:start w:val="1"/>
-      <w:numFmt w:val="bullet"/>
-      <w:lvlText w:val="o"/>
+      <w:numFmt w:val="decimal"/>
+      <w:lvlText w:val="%8."/>
       <w:lvlJc w:val="left"/>
       <w:pPr>
+        <w:tabs>
+          <w:tab w:val="num" w:pos="5760"/>
+        </w:tabs>
         <w:ind w:left="5760" w:hanging="360"/>
       </w:pPr>
-      <w:rPr>
-        <w:rFonts w:ascii="Courier New" w:hAnsi="Courier New" w:cs="Courier New" w:hint="default"/>
-      </w:rPr>
     </w:lvl>
-    <w:lvl w:ilvl="8" w:tplc="48090005" w:tentative="1">
+    <w:lvl w:ilvl="8" w:tentative="1">
       <w:start w:val="1"/>
-      <w:numFmt w:val="bullet"/>
-      <w:lvlText w:val=""/>
+      <w:numFmt w:val="decimal"/>
+      <w:lvlText w:val="%9."/>
       <w:lvlJc w:val="left"/>
       <w:pPr>
+        <w:tabs>
+          <w:tab w:val="num" w:pos="6480"/>
+        </w:tabs>
         <w:ind w:left="6480" w:hanging="360"/>
       </w:pPr>
-      <w:rPr>
-        <w:rFonts w:ascii="Wingdings" w:hAnsi="Wingdings" w:hint="default"/>
-      </w:rPr>
-    </w:lvl>
-  </w:abstractNum>
-  <w:abstractNum w:abstractNumId="10" w15:restartNumberingAfterBreak="0">
-    <w:nsid w:val="397E591E"/>
-    <w:multiLevelType w:val="hybridMultilevel"/>
-    <w:tmpl w:val="1B444E64"/>
-    <w:lvl w:ilvl="0" w:tplc="48090001">
-      <w:start w:val="1"/>
-      <w:numFmt w:val="bullet"/>
-      <w:lvlText w:val=""/>
-      <w:lvlJc w:val="left"/>
-      <w:pPr>
-        <w:ind w:left="720" w:hanging="360"/>
-      </w:pPr>
-      <w:rPr>
-        <w:rFonts w:ascii="Symbol" w:hAnsi="Symbol" w:hint="default"/>
-      </w:rPr>
-    </w:lvl>
-    <w:lvl w:ilvl="1" w:tplc="48090003" w:tentative="1">
-      <w:start w:val="1"/>
-      <w:numFmt w:val="bullet"/>
-      <w:lvlText w:val="o"/>
-      <w:lvlJc w:val="left"/>
-      <w:pPr>
-        <w:ind w:left="1440" w:hanging="360"/>
-      </w:pPr>
-      <w:rPr>
-        <w:rFonts w:ascii="Courier New" w:hAnsi="Courier New" w:cs="Courier New" w:hint="default"/>
-      </w:rPr>
-    </w:lvl>
-    <w:lvl w:ilvl="2" w:tplc="48090005" w:tentative="1">
-      <w:start w:val="1"/>
-      <w:numFmt w:val="bullet"/>
-      <w:lvlText w:val=""/>
-      <w:lvlJc w:val="left"/>
-      <w:pPr>
-        <w:ind w:left="2160" w:hanging="360"/>
-      </w:pPr>
-      <w:rPr>
-        <w:rFonts w:ascii="Wingdings" w:hAnsi="Wingdings" w:hint="default"/>
-      </w:rPr>
-    </w:lvl>
-    <w:lvl w:ilvl="3" w:tplc="48090001" w:tentative="1">
-      <w:start w:val="1"/>
-      <w:numFmt w:val="bullet"/>
-      <w:lvlText w:val=""/>
-      <w:lvlJc w:val="left"/>
-      <w:pPr>
-        <w:ind w:left="2880" w:hanging="360"/>
-      </w:pPr>
-      <w:rPr>
-        <w:rFonts w:ascii="Symbol" w:hAnsi="Symbol" w:hint="default"/>
-      </w:rPr>
-    </w:lvl>
-    <w:lvl w:ilvl="4" w:tplc="48090003" w:tentative="1">
-      <w:start w:val="1"/>
-      <w:numFmt w:val="bullet"/>
-      <w:lvlText w:val="o"/>
-      <w:lvlJc w:val="left"/>
-      <w:pPr>
-        <w:ind w:left="3600" w:hanging="360"/>
-      </w:pPr>
-      <w:rPr>
-        <w:rFonts w:ascii="Courier New" w:hAnsi="Courier New" w:cs="Courier New" w:hint="default"/>
-      </w:rPr>
-    </w:lvl>
-    <w:lvl w:ilvl="5" w:tplc="48090005" w:tentative="1">
-      <w:start w:val="1"/>
-      <w:numFmt w:val="bullet"/>
-      <w:lvlText w:val=""/>
-      <w:lvlJc w:val="left"/>
-      <w:pPr>
-        <w:ind w:left="4320" w:hanging="360"/>
-      </w:pPr>
-      <w:rPr>
-        <w:rFonts w:ascii="Wingdings" w:hAnsi="Wingdings" w:hint="default"/>
-      </w:rPr>
-    </w:lvl>
-    <w:lvl w:ilvl="6" w:tplc="48090001" w:tentative="1">
-      <w:start w:val="1"/>
-      <w:numFmt w:val="bullet"/>
-      <w:lvlText w:val=""/>
-      <w:lvlJc w:val="left"/>
-      <w:pPr>
-        <w:ind w:left="5040" w:hanging="360"/>
-      </w:pPr>
-      <w:rPr>
-        <w:rFonts w:ascii="Symbol" w:hAnsi="Symbol" w:hint="default"/>
-      </w:rPr>
-    </w:lvl>
-    <w:lvl w:ilvl="7" w:tplc="48090003" w:tentative="1">
-      <w:start w:val="1"/>
-      <w:numFmt w:val="bullet"/>
-      <w:lvlText w:val="o"/>
-      <w:lvlJc w:val="left"/>
-      <w:pPr>
-        <w:ind w:left="5760" w:hanging="360"/>
-      </w:pPr>
-      <w:rPr>
-        <w:rFonts w:ascii="Courier New" w:hAnsi="Courier New" w:cs="Courier New" w:hint="default"/>
-      </w:rPr>
-    </w:lvl>
-    <w:lvl w:ilvl="8" w:tplc="48090005" w:tentative="1">
-      <w:start w:val="1"/>
-      <w:numFmt w:val="bullet"/>
-      <w:lvlText w:val=""/>
-      <w:lvlJc w:val="left"/>
-      <w:pPr>
-        <w:ind w:left="6480" w:hanging="360"/>
-      </w:pPr>
-      <w:rPr>
-        <w:rFonts w:ascii="Wingdings" w:hAnsi="Wingdings" w:hint="default"/>
-      </w:rPr>
-    </w:lvl>
-  </w:abstractNum>
-  <w:abstractNum w:abstractNumId="11" w15:restartNumberingAfterBreak="0">
-    <w:nsid w:val="3EC9583D"/>
-    <w:multiLevelType w:val="hybridMultilevel"/>
-    <w:tmpl w:val="D97E5DBC"/>
-    <w:lvl w:ilvl="0" w:tplc="48090001">
-      <w:start w:val="1"/>
-      <w:numFmt w:val="bullet"/>
-      <w:lvlText w:val=""/>
-      <w:lvlJc w:val="left"/>
-      <w:pPr>
-        <w:ind w:left="720" w:hanging="360"/>
-      </w:pPr>
-      <w:rPr>
-        <w:rFonts w:ascii="Symbol" w:hAnsi="Symbol" w:hint="default"/>
-      </w:rPr>
-    </w:lvl>
-    <w:lvl w:ilvl="1" w:tplc="48090003" w:tentative="1">
-      <w:start w:val="1"/>
-      <w:numFmt w:val="bullet"/>
-      <w:lvlText w:val="o"/>
-      <w:lvlJc w:val="left"/>
-      <w:pPr>
-        <w:ind w:left="1440" w:hanging="360"/>
-      </w:pPr>
-      <w:rPr>
-        <w:rFonts w:ascii="Courier New" w:hAnsi="Courier New" w:cs="Courier New" w:hint="default"/>
-      </w:rPr>
-    </w:lvl>
-    <w:lvl w:ilvl="2" w:tplc="48090005" w:tentative="1">
-      <w:start w:val="1"/>
-      <w:numFmt w:val="bullet"/>
-      <w:lvlText w:val=""/>
-      <w:lvlJc w:val="left"/>
-      <w:pPr>
-        <w:ind w:left="2160" w:hanging="360"/>
-      </w:pPr>
-      <w:rPr>
-        <w:rFonts w:ascii="Wingdings" w:hAnsi="Wingdings" w:hint="default"/>
-      </w:rPr>
-    </w:lvl>
-    <w:lvl w:ilvl="3" w:tplc="48090001" w:tentative="1">
-      <w:start w:val="1"/>
-      <w:numFmt w:val="bullet"/>
-      <w:lvlText w:val=""/>
-      <w:lvlJc w:val="left"/>
-      <w:pPr>
-        <w:ind w:left="2880" w:hanging="360"/>
-      </w:pPr>
-      <w:rPr>
-        <w:rFonts w:ascii="Symbol" w:hAnsi="Symbol" w:hint="default"/>
-      </w:rPr>
-    </w:lvl>
-    <w:lvl w:ilvl="4" w:tplc="48090003" w:tentative="1">
-      <w:start w:val="1"/>
-      <w:numFmt w:val="bullet"/>
-      <w:lvlText w:val="o"/>
-      <w:lvlJc w:val="left"/>
-      <w:pPr>
-        <w:ind w:left="3600" w:hanging="360"/>
-      </w:pPr>
-      <w:rPr>
-        <w:rFonts w:ascii="Courier New" w:hAnsi="Courier New" w:cs="Courier New" w:hint="default"/>
-      </w:rPr>
-    </w:lvl>
-    <w:lvl w:ilvl="5" w:tplc="48090005" w:tentative="1">
-      <w:start w:val="1"/>
-      <w:numFmt w:val="bullet"/>
-      <w:lvlText w:val=""/>
-      <w:lvlJc w:val="left"/>
-      <w:pPr>
-        <w:ind w:left="4320" w:hanging="360"/>
-      </w:pPr>
-      <w:rPr>
-        <w:rFonts w:ascii="Wingdings" w:hAnsi="Wingdings" w:hint="default"/>
-      </w:rPr>
-    </w:lvl>
-    <w:lvl w:ilvl="6" w:tplc="48090001" w:tentative="1">
-      <w:start w:val="1"/>
-      <w:numFmt w:val="bullet"/>
-      <w:lvlText w:val=""/>
-      <w:lvlJc w:val="left"/>
-      <w:pPr>
-        <w:ind w:left="5040" w:hanging="360"/>
-      </w:pPr>
-      <w:rPr>
-        <w:rFonts w:ascii="Symbol" w:hAnsi="Symbol" w:hint="default"/>
-      </w:rPr>
-    </w:lvl>
-    <w:lvl w:ilvl="7" w:tplc="48090003" w:tentative="1">
-      <w:start w:val="1"/>
-      <w:numFmt w:val="bullet"/>
-      <w:lvlText w:val="o"/>
-      <w:lvlJc w:val="left"/>
-      <w:pPr>
-        <w:ind w:left="5760" w:hanging="360"/>
-      </w:pPr>
-      <w:rPr>
-        <w:rFonts w:ascii="Courier New" w:hAnsi="Courier New" w:cs="Courier New" w:hint="default"/>
-      </w:rPr>
-    </w:lvl>
-    <w:lvl w:ilvl="8" w:tplc="48090005" w:tentative="1">
-      <w:start w:val="1"/>
-      <w:numFmt w:val="bullet"/>
-      <w:lvlText w:val=""/>
-      <w:lvlJc w:val="left"/>
-      <w:pPr>
-        <w:ind w:left="6480" w:hanging="360"/>
-      </w:pPr>
-      <w:rPr>
-        <w:rFonts w:ascii="Wingdings" w:hAnsi="Wingdings" w:hint="default"/>
-      </w:rPr>
-    </w:lvl>
-  </w:abstractNum>
-  <w:abstractNum w:abstractNumId="12" w15:restartNumberingAfterBreak="0">
-    <w:nsid w:val="45C25900"/>
-    <w:multiLevelType w:val="hybridMultilevel"/>
-    <w:tmpl w:val="19181E2A"/>
-    <w:lvl w:ilvl="0" w:tplc="48090001">
-      <w:start w:val="1"/>
-      <w:numFmt w:val="bullet"/>
-      <w:lvlText w:val=""/>
-      <w:lvlJc w:val="left"/>
-      <w:pPr>
-        <w:ind w:left="720" w:hanging="360"/>
-      </w:pPr>
-      <w:rPr>
-        <w:rFonts w:ascii="Symbol" w:hAnsi="Symbol" w:hint="default"/>
-      </w:rPr>
-    </w:lvl>
-    <w:lvl w:ilvl="1" w:tplc="48090003" w:tentative="1">
-      <w:start w:val="1"/>
-      <w:numFmt w:val="bullet"/>
-      <w:lvlText w:val="o"/>
-      <w:lvlJc w:val="left"/>
-      <w:pPr>
-        <w:ind w:left="1440" w:hanging="360"/>
-      </w:pPr>
-      <w:rPr>
-        <w:rFonts w:ascii="Courier New" w:hAnsi="Courier New" w:cs="Courier New" w:hint="default"/>
-      </w:rPr>
-    </w:lvl>
-    <w:lvl w:ilvl="2" w:tplc="48090005" w:tentative="1">
-      <w:start w:val="1"/>
-      <w:numFmt w:val="bullet"/>
-      <w:lvlText w:val=""/>
-      <w:lvlJc w:val="left"/>
-      <w:pPr>
-        <w:ind w:left="2160" w:hanging="360"/>
-      </w:pPr>
-      <w:rPr>
-        <w:rFonts w:ascii="Wingdings" w:hAnsi="Wingdings" w:hint="default"/>
-      </w:rPr>
-    </w:lvl>
-    <w:lvl w:ilvl="3" w:tplc="48090001" w:tentative="1">
-      <w:start w:val="1"/>
-      <w:numFmt w:val="bullet"/>
-      <w:lvlText w:val=""/>
-      <w:lvlJc w:val="left"/>
-      <w:pPr>
-        <w:ind w:left="2880" w:hanging="360"/>
-      </w:pPr>
-      <w:rPr>
-        <w:rFonts w:ascii="Symbol" w:hAnsi="Symbol" w:hint="default"/>
-      </w:rPr>
-    </w:lvl>
-    <w:lvl w:ilvl="4" w:tplc="48090003" w:tentative="1">
-      <w:start w:val="1"/>
-      <w:numFmt w:val="bullet"/>
-      <w:lvlText w:val="o"/>
-      <w:lvlJc w:val="left"/>
-      <w:pPr>
-        <w:ind w:left="3600" w:hanging="360"/>
-      </w:pPr>
-      <w:rPr>
-        <w:rFonts w:ascii="Courier New" w:hAnsi="Courier New" w:cs="Courier New" w:hint="default"/>
-      </w:rPr>
-    </w:lvl>
-    <w:lvl w:ilvl="5" w:tplc="48090005" w:tentative="1">
-      <w:start w:val="1"/>
-      <w:numFmt w:val="bullet"/>
-      <w:lvlText w:val=""/>
-      <w:lvlJc w:val="left"/>
-      <w:pPr>
-        <w:ind w:left="4320" w:hanging="360"/>
-      </w:pPr>
-      <w:rPr>
-        <w:rFonts w:ascii="Wingdings" w:hAnsi="Wingdings" w:hint="default"/>
-      </w:rPr>
-    </w:lvl>
-    <w:lvl w:ilvl="6" w:tplc="48090001" w:tentative="1">
-      <w:start w:val="1"/>
-      <w:numFmt w:val="bullet"/>
-      <w:lvlText w:val=""/>
-      <w:lvlJc w:val="left"/>
-      <w:pPr>
-        <w:ind w:left="5040" w:hanging="360"/>
-      </w:pPr>
-      <w:rPr>
-        <w:rFonts w:ascii="Symbol" w:hAnsi="Symbol" w:hint="default"/>
-      </w:rPr>
-    </w:lvl>
-    <w:lvl w:ilvl="7" w:tplc="48090003" w:tentative="1">
-      <w:start w:val="1"/>
-      <w:numFmt w:val="bullet"/>
-      <w:lvlText w:val="o"/>
-      <w:lvlJc w:val="left"/>
-      <w:pPr>
-        <w:ind w:left="5760" w:hanging="360"/>
-      </w:pPr>
-      <w:rPr>
-        <w:rFonts w:ascii="Courier New" w:hAnsi="Courier New" w:cs="Courier New" w:hint="default"/>
-      </w:rPr>
-    </w:lvl>
-    <w:lvl w:ilvl="8" w:tplc="48090005" w:tentative="1">
-      <w:start w:val="1"/>
-      <w:numFmt w:val="bullet"/>
-      <w:lvlText w:val=""/>
-      <w:lvlJc w:val="left"/>
-      <w:pPr>
-        <w:ind w:left="6480" w:hanging="360"/>
-      </w:pPr>
-      <w:rPr>
-        <w:rFonts w:ascii="Wingdings" w:hAnsi="Wingdings" w:hint="default"/>
-      </w:rPr>
     </w:lvl>
   </w:abstractNum>
   <w:num w:numId="1">
@@ -2840,15 +4162,6 @@
   </w:num>
   <w:num w:numId="10">
     <w:abstractNumId w:val="9"/>
-  </w:num>
-  <w:num w:numId="11">
-    <w:abstractNumId w:val="12"/>
-  </w:num>
-  <w:num w:numId="12">
-    <w:abstractNumId w:val="11"/>
-  </w:num>
-  <w:num w:numId="13">
-    <w:abstractNumId w:val="10"/>
   </w:num>
 </w:numbering>
 </file>
@@ -3238,6 +4551,14 @@
     <w:name w:val="Normal"/>
     <w:qFormat/>
     <w:rsid w:val="00FC693F"/>
+    <w:pPr>
+      <w:spacing w:after="120" w:line="269" w:lineRule="auto"/>
+    </w:pPr>
+    <w:rPr>
+      <w:rFonts w:ascii="Aptos" w:hAnsi="Aptos"/>
+      <w:color w:val="1F2937"/>
+      <w:sz w:val="21"/>
+    </w:rPr>
   </w:style>
   <w:style w:type="paragraph" w:styleId="Heading1">
     <w:name w:val="heading 1"/>
@@ -3250,15 +4571,15 @@
     <w:pPr>
       <w:keepNext/>
       <w:keepLines/>
-      <w:spacing w:before="480" w:after="0"/>
+      <w:spacing w:before="280"/>
       <w:outlineLvl w:val="0"/>
     </w:pPr>
     <w:rPr>
       <w:rFonts w:asciiTheme="majorHAnsi" w:eastAsiaTheme="majorEastAsia" w:hAnsiTheme="majorHAnsi" w:cstheme="majorBidi"/>
       <w:b/>
       <w:bCs/>
-      <w:color w:val="365F91" w:themeColor="accent1" w:themeShade="BF"/>
-      <w:sz w:val="28"/>
+      <w:color w:val="000000"/>
+      <w:sz w:val="32"/>
       <w:szCs w:val="28"/>
     </w:rPr>
   </w:style>
@@ -3274,15 +4595,15 @@
     <w:pPr>
       <w:keepNext/>
       <w:keepLines/>
-      <w:spacing w:before="200" w:after="0"/>
+      <w:spacing w:before="200" w:after="80"/>
       <w:outlineLvl w:val="1"/>
     </w:pPr>
     <w:rPr>
       <w:rFonts w:asciiTheme="majorHAnsi" w:eastAsiaTheme="majorEastAsia" w:hAnsiTheme="majorHAnsi" w:cstheme="majorBidi"/>
       <w:b/>
       <w:bCs/>
-      <w:color w:val="4F81BD" w:themeColor="accent1"/>
-      <w:sz w:val="26"/>
+      <w:color w:val="000000"/>
+      <w:sz w:val="25"/>
       <w:szCs w:val="26"/>
     </w:rPr>
   </w:style>
@@ -3298,14 +4619,15 @@
     <w:pPr>
       <w:keepNext/>
       <w:keepLines/>
-      <w:spacing w:before="200" w:after="0"/>
+      <w:spacing w:before="140" w:after="60"/>
       <w:outlineLvl w:val="2"/>
     </w:pPr>
     <w:rPr>
       <w:rFonts w:asciiTheme="majorHAnsi" w:eastAsiaTheme="majorEastAsia" w:hAnsiTheme="majorHAnsi" w:cstheme="majorBidi"/>
       <w:b/>
       <w:bCs/>
-      <w:color w:val="4F81BD" w:themeColor="accent1"/>
+      <w:color w:val="000000"/>
+      <w:sz w:val="22"/>
     </w:rPr>
   </w:style>
   <w:style w:type="paragraph" w:styleId="Heading4">
@@ -3580,18 +4902,16 @@
     <w:qFormat/>
     <w:rsid w:val="00FC693F"/>
     <w:pPr>
-      <w:pBdr>
-        <w:bottom w:val="single" w:sz="8" w:space="4" w:color="4F81BD" w:themeColor="accent1"/>
-      </w:pBdr>
-      <w:spacing w:after="300" w:line="240" w:lineRule="auto"/>
+      <w:spacing w:after="160" w:line="240" w:lineRule="auto"/>
       <w:contextualSpacing/>
     </w:pPr>
     <w:rPr>
       <w:rFonts w:asciiTheme="majorHAnsi" w:eastAsiaTheme="majorEastAsia" w:hAnsiTheme="majorHAnsi" w:cstheme="majorBidi"/>
-      <w:color w:val="17365D" w:themeColor="text2" w:themeShade="BF"/>
+      <w:b/>
+      <w:color w:val="000000"/>
       <w:spacing w:val="5"/>
       <w:kern w:val="28"/>
-      <w:sz w:val="52"/>
+      <w:sz w:val="50"/>
       <w:szCs w:val="52"/>
     </w:rPr>
   </w:style>
@@ -3667,9 +4987,6 @@
     <w:uiPriority w:val="99"/>
     <w:unhideWhenUsed/>
     <w:rsid w:val="00AA1D8D"/>
-    <w:pPr>
-      <w:spacing w:after="120"/>
-    </w:pPr>
   </w:style>
   <w:style w:type="character" w:customStyle="1" w:styleId="BodyTextChar">
     <w:name w:val="Body Text Char"/>
@@ -3686,7 +5003,7 @@
     <w:unhideWhenUsed/>
     <w:rsid w:val="00AA1D8D"/>
     <w:pPr>
-      <w:spacing w:after="120" w:line="480" w:lineRule="auto"/>
+      <w:spacing w:line="480" w:lineRule="auto"/>
     </w:pPr>
   </w:style>
   <w:style w:type="character" w:customStyle="1" w:styleId="BodyText2Char">
@@ -3703,9 +5020,6 @@
     <w:uiPriority w:val="99"/>
     <w:unhideWhenUsed/>
     <w:rsid w:val="00AA1D8D"/>
-    <w:pPr>
-      <w:spacing w:after="120"/>
-    </w:pPr>
     <w:rPr>
       <w:sz w:val="16"/>
       <w:szCs w:val="16"/>
@@ -3840,7 +5154,6 @@
     <w:unhideWhenUsed/>
     <w:rsid w:val="0029639D"/>
     <w:pPr>
-      <w:spacing w:after="120"/>
       <w:ind w:left="360"/>
       <w:contextualSpacing/>
     </w:pPr>
@@ -3852,7 +5165,6 @@
     <w:unhideWhenUsed/>
     <w:rsid w:val="0029639D"/>
     <w:pPr>
-      <w:spacing w:after="120"/>
       <w:ind w:left="720"/>
       <w:contextualSpacing/>
     </w:pPr>
@@ -3864,7 +5176,6 @@
     <w:unhideWhenUsed/>
     <w:rsid w:val="0029639D"/>
     <w:pPr>
-      <w:spacing w:after="120"/>
       <w:ind w:left="1080"/>
       <w:contextualSpacing/>
     </w:pPr>
@@ -14228,17 +15539,43 @@
       </w:tcPr>
     </w:tblStylePr>
   </w:style>
+  <w:style w:type="character" w:styleId="HTMLCode">
+    <w:name w:val="HTML Code"/>
+    <w:basedOn w:val="DefaultParagraphFont"/>
+    <w:uiPriority w:val="99"/>
+    <w:semiHidden/>
+    <w:unhideWhenUsed/>
+    <w:rsid w:val="00117704"/>
+    <w:rPr>
+      <w:rFonts w:ascii="Courier New" w:eastAsia="Times New Roman" w:hAnsi="Courier New" w:cs="Courier New"/>
+      <w:sz w:val="20"/>
+      <w:szCs w:val="20"/>
+    </w:rPr>
+  </w:style>
+  <w:style w:type="character" w:styleId="Hyperlink">
+    <w:name w:val="Hyperlink"/>
+    <w:basedOn w:val="DefaultParagraphFont"/>
+    <w:uiPriority w:val="99"/>
+    <w:unhideWhenUsed/>
+    <w:rsid w:val="00117704"/>
+    <w:rPr>
+      <w:color w:val="0000FF" w:themeColor="hyperlink"/>
+      <w:u w:val="single"/>
+    </w:rPr>
+  </w:style>
   <w:style w:type="paragraph" w:styleId="NormalWeb">
     <w:name w:val="Normal (Web)"/>
     <w:basedOn w:val="Normal"/>
     <w:uiPriority w:val="99"/>
+    <w:semiHidden/>
     <w:unhideWhenUsed/>
-    <w:rsid w:val="002378A6"/>
+    <w:rsid w:val="003C4E35"/>
     <w:pPr>
       <w:spacing w:before="100" w:beforeAutospacing="1" w:after="100" w:afterAutospacing="1" w:line="240" w:lineRule="auto"/>
     </w:pPr>
     <w:rPr>
       <w:rFonts w:ascii="Times New Roman" w:eastAsia="Times New Roman" w:hAnsi="Times New Roman" w:cs="Times New Roman"/>
+      <w:color w:val="auto"/>
       <w:sz w:val="24"/>
       <w:szCs w:val="24"/>
       <w:lang w:val="en-SG" w:eastAsia="en-SG"/>
@@ -14572,7 +15909,7 @@
 </file>
 
 <file path=customXml/itemProps1.xml><?xml version="1.0" encoding="utf-8"?>
-<ds:datastoreItem xmlns:ds="http://schemas.openxmlformats.org/officeDocument/2006/customXml" ds:itemID="{AE223802-5887-46F2-A16E-BB8F636A3B13}">
+<ds:datastoreItem xmlns:ds="http://schemas.openxmlformats.org/officeDocument/2006/customXml" ds:itemID="{B6B0F85A-E815-476F-B703-B68869B05CE9}">
   <ds:schemaRefs>
     <ds:schemaRef ds:uri="http://schemas.openxmlformats.org/officeDocument/2006/bibliography"/>
   </ds:schemaRefs>
